--- a/hin/docx/019.content.docx
+++ b/hin/docx/019.content.docx
@@ -19,7 +19,7 @@
         <w:rPr>
           <w:lang w:val="hi_IN" w:bidi="hi_IN"/>
         </w:rPr>
-        <w:t>Resource: Tyndale Open Study Notes</w:t>
+        <w:t>Resource: Aquifer Open Study Notes (Profiles)</w:t>
       </w:r>
       <w:r>
         <w:rPr>
@@ -112,7 +112,7 @@
         <w:rPr>
           <w:lang w:val="hi_IN" w:bidi="hi_IN"/>
         </w:rPr>
-        <w:t>Tyndale Open Study Notes</w:t>
+        <w:t>Aquifer Open Study Notes (Profiles)</w:t>
       </w:r>
     </w:p>
     <w:p>

--- a/hin/docx/019.content.docx
+++ b/hin/docx/019.content.docx
@@ -529,144 +529,96 @@
         </w:rPr>
         <w:t>उन्हें सभी प्रेरितों की सूचियों में मत्ती कहा जाता है (</w:t>
       </w:r>
-      <w:hyperlink r:id="rId13">
-        <w:r>
-          <w:rPr>
-            <w:lang w:val="hi_IN" w:bidi="hi_IN"/>
-          </w:rPr>
-          <w:rPr>
-            <w:color w:val="0000EE"/>
-            <w:u w:val="single"/>
-          </w:rPr>
-          <w:t>मत्ती 10:3</w:t>
-        </w:r>
-      </w:hyperlink>
-      <w:r>
-        <w:rPr>
-          <w:lang w:val="hi_IN" w:bidi="hi_IN"/>
-        </w:rPr>
-        <w:t xml:space="preserve">; </w:t>
-      </w:r>
-      <w:hyperlink r:id="rId14">
-        <w:r>
-          <w:rPr>
-            <w:lang w:val="hi_IN" w:bidi="hi_IN"/>
-          </w:rPr>
-          <w:rPr>
-            <w:color w:val="0000EE"/>
-            <w:u w:val="single"/>
-          </w:rPr>
-          <w:t>मर 3:18</w:t>
-        </w:r>
-      </w:hyperlink>
-      <w:r>
-        <w:rPr>
-          <w:lang w:val="hi_IN" w:bidi="hi_IN"/>
-        </w:rPr>
-        <w:t xml:space="preserve">; </w:t>
-      </w:r>
-      <w:hyperlink r:id="rId15">
-        <w:r>
-          <w:rPr>
-            <w:lang w:val="hi_IN" w:bidi="hi_IN"/>
-          </w:rPr>
-          <w:rPr>
-            <w:color w:val="0000EE"/>
-            <w:u w:val="single"/>
-          </w:rPr>
-          <w:t>लूका 6:15</w:t>
-        </w:r>
-      </w:hyperlink>
-      <w:r>
-        <w:rPr>
-          <w:lang w:val="hi_IN" w:bidi="hi_IN"/>
-        </w:rPr>
-        <w:t xml:space="preserve">; </w:t>
-      </w:r>
-      <w:hyperlink r:id="rId16">
-        <w:r>
-          <w:rPr>
-            <w:lang w:val="hi_IN" w:bidi="hi_IN"/>
-          </w:rPr>
-          <w:rPr>
-            <w:color w:val="0000EE"/>
-            <w:u w:val="single"/>
-          </w:rPr>
-          <w:t>प्रेरि 1:13</w:t>
-        </w:r>
-      </w:hyperlink>
+      <w:r>
+        <w:rPr>
+          <w:lang w:val="hi_IN" w:bidi="hi_IN"/>
+        </w:rPr>
+        <w:t>मत्ती 10:3</w:t>
+      </w:r>
+      <w:r>
+        <w:rPr>
+          <w:lang w:val="hi_IN" w:bidi="hi_IN"/>
+        </w:rPr>
+        <w:t xml:space="preserve">; </w:t>
+      </w:r>
+      <w:r>
+        <w:rPr>
+          <w:lang w:val="hi_IN" w:bidi="hi_IN"/>
+        </w:rPr>
+        <w:t>मर 3:18</w:t>
+      </w:r>
+      <w:r>
+        <w:rPr>
+          <w:lang w:val="hi_IN" w:bidi="hi_IN"/>
+        </w:rPr>
+        <w:t xml:space="preserve">; </w:t>
+      </w:r>
+      <w:r>
+        <w:rPr>
+          <w:lang w:val="hi_IN" w:bidi="hi_IN"/>
+        </w:rPr>
+        <w:t>लूका 6:15</w:t>
+      </w:r>
+      <w:r>
+        <w:rPr>
+          <w:lang w:val="hi_IN" w:bidi="hi_IN"/>
+        </w:rPr>
+        <w:t xml:space="preserve">; </w:t>
+      </w:r>
+      <w:r>
+        <w:rPr>
+          <w:lang w:val="hi_IN" w:bidi="hi_IN"/>
+        </w:rPr>
+        <w:t>प्रेरि 1:13</w:t>
+      </w:r>
       <w:r>
         <w:rPr>
           <w:lang w:val="hi_IN" w:bidi="hi_IN"/>
         </w:rPr>
         <w:t>)। लेकिन, उनकी बुलाहट के दो विवरणों में उन्हें लेवी कहा जाता है, जो उनका दूसरा नाम है (</w:t>
       </w:r>
-      <w:hyperlink r:id="rId17">
-        <w:r>
-          <w:rPr>
-            <w:lang w:val="hi_IN" w:bidi="hi_IN"/>
-          </w:rPr>
-          <w:rPr>
-            <w:color w:val="0000EE"/>
-            <w:u w:val="single"/>
-          </w:rPr>
-          <w:t>मर 2:14–15</w:t>
-        </w:r>
-      </w:hyperlink>
-      <w:r>
-        <w:rPr>
-          <w:lang w:val="hi_IN" w:bidi="hi_IN"/>
-        </w:rPr>
-        <w:t xml:space="preserve">; </w:t>
-      </w:r>
-      <w:hyperlink r:id="rId18">
-        <w:r>
-          <w:rPr>
-            <w:lang w:val="hi_IN" w:bidi="hi_IN"/>
-          </w:rPr>
-          <w:rPr>
-            <w:color w:val="0000EE"/>
-            <w:u w:val="single"/>
-          </w:rPr>
-          <w:t>लूका 5:27–29</w:t>
-        </w:r>
-      </w:hyperlink>
+      <w:r>
+        <w:rPr>
+          <w:lang w:val="hi_IN" w:bidi="hi_IN"/>
+        </w:rPr>
+        <w:t>मर 2:14–15</w:t>
+      </w:r>
+      <w:r>
+        <w:rPr>
+          <w:lang w:val="hi_IN" w:bidi="hi_IN"/>
+        </w:rPr>
+        <w:t xml:space="preserve">; </w:t>
+      </w:r>
+      <w:r>
+        <w:rPr>
+          <w:lang w:val="hi_IN" w:bidi="hi_IN"/>
+        </w:rPr>
+        <w:t>लूका 5:27–29</w:t>
+      </w:r>
       <w:r>
         <w:rPr>
           <w:lang w:val="hi_IN" w:bidi="hi_IN"/>
         </w:rPr>
         <w:t xml:space="preserve">; तुलना करें </w:t>
       </w:r>
-      <w:hyperlink r:id="rId19">
-        <w:r>
-          <w:rPr>
-            <w:lang w:val="hi_IN" w:bidi="hi_IN"/>
-          </w:rPr>
-          <w:rPr>
-            <w:color w:val="0000EE"/>
-            <w:u w:val="single"/>
-          </w:rPr>
-          <w:t>मत्ती 9:9–10</w:t>
-        </w:r>
-      </w:hyperlink>
+      <w:r>
+        <w:rPr>
+          <w:lang w:val="hi_IN" w:bidi="hi_IN"/>
+        </w:rPr>
+        <w:t>मत्ती 9:9–10</w:t>
+      </w:r>
       <w:r>
         <w:rPr>
           <w:lang w:val="hi_IN" w:bidi="hi_IN"/>
         </w:rPr>
         <w:t>)। उनके पिता हलफईस थे (</w:t>
       </w:r>
-      <w:hyperlink r:id="rId20">
-        <w:r>
-          <w:rPr>
-            <w:lang w:val="hi_IN" w:bidi="hi_IN"/>
-          </w:rPr>
-          <w:rPr>
-            <w:color w:val="0000EE"/>
-            <w:u w:val="single"/>
-          </w:rPr>
-          <w:t>मर 2:14</w:t>
-        </w:r>
-      </w:hyperlink>
+      <w:r>
+        <w:rPr>
+          <w:lang w:val="hi_IN" w:bidi="hi_IN"/>
+        </w:rPr>
+        <w:t>मर 2:14</w:t>
+      </w:r>
       <w:r>
         <w:rPr>
           <w:lang w:val="hi_IN" w:bidi="hi_IN"/>
@@ -687,72 +639,48 @@
         </w:rPr>
         <w:t>जो यहूदी रोमियों के लिए चुंगी एकत्र करते थे, उन्हें अक्सर अन्य यहूदियों द्वारा पापी माना जाता था। वे शासन करने वाली ताकतों के लिए काम करके धन कमाते थे और कानूनी तौर पर जबरन वसूली करते थे। यह महत्वपूर्ण है कि यीशु ने एक चुंगी लेनेवाले को अपने अनुयायियों में से एक बनने के लिए चुना। जब फरीसियों ने यीशु की आलोचना की कि उन्होंने मत्ती के रात्रिभोज के निमंत्रण को स्वीकार किया और चुंगी लेनेवाले और अन्य पापियों के साथ भोजन किया, तो यीशु ने करुणा के बारे में सिखाने के लिए उस क्षण का उपयोग किया। उन्होंने जोर देकर कहा कि वह पापियों के लिए आए थे, न कि उनके लिए जो खुद को धार्मिक मानते थे (</w:t>
       </w:r>
-      <w:hyperlink r:id="rId21">
-        <w:r>
-          <w:rPr>
-            <w:lang w:val="hi_IN" w:bidi="hi_IN"/>
-          </w:rPr>
-          <w:rPr>
-            <w:color w:val="0000EE"/>
-            <w:u w:val="single"/>
-          </w:rPr>
-          <w:t>मत्ती 9:9–13</w:t>
-        </w:r>
-      </w:hyperlink>
-      <w:r>
-        <w:rPr>
-          <w:lang w:val="hi_IN" w:bidi="hi_IN"/>
-        </w:rPr>
-        <w:t xml:space="preserve">; </w:t>
-      </w:r>
-      <w:hyperlink r:id="rId22">
-        <w:r>
-          <w:rPr>
-            <w:lang w:val="hi_IN" w:bidi="hi_IN"/>
-          </w:rPr>
-          <w:rPr>
-            <w:color w:val="0000EE"/>
-            <w:u w:val="single"/>
-          </w:rPr>
-          <w:t>मर 2:14–17</w:t>
-        </w:r>
-      </w:hyperlink>
-      <w:r>
-        <w:rPr>
-          <w:lang w:val="hi_IN" w:bidi="hi_IN"/>
-        </w:rPr>
-        <w:t xml:space="preserve">; </w:t>
-      </w:r>
-      <w:hyperlink r:id="rId23">
-        <w:r>
-          <w:rPr>
-            <w:lang w:val="hi_IN" w:bidi="hi_IN"/>
-          </w:rPr>
-          <w:rPr>
-            <w:color w:val="0000EE"/>
-            <w:u w:val="single"/>
-          </w:rPr>
-          <w:t>लूका 5:27–32</w:t>
-        </w:r>
-      </w:hyperlink>
+      <w:r>
+        <w:rPr>
+          <w:lang w:val="hi_IN" w:bidi="hi_IN"/>
+        </w:rPr>
+        <w:t>मत्ती 9:9–13</w:t>
+      </w:r>
+      <w:r>
+        <w:rPr>
+          <w:lang w:val="hi_IN" w:bidi="hi_IN"/>
+        </w:rPr>
+        <w:t xml:space="preserve">; </w:t>
+      </w:r>
+      <w:r>
+        <w:rPr>
+          <w:lang w:val="hi_IN" w:bidi="hi_IN"/>
+        </w:rPr>
+        <w:t>मर 2:14–17</w:t>
+      </w:r>
+      <w:r>
+        <w:rPr>
+          <w:lang w:val="hi_IN" w:bidi="hi_IN"/>
+        </w:rPr>
+        <w:t xml:space="preserve">; </w:t>
+      </w:r>
+      <w:r>
+        <w:rPr>
+          <w:lang w:val="hi_IN" w:bidi="hi_IN"/>
+        </w:rPr>
+        <w:t>लूका 5:27–32</w:t>
+      </w:r>
       <w:r>
         <w:rPr>
           <w:lang w:val="hi_IN" w:bidi="hi_IN"/>
         </w:rPr>
         <w:t>)। मत्ती ने तुरंत यीशु की बुलाहट का पालन कर, सब कुछ छोड़ उनके पीछे हो लिए (</w:t>
       </w:r>
-      <w:hyperlink r:id="rId24">
-        <w:r>
-          <w:rPr>
-            <w:lang w:val="hi_IN" w:bidi="hi_IN"/>
-          </w:rPr>
-          <w:rPr>
-            <w:color w:val="0000EE"/>
-            <w:u w:val="single"/>
-          </w:rPr>
-          <w:t>लूका 5:28</w:t>
-        </w:r>
-      </w:hyperlink>
+      <w:r>
+        <w:rPr>
+          <w:lang w:val="hi_IN" w:bidi="hi_IN"/>
+        </w:rPr>
+        <w:t>लूका 5:28</w:t>
+      </w:r>
       <w:r>
         <w:rPr>
           <w:lang w:val="hi_IN" w:bidi="hi_IN"/>
@@ -796,126 +724,84 @@
           <w:lang w:val="hi_IN" w:bidi="hi_IN"/>
         </w:rPr>
       </w:r>
-      <w:hyperlink r:id="rId19">
-        <w:r>
-          <w:rPr>
-            <w:lang w:val="hi_IN" w:bidi="hi_IN"/>
-          </w:rPr>
-          <w:rPr>
-            <w:color w:val="0000EE"/>
-            <w:u w:val="single"/>
-          </w:rPr>
-          <w:t>मत्ती 9:9–10</w:t>
-        </w:r>
-      </w:hyperlink>
-      <w:r>
-        <w:rPr>
-          <w:lang w:val="hi_IN" w:bidi="hi_IN"/>
-        </w:rPr>
-        <w:t xml:space="preserve">; </w:t>
-      </w:r>
-      <w:hyperlink r:id="rId13">
-        <w:r>
-          <w:rPr>
-            <w:lang w:val="hi_IN" w:bidi="hi_IN"/>
-          </w:rPr>
-          <w:rPr>
-            <w:color w:val="0000EE"/>
-            <w:u w:val="single"/>
-          </w:rPr>
-          <w:t>10:3</w:t>
-        </w:r>
-      </w:hyperlink>
-      <w:r>
-        <w:rPr>
-          <w:lang w:val="hi_IN" w:bidi="hi_IN"/>
-        </w:rPr>
-        <w:t xml:space="preserve">; </w:t>
-      </w:r>
-      <w:hyperlink r:id="rId17">
-        <w:r>
-          <w:rPr>
-            <w:lang w:val="hi_IN" w:bidi="hi_IN"/>
-          </w:rPr>
-          <w:rPr>
-            <w:color w:val="0000EE"/>
-            <w:u w:val="single"/>
-          </w:rPr>
-          <w:t>मरकुस 2:14–15</w:t>
-        </w:r>
-      </w:hyperlink>
-      <w:r>
-        <w:rPr>
-          <w:lang w:val="hi_IN" w:bidi="hi_IN"/>
-        </w:rPr>
-        <w:t xml:space="preserve">; </w:t>
-      </w:r>
-      <w:hyperlink r:id="rId14">
-        <w:r>
-          <w:rPr>
-            <w:lang w:val="hi_IN" w:bidi="hi_IN"/>
-          </w:rPr>
-          <w:rPr>
-            <w:color w:val="0000EE"/>
-            <w:u w:val="single"/>
-          </w:rPr>
-          <w:t>3:18</w:t>
-        </w:r>
-      </w:hyperlink>
-      <w:r>
-        <w:rPr>
-          <w:lang w:val="hi_IN" w:bidi="hi_IN"/>
-        </w:rPr>
-        <w:t xml:space="preserve">; </w:t>
-      </w:r>
-      <w:hyperlink r:id="rId18">
-        <w:r>
-          <w:rPr>
-            <w:lang w:val="hi_IN" w:bidi="hi_IN"/>
-          </w:rPr>
-          <w:rPr>
-            <w:color w:val="0000EE"/>
-            <w:u w:val="single"/>
-          </w:rPr>
-          <w:t>लूका 5:27–29</w:t>
-        </w:r>
-      </w:hyperlink>
-      <w:r>
-        <w:rPr>
-          <w:lang w:val="hi_IN" w:bidi="hi_IN"/>
-        </w:rPr>
-        <w:t xml:space="preserve">; </w:t>
-      </w:r>
-      <w:hyperlink r:id="rId15">
-        <w:r>
-          <w:rPr>
-            <w:lang w:val="hi_IN" w:bidi="hi_IN"/>
-          </w:rPr>
-          <w:rPr>
-            <w:color w:val="0000EE"/>
-            <w:u w:val="single"/>
-          </w:rPr>
-          <w:t>6:15</w:t>
-        </w:r>
-      </w:hyperlink>
-      <w:r>
-        <w:rPr>
-          <w:lang w:val="hi_IN" w:bidi="hi_IN"/>
-        </w:rPr>
-        <w:t xml:space="preserve">; </w:t>
-      </w:r>
-      <w:hyperlink r:id="rId16">
-        <w:r>
-          <w:rPr>
-            <w:lang w:val="hi_IN" w:bidi="hi_IN"/>
-          </w:rPr>
-          <w:rPr>
-            <w:color w:val="0000EE"/>
-            <w:u w:val="single"/>
-          </w:rPr>
-          <w:t>प्रेरितों के काम 1:13</w:t>
-        </w:r>
-      </w:hyperlink>
+      <w:r>
+        <w:rPr>
+          <w:lang w:val="hi_IN" w:bidi="hi_IN"/>
+        </w:rPr>
+        <w:t>मत्ती 9:9–10</w:t>
+      </w:r>
+      <w:r>
+        <w:rPr>
+          <w:lang w:val="hi_IN" w:bidi="hi_IN"/>
+        </w:rPr>
+        <w:t xml:space="preserve">; </w:t>
+      </w:r>
+      <w:r>
+        <w:rPr>
+          <w:lang w:val="hi_IN" w:bidi="hi_IN"/>
+        </w:rPr>
+        <w:t>10:3</w:t>
+      </w:r>
+      <w:r>
+        <w:rPr>
+          <w:lang w:val="hi_IN" w:bidi="hi_IN"/>
+        </w:rPr>
+        <w:t xml:space="preserve">; </w:t>
+      </w:r>
+      <w:r>
+        <w:rPr>
+          <w:lang w:val="hi_IN" w:bidi="hi_IN"/>
+        </w:rPr>
+        <w:t>मरकुस 2:14–15</w:t>
+      </w:r>
+      <w:r>
+        <w:rPr>
+          <w:lang w:val="hi_IN" w:bidi="hi_IN"/>
+        </w:rPr>
+        <w:t xml:space="preserve">; </w:t>
+      </w:r>
+      <w:r>
+        <w:rPr>
+          <w:lang w:val="hi_IN" w:bidi="hi_IN"/>
+        </w:rPr>
+        <w:t>3:18</w:t>
+      </w:r>
+      <w:r>
+        <w:rPr>
+          <w:lang w:val="hi_IN" w:bidi="hi_IN"/>
+        </w:rPr>
+        <w:t xml:space="preserve">; </w:t>
+      </w:r>
+      <w:r>
+        <w:rPr>
+          <w:lang w:val="hi_IN" w:bidi="hi_IN"/>
+        </w:rPr>
+        <w:t>लूका 5:27–29</w:t>
+      </w:r>
+      <w:r>
+        <w:rPr>
+          <w:lang w:val="hi_IN" w:bidi="hi_IN"/>
+        </w:rPr>
+        <w:t xml:space="preserve">; </w:t>
+      </w:r>
+      <w:r>
+        <w:rPr>
+          <w:lang w:val="hi_IN" w:bidi="hi_IN"/>
+        </w:rPr>
+        <w:t>6:15</w:t>
+      </w:r>
+      <w:r>
+        <w:rPr>
+          <w:lang w:val="hi_IN" w:bidi="hi_IN"/>
+        </w:rPr>
+        <w:t xml:space="preserve">; </w:t>
+      </w:r>
+      <w:r>
+        <w:rPr>
+          <w:lang w:val="hi_IN" w:bidi="hi_IN"/>
+        </w:rPr>
+        <w:t>प्रेरितों के काम 1:13</w:t>
+      </w:r>
       <w:r>
         <w:rPr>
           <w:lang w:val="hi_IN" w:bidi="hi_IN"/>
@@ -970,54 +856,36 @@
         </w:rPr>
         <w:t>मनश्शे यहूदा के तेरहवें राजा थे, जिन्होंने 697 से 642 ईसा पूर्व तक शासन किया। वह कई वर्षों तक राजा रहे और दुष्ट कार्यों के लिए जाने गए (</w:t>
       </w:r>
-      <w:hyperlink r:id="rId25">
-        <w:r>
-          <w:rPr>
-            <w:lang w:val="hi_IN" w:bidi="hi_IN"/>
-          </w:rPr>
-          <w:rPr>
-            <w:color w:val="0000EE"/>
-            <w:u w:val="single"/>
-          </w:rPr>
-          <w:t>2 रा 21:1–18</w:t>
-        </w:r>
-      </w:hyperlink>
-      <w:r>
-        <w:rPr>
-          <w:lang w:val="hi_IN" w:bidi="hi_IN"/>
-        </w:rPr>
-        <w:t xml:space="preserve">; </w:t>
-      </w:r>
-      <w:hyperlink r:id="rId26">
-        <w:r>
-          <w:rPr>
-            <w:lang w:val="hi_IN" w:bidi="hi_IN"/>
-          </w:rPr>
-          <w:rPr>
-            <w:color w:val="0000EE"/>
-            <w:u w:val="single"/>
-          </w:rPr>
-          <w:t>2 इति 33:1–9</w:t>
-        </w:r>
-      </w:hyperlink>
+      <w:r>
+        <w:rPr>
+          <w:lang w:val="hi_IN" w:bidi="hi_IN"/>
+        </w:rPr>
+        <w:t>2 रा 21:1–18</w:t>
+      </w:r>
+      <w:r>
+        <w:rPr>
+          <w:lang w:val="hi_IN" w:bidi="hi_IN"/>
+        </w:rPr>
+        <w:t xml:space="preserve">; </w:t>
+      </w:r>
+      <w:r>
+        <w:rPr>
+          <w:lang w:val="hi_IN" w:bidi="hi_IN"/>
+        </w:rPr>
+        <w:t>2 इति 33:1–9</w:t>
+      </w:r>
       <w:r>
         <w:rPr>
           <w:lang w:val="hi_IN" w:bidi="hi_IN"/>
         </w:rPr>
         <w:t>)। यह आश्चर्यजनक था क्योंकि उनके पिता, राजा हिजकिय्याह एक अच्छे और विश्वासयोग्य राजा थे (</w:t>
       </w:r>
-      <w:hyperlink r:id="rId27">
-        <w:r>
-          <w:rPr>
-            <w:lang w:val="hi_IN" w:bidi="hi_IN"/>
-          </w:rPr>
-          <w:rPr>
-            <w:color w:val="0000EE"/>
-            <w:u w:val="single"/>
-          </w:rPr>
-          <w:t>2 रा 20:21</w:t>
-        </w:r>
-      </w:hyperlink>
+      <w:r>
+        <w:rPr>
+          <w:lang w:val="hi_IN" w:bidi="hi_IN"/>
+        </w:rPr>
+        <w:t>2 रा 20:21</w:t>
+      </w:r>
       <w:r>
         <w:rPr>
           <w:lang w:val="hi_IN" w:bidi="hi_IN"/>
@@ -1038,90 +906,60 @@
         </w:rPr>
         <w:t>697 ईसा पूर्व में, मनश्शे अपने पिता, हिजकिय्याह के साथ बारह वर्ष की आयु में सह-शासक बने (</w:t>
       </w:r>
-      <w:hyperlink r:id="rId28">
-        <w:r>
-          <w:rPr>
-            <w:lang w:val="hi_IN" w:bidi="hi_IN"/>
-          </w:rPr>
-          <w:rPr>
-            <w:color w:val="0000EE"/>
-            <w:u w:val="single"/>
-          </w:rPr>
-          <w:t>2 इति 33:1</w:t>
-        </w:r>
-      </w:hyperlink>
+      <w:r>
+        <w:rPr>
+          <w:lang w:val="hi_IN" w:bidi="hi_IN"/>
+        </w:rPr>
+        <w:t>2 इति 33:1</w:t>
+      </w:r>
       <w:r>
         <w:rPr>
           <w:lang w:val="hi_IN" w:bidi="hi_IN"/>
         </w:rPr>
         <w:t>)। 686 ईसा पूर्व में, हिजकिय्याह की मृत्यु हो गई और मनश्शे एकमात्र राजा बन गए। उन्होंने पचपन वर्षों तक शासन किया (</w:t>
       </w:r>
-      <w:hyperlink r:id="rId29">
-        <w:r>
-          <w:rPr>
-            <w:lang w:val="hi_IN" w:bidi="hi_IN"/>
-          </w:rPr>
-          <w:rPr>
-            <w:color w:val="0000EE"/>
-            <w:u w:val="single"/>
-          </w:rPr>
-          <w:t>2 रा 21:1</w:t>
-        </w:r>
-      </w:hyperlink>
+      <w:r>
+        <w:rPr>
+          <w:lang w:val="hi_IN" w:bidi="hi_IN"/>
+        </w:rPr>
+        <w:t>2 रा 21:1</w:t>
+      </w:r>
       <w:r>
         <w:rPr>
           <w:lang w:val="hi_IN" w:bidi="hi_IN"/>
         </w:rPr>
         <w:t>)। वह यहूदा या इस्राएल के किसी भी राजा से अधिक समय तक शासन करने वाले राजा थे। दु:ख की बात है कि वह यहूदा के सबसे दुष्ट राजा थे। उन्होंने अन्यजाति आराधना के लिए ऊँचे स्थानों का पुनर्निर्माण किया, बाल, सूर्य, चंद्रमा और तारों की आराधना को प्रोत्साहित किया और यहाँ तक कि अपने पुत्र की बलि भी दी (</w:t>
       </w:r>
-      <w:hyperlink r:id="rId30">
-        <w:r>
-          <w:rPr>
-            <w:lang w:val="hi_IN" w:bidi="hi_IN"/>
-          </w:rPr>
-          <w:rPr>
-            <w:color w:val="0000EE"/>
-            <w:u w:val="single"/>
-          </w:rPr>
-          <w:t>2 रा 21:2–9</w:t>
-        </w:r>
-      </w:hyperlink>
+      <w:r>
+        <w:rPr>
+          <w:lang w:val="hi_IN" w:bidi="hi_IN"/>
+        </w:rPr>
+        <w:t>2 रा 21:2–9</w:t>
+      </w:r>
       <w:r>
         <w:rPr>
           <w:lang w:val="hi_IN" w:bidi="hi_IN"/>
         </w:rPr>
         <w:t xml:space="preserve">; देखें </w:t>
       </w:r>
-      <w:hyperlink r:id="rId31">
-        <w:r>
-          <w:rPr>
-            <w:lang w:val="hi_IN" w:bidi="hi_IN"/>
-          </w:rPr>
-          <w:rPr>
-            <w:color w:val="0000EE"/>
-            <w:u w:val="single"/>
-          </w:rPr>
-          <w:t>2 रा 23:10</w:t>
-        </w:r>
-      </w:hyperlink>
-      <w:r>
-        <w:rPr>
-          <w:lang w:val="hi_IN" w:bidi="hi_IN"/>
-        </w:rPr>
-        <w:t xml:space="preserve">; </w:t>
-      </w:r>
-      <w:hyperlink r:id="rId32">
-        <w:r>
-          <w:rPr>
-            <w:lang w:val="hi_IN" w:bidi="hi_IN"/>
-          </w:rPr>
-          <w:rPr>
-            <w:color w:val="0000EE"/>
-            <w:u w:val="single"/>
-          </w:rPr>
-          <w:t>यिर्म 7:31</w:t>
-        </w:r>
-      </w:hyperlink>
+      <w:r>
+        <w:rPr>
+          <w:lang w:val="hi_IN" w:bidi="hi_IN"/>
+        </w:rPr>
+        <w:t>2 रा 23:10</w:t>
+      </w:r>
+      <w:r>
+        <w:rPr>
+          <w:lang w:val="hi_IN" w:bidi="hi_IN"/>
+        </w:rPr>
+        <w:t xml:space="preserve">; </w:t>
+      </w:r>
+      <w:r>
+        <w:rPr>
+          <w:lang w:val="hi_IN" w:bidi="hi_IN"/>
+        </w:rPr>
+        <w:t>यिर्म 7:31</w:t>
+      </w:r>
       <w:r>
         <w:rPr>
           <w:lang w:val="hi_IN" w:bidi="hi_IN"/>
@@ -1140,36 +978,24 @@
         </w:rPr>
         <w:t>” (</w:t>
       </w:r>
-      <w:hyperlink r:id="rId33">
-        <w:r>
-          <w:rPr>
-            <w:lang w:val="hi_IN" w:bidi="hi_IN"/>
-          </w:rPr>
-          <w:rPr>
-            <w:color w:val="0000EE"/>
-            <w:u w:val="single"/>
-          </w:rPr>
-          <w:t>2 रा 21:16</w:t>
-        </w:r>
-      </w:hyperlink>
-      <w:r>
-        <w:rPr>
-          <w:lang w:val="hi_IN" w:bidi="hi_IN"/>
-        </w:rPr>
-        <w:t xml:space="preserve">; </w:t>
-      </w:r>
-      <w:hyperlink r:id="rId34">
-        <w:r>
-          <w:rPr>
-            <w:lang w:val="hi_IN" w:bidi="hi_IN"/>
-          </w:rPr>
-          <w:rPr>
-            <w:color w:val="0000EE"/>
-            <w:u w:val="single"/>
-          </w:rPr>
-          <w:t>24:3–4</w:t>
-        </w:r>
-      </w:hyperlink>
+      <w:r>
+        <w:rPr>
+          <w:lang w:val="hi_IN" w:bidi="hi_IN"/>
+        </w:rPr>
+        <w:t>2 रा 21:16</w:t>
+      </w:r>
+      <w:r>
+        <w:rPr>
+          <w:lang w:val="hi_IN" w:bidi="hi_IN"/>
+        </w:rPr>
+        <w:t xml:space="preserve">; </w:t>
+      </w:r>
+      <w:r>
+        <w:rPr>
+          <w:lang w:val="hi_IN" w:bidi="hi_IN"/>
+        </w:rPr>
+        <w:t>24:3–4</w:t>
+      </w:r>
       <w:r>
         <w:rPr>
           <w:lang w:val="hi_IN" w:bidi="hi_IN"/>
@@ -1216,18 +1042,12 @@
         </w:rPr>
         <w:t xml:space="preserve"> (</w:t>
       </w:r>
-      <w:hyperlink r:id="rId35">
-        <w:r>
-          <w:rPr>
-            <w:lang w:val="hi_IN" w:bidi="hi_IN"/>
-          </w:rPr>
-          <w:rPr>
-            <w:color w:val="0000EE"/>
-            <w:u w:val="single"/>
-          </w:rPr>
-          <w:t>2 रा 21:13</w:t>
-        </w:r>
-      </w:hyperlink>
+      <w:r>
+        <w:rPr>
+          <w:lang w:val="hi_IN" w:bidi="hi_IN"/>
+        </w:rPr>
+        <w:t>2 रा 21:13</w:t>
+      </w:r>
       <w:r>
         <w:rPr>
           <w:lang w:val="hi_IN" w:bidi="hi_IN"/>
@@ -1246,36 +1066,24 @@
         </w:rPr>
         <w:t>उन्हें बेबीलोन निर्वासित कर दिया (</w:t>
       </w:r>
-      <w:hyperlink r:id="rId36">
-        <w:r>
-          <w:rPr>
-            <w:lang w:val="hi_IN" w:bidi="hi_IN"/>
-          </w:rPr>
-          <w:rPr>
-            <w:color w:val="0000EE"/>
-            <w:u w:val="single"/>
-          </w:rPr>
-          <w:t>2 इति 33:10–13</w:t>
-        </w:r>
-      </w:hyperlink>
+      <w:r>
+        <w:rPr>
+          <w:lang w:val="hi_IN" w:bidi="hi_IN"/>
+        </w:rPr>
+        <w:t>2 इति 33:10–13</w:t>
+      </w:r>
       <w:r>
         <w:rPr>
           <w:lang w:val="hi_IN" w:bidi="hi_IN"/>
         </w:rPr>
         <w:t>)। वहाँ, मनश्शे ने प्रभु की ओर रुख किया। परमेश्वर ने उनकी प्रार्थनाओं को सुना, उन्हें राजा के रूप में बहाल किया और उनके शासन के शेष समय को आशीषित किया, क्योंकि मनश्शे ने केवल परमेश्वर की उचित आराधना को बहाल करने का कार्य किया (</w:t>
       </w:r>
-      <w:hyperlink r:id="rId37">
-        <w:r>
-          <w:rPr>
-            <w:lang w:val="hi_IN" w:bidi="hi_IN"/>
-          </w:rPr>
-          <w:rPr>
-            <w:color w:val="0000EE"/>
-            <w:u w:val="single"/>
-          </w:rPr>
-          <w:t>2 इति 33:14–17</w:t>
-        </w:r>
-      </w:hyperlink>
+      <w:r>
+        <w:rPr>
+          <w:lang w:val="hi_IN" w:bidi="hi_IN"/>
+        </w:rPr>
+        <w:t>2 इति 33:14–17</w:t>
+      </w:r>
       <w:r>
         <w:rPr>
           <w:lang w:val="hi_IN" w:bidi="hi_IN"/>
@@ -1296,54 +1104,36 @@
         </w:rPr>
         <w:t>दुर्भाग्यवश, मनश्शे के पाप यहूदा के लोगों में फैल गए थे (</w:t>
       </w:r>
-      <w:hyperlink r:id="rId38">
-        <w:r>
-          <w:rPr>
-            <w:lang w:val="hi_IN" w:bidi="hi_IN"/>
-          </w:rPr>
-          <w:rPr>
-            <w:color w:val="0000EE"/>
-            <w:u w:val="single"/>
-          </w:rPr>
-          <w:t>2 इति 33:17</w:t>
-        </w:r>
-      </w:hyperlink>
+      <w:r>
+        <w:rPr>
+          <w:lang w:val="hi_IN" w:bidi="hi_IN"/>
+        </w:rPr>
+        <w:t>2 इति 33:17</w:t>
+      </w:r>
       <w:r>
         <w:rPr>
           <w:lang w:val="hi_IN" w:bidi="hi_IN"/>
         </w:rPr>
         <w:t>)। परमेश्वर ने राज्य का न्याय करने के अपने निर्णय को नहीं बदला (</w:t>
       </w:r>
-      <w:hyperlink r:id="rId39">
-        <w:r>
-          <w:rPr>
-            <w:lang w:val="hi_IN" w:bidi="hi_IN"/>
-          </w:rPr>
-          <w:rPr>
-            <w:color w:val="0000EE"/>
-            <w:u w:val="single"/>
-          </w:rPr>
-          <w:t>2 रा 23:26</w:t>
-        </w:r>
-      </w:hyperlink>
-      <w:r>
-        <w:rPr>
-          <w:lang w:val="hi_IN" w:bidi="hi_IN"/>
-        </w:rPr>
-        <w:t xml:space="preserve">; </w:t>
-      </w:r>
-      <w:hyperlink r:id="rId34">
-        <w:r>
-          <w:rPr>
-            <w:lang w:val="hi_IN" w:bidi="hi_IN"/>
-          </w:rPr>
-          <w:rPr>
-            <w:color w:val="0000EE"/>
-            <w:u w:val="single"/>
-          </w:rPr>
-          <w:t>24:3–4</w:t>
-        </w:r>
-      </w:hyperlink>
+      <w:r>
+        <w:rPr>
+          <w:lang w:val="hi_IN" w:bidi="hi_IN"/>
+        </w:rPr>
+        <w:t>2 रा 23:26</w:t>
+      </w:r>
+      <w:r>
+        <w:rPr>
+          <w:lang w:val="hi_IN" w:bidi="hi_IN"/>
+        </w:rPr>
+        <w:t xml:space="preserve">; </w:t>
+      </w:r>
+      <w:r>
+        <w:rPr>
+          <w:lang w:val="hi_IN" w:bidi="hi_IN"/>
+        </w:rPr>
+        <w:t>24:3–4</w:t>
+      </w:r>
       <w:r>
         <w:rPr>
           <w:lang w:val="hi_IN" w:bidi="hi_IN"/>
@@ -1362,18 +1152,12 @@
         </w:rPr>
         <w:t>" (</w:t>
       </w:r>
-      <w:hyperlink r:id="rId40">
-        <w:r>
-          <w:rPr>
-            <w:lang w:val="hi_IN" w:bidi="hi_IN"/>
-          </w:rPr>
-          <w:rPr>
-            <w:color w:val="0000EE"/>
-            <w:u w:val="single"/>
-          </w:rPr>
-          <w:t>यिर्म 15:4</w:t>
-        </w:r>
-      </w:hyperlink>
+      <w:r>
+        <w:rPr>
+          <w:lang w:val="hi_IN" w:bidi="hi_IN"/>
+        </w:rPr>
+        <w:t>यिर्म 15:4</w:t>
+      </w:r>
       <w:r>
         <w:rPr>
           <w:lang w:val="hi_IN" w:bidi="hi_IN"/>
@@ -1394,54 +1178,36 @@
         </w:rPr>
         <w:t>जब मनश्शे की मृत्यु 642 ईसा पूर्व में 67 वर्ष की आयु में हुई, उन्हें उनके भवन की बारी में दफनाया गया (</w:t>
       </w:r>
-      <w:hyperlink r:id="rId41">
-        <w:r>
-          <w:rPr>
-            <w:lang w:val="hi_IN" w:bidi="hi_IN"/>
-          </w:rPr>
-          <w:rPr>
-            <w:color w:val="0000EE"/>
-            <w:u w:val="single"/>
-          </w:rPr>
-          <w:t>2 रा 21:18</w:t>
-        </w:r>
-      </w:hyperlink>
+      <w:r>
+        <w:rPr>
+          <w:lang w:val="hi_IN" w:bidi="hi_IN"/>
+        </w:rPr>
+        <w:t>2 रा 21:18</w:t>
+      </w:r>
       <w:r>
         <w:rPr>
           <w:lang w:val="hi_IN" w:bidi="hi_IN"/>
         </w:rPr>
         <w:t>)। उन्हें यहोयादा और हिजकिय्याह जैसे सम्मानित नेताओं के साथ दफनाया नहीं गया था (</w:t>
       </w:r>
-      <w:hyperlink r:id="rId42">
-        <w:r>
-          <w:rPr>
-            <w:lang w:val="hi_IN" w:bidi="hi_IN"/>
-          </w:rPr>
-          <w:rPr>
-            <w:color w:val="0000EE"/>
-            <w:u w:val="single"/>
-          </w:rPr>
-          <w:t>2 इति 24:15–16</w:t>
-        </w:r>
-      </w:hyperlink>
-      <w:r>
-        <w:rPr>
-          <w:lang w:val="hi_IN" w:bidi="hi_IN"/>
-        </w:rPr>
-        <w:t xml:space="preserve">; </w:t>
-      </w:r>
-      <w:hyperlink r:id="rId43">
-        <w:r>
-          <w:rPr>
-            <w:lang w:val="hi_IN" w:bidi="hi_IN"/>
-          </w:rPr>
-          <w:rPr>
-            <w:color w:val="0000EE"/>
-            <w:u w:val="single"/>
-          </w:rPr>
-          <w:t>32:33</w:t>
-        </w:r>
-      </w:hyperlink>
+      <w:r>
+        <w:rPr>
+          <w:lang w:val="hi_IN" w:bidi="hi_IN"/>
+        </w:rPr>
+        <w:t>2 इति 24:15–16</w:t>
+      </w:r>
+      <w:r>
+        <w:rPr>
+          <w:lang w:val="hi_IN" w:bidi="hi_IN"/>
+        </w:rPr>
+        <w:t xml:space="preserve">; </w:t>
+      </w:r>
+      <w:r>
+        <w:rPr>
+          <w:lang w:val="hi_IN" w:bidi="hi_IN"/>
+        </w:rPr>
+        <w:t>32:33</w:t>
+      </w:r>
       <w:r>
         <w:rPr>
           <w:lang w:val="hi_IN" w:bidi="hi_IN"/>
@@ -1471,90 +1237,60 @@
           <w:lang w:val="hi_IN" w:bidi="hi_IN"/>
         </w:rPr>
       </w:r>
-      <w:hyperlink r:id="rId44">
-        <w:r>
-          <w:rPr>
-            <w:lang w:val="hi_IN" w:bidi="hi_IN"/>
-          </w:rPr>
-          <w:rPr>
-            <w:color w:val="0000EE"/>
-            <w:u w:val="single"/>
-          </w:rPr>
-          <w:t>2 राजाओं 20:21–21:18</w:t>
-        </w:r>
-      </w:hyperlink>
-      <w:r>
-        <w:rPr>
-          <w:lang w:val="hi_IN" w:bidi="hi_IN"/>
-        </w:rPr>
-        <w:t xml:space="preserve">; </w:t>
-      </w:r>
-      <w:hyperlink r:id="rId39">
-        <w:r>
-          <w:rPr>
-            <w:lang w:val="hi_IN" w:bidi="hi_IN"/>
-          </w:rPr>
-          <w:rPr>
-            <w:color w:val="0000EE"/>
-            <w:u w:val="single"/>
-          </w:rPr>
-          <w:t>23:26</w:t>
-        </w:r>
-      </w:hyperlink>
-      <w:r>
-        <w:rPr>
-          <w:lang w:val="hi_IN" w:bidi="hi_IN"/>
-        </w:rPr>
-        <w:t xml:space="preserve">; </w:t>
-      </w:r>
-      <w:hyperlink r:id="rId45">
-        <w:r>
-          <w:rPr>
-            <w:lang w:val="hi_IN" w:bidi="hi_IN"/>
-          </w:rPr>
-          <w:rPr>
-            <w:color w:val="0000EE"/>
-            <w:u w:val="single"/>
-          </w:rPr>
-          <w:t>24:3</w:t>
-        </w:r>
-      </w:hyperlink>
-      <w:r>
-        <w:rPr>
-          <w:lang w:val="hi_IN" w:bidi="hi_IN"/>
-        </w:rPr>
-        <w:t xml:space="preserve">; </w:t>
-      </w:r>
-      <w:hyperlink r:id="rId46">
-        <w:r>
-          <w:rPr>
-            <w:lang w:val="hi_IN" w:bidi="hi_IN"/>
-          </w:rPr>
-          <w:rPr>
-            <w:color w:val="0000EE"/>
-            <w:u w:val="single"/>
-          </w:rPr>
-          <w:t>2 इतिहास 32:33–33:20</w:t>
-        </w:r>
-      </w:hyperlink>
-      <w:r>
-        <w:rPr>
-          <w:lang w:val="hi_IN" w:bidi="hi_IN"/>
-        </w:rPr>
-        <w:t xml:space="preserve">; </w:t>
-      </w:r>
-      <w:hyperlink r:id="rId40">
-        <w:r>
-          <w:rPr>
-            <w:lang w:val="hi_IN" w:bidi="hi_IN"/>
-          </w:rPr>
-          <w:rPr>
-            <w:color w:val="0000EE"/>
-            <w:u w:val="single"/>
-          </w:rPr>
-          <w:t>यिर्मयाह 15:4</w:t>
-        </w:r>
-      </w:hyperlink>
+      <w:r>
+        <w:rPr>
+          <w:lang w:val="hi_IN" w:bidi="hi_IN"/>
+        </w:rPr>
+        <w:t>2 राजाओं 20:21–21:18</w:t>
+      </w:r>
+      <w:r>
+        <w:rPr>
+          <w:lang w:val="hi_IN" w:bidi="hi_IN"/>
+        </w:rPr>
+        <w:t xml:space="preserve">; </w:t>
+      </w:r>
+      <w:r>
+        <w:rPr>
+          <w:lang w:val="hi_IN" w:bidi="hi_IN"/>
+        </w:rPr>
+        <w:t>23:26</w:t>
+      </w:r>
+      <w:r>
+        <w:rPr>
+          <w:lang w:val="hi_IN" w:bidi="hi_IN"/>
+        </w:rPr>
+        <w:t xml:space="preserve">; </w:t>
+      </w:r>
+      <w:r>
+        <w:rPr>
+          <w:lang w:val="hi_IN" w:bidi="hi_IN"/>
+        </w:rPr>
+        <w:t>24:3</w:t>
+      </w:r>
+      <w:r>
+        <w:rPr>
+          <w:lang w:val="hi_IN" w:bidi="hi_IN"/>
+        </w:rPr>
+        <w:t xml:space="preserve">; </w:t>
+      </w:r>
+      <w:r>
+        <w:rPr>
+          <w:lang w:val="hi_IN" w:bidi="hi_IN"/>
+        </w:rPr>
+        <w:t>2 इतिहास 32:33–33:20</w:t>
+      </w:r>
+      <w:r>
+        <w:rPr>
+          <w:lang w:val="hi_IN" w:bidi="hi_IN"/>
+        </w:rPr>
+        <w:t xml:space="preserve">; </w:t>
+      </w:r>
+      <w:r>
+        <w:rPr>
+          <w:lang w:val="hi_IN" w:bidi="hi_IN"/>
+        </w:rPr>
+        <w:t>यिर्मयाह 15:4</w:t>
+      </w:r>
       <w:r>
         <w:rPr>
           <w:lang w:val="hi_IN" w:bidi="hi_IN"/>
@@ -1609,36 +1345,24 @@
         </w:rPr>
         <w:t xml:space="preserve">इब्रानी और अरामी वाक्यांश "मनुष्य के सन्तान" का अर्थ "मनुष्य" है। हालाँकि, </w:t>
       </w:r>
-      <w:hyperlink r:id="rId47">
-        <w:r>
-          <w:rPr>
-            <w:lang w:val="hi_IN" w:bidi="hi_IN"/>
-          </w:rPr>
-          <w:rPr>
-            <w:color w:val="0000EE"/>
-            <w:u w:val="single"/>
-          </w:rPr>
-          <w:t>दानिय्येल 7:13–14</w:t>
-        </w:r>
-      </w:hyperlink>
+      <w:r>
+        <w:rPr>
+          <w:lang w:val="hi_IN" w:bidi="hi_IN"/>
+        </w:rPr>
+        <w:t>दानिय्येल 7:13–14</w:t>
+      </w:r>
       <w:r>
         <w:rPr>
           <w:lang w:val="hi_IN" w:bidi="hi_IN"/>
         </w:rPr>
         <w:t xml:space="preserve"> में जो आकृति "मनुष्य के सन्तान सा" है, वह सिर्फ एक मनुष्य से कहीं अधिक प्रतीत होता है। उनकी सटीक पहचान नहीं दी गई है, लेकिन उनकी भूमिका स्पष्ट है। परमप्रधान ने उन्हें सभी जातियों पर एक अनन्त और सार्वभौमिक राज्य पर शासन करने के लिये चुना है। वे अपने लोगों का भी प्रतिनिधित्व करते हैं, जो परमप्रधान के पवित्र लोग हैं। वे इस मनुष्य के सन्तान के राज्य में सभी देश-देश और जाति-जाति के लोग पर शासन करने में साझा करेंगे (देखें </w:t>
       </w:r>
-      <w:hyperlink r:id="rId48">
-        <w:r>
-          <w:rPr>
-            <w:lang w:val="hi_IN" w:bidi="hi_IN"/>
-          </w:rPr>
-          <w:rPr>
-            <w:color w:val="0000EE"/>
-            <w:u w:val="single"/>
-          </w:rPr>
-          <w:t>दानि 7:22</w:t>
-        </w:r>
-      </w:hyperlink>
+      <w:r>
+        <w:rPr>
+          <w:lang w:val="hi_IN" w:bidi="hi_IN"/>
+        </w:rPr>
+        <w:t>दानि 7:22</w:t>
+      </w:r>
       <w:r>
         <w:rPr>
           <w:lang w:val="hi_IN" w:bidi="hi_IN"/>
@@ -1659,144 +1383,96 @@
         </w:rPr>
         <w:t xml:space="preserve">इस मनुष्य के सन्तान के चारों ओर का दृश्य उनके ईश्वरीय गुणों को दर्शाता है। "आकाश के बादलों समेत आ रहा" का वर्णन </w:t>
       </w:r>
-      <w:hyperlink r:id="rId49">
-        <w:r>
-          <w:rPr>
-            <w:lang w:val="hi_IN" w:bidi="hi_IN"/>
-          </w:rPr>
-          <w:rPr>
-            <w:color w:val="0000EE"/>
-            <w:u w:val="single"/>
-          </w:rPr>
-          <w:t>दानिय्येल 7:13</w:t>
-        </w:r>
-      </w:hyperlink>
+      <w:r>
+        <w:rPr>
+          <w:lang w:val="hi_IN" w:bidi="hi_IN"/>
+        </w:rPr>
+        <w:t>दानिय्येल 7:13</w:t>
+      </w:r>
       <w:r>
         <w:rPr>
           <w:lang w:val="hi_IN" w:bidi="hi_IN"/>
         </w:rPr>
         <w:t xml:space="preserve"> में हमें बताता है कि वे स्वर्ग से आते हैं (तुलना करें </w:t>
       </w:r>
-      <w:hyperlink r:id="rId50">
-        <w:r>
-          <w:rPr>
-            <w:lang w:val="hi_IN" w:bidi="hi_IN"/>
-          </w:rPr>
-          <w:rPr>
-            <w:color w:val="0000EE"/>
-            <w:u w:val="single"/>
-          </w:rPr>
-          <w:t>भज 68:4</w:t>
-        </w:r>
-      </w:hyperlink>
-      <w:r>
-        <w:rPr>
-          <w:lang w:val="hi_IN" w:bidi="hi_IN"/>
-        </w:rPr>
-        <w:t xml:space="preserve">; </w:t>
-      </w:r>
-      <w:hyperlink r:id="rId51">
-        <w:r>
-          <w:rPr>
-            <w:lang w:val="hi_IN" w:bidi="hi_IN"/>
-          </w:rPr>
-          <w:rPr>
-            <w:color w:val="0000EE"/>
-            <w:u w:val="single"/>
-          </w:rPr>
-          <w:t>97:2</w:t>
-        </w:r>
-      </w:hyperlink>
-      <w:r>
-        <w:rPr>
-          <w:lang w:val="hi_IN" w:bidi="hi_IN"/>
-        </w:rPr>
-        <w:t xml:space="preserve">; </w:t>
-      </w:r>
-      <w:hyperlink r:id="rId52">
-        <w:r>
-          <w:rPr>
-            <w:lang w:val="hi_IN" w:bidi="hi_IN"/>
-          </w:rPr>
-          <w:rPr>
-            <w:color w:val="0000EE"/>
-            <w:u w:val="single"/>
-          </w:rPr>
-          <w:t>नहू 1:3</w:t>
-        </w:r>
-      </w:hyperlink>
+      <w:r>
+        <w:rPr>
+          <w:lang w:val="hi_IN" w:bidi="hi_IN"/>
+        </w:rPr>
+        <w:t>भज 68:4</w:t>
+      </w:r>
+      <w:r>
+        <w:rPr>
+          <w:lang w:val="hi_IN" w:bidi="hi_IN"/>
+        </w:rPr>
+        <w:t xml:space="preserve">; </w:t>
+      </w:r>
+      <w:r>
+        <w:rPr>
+          <w:lang w:val="hi_IN" w:bidi="hi_IN"/>
+        </w:rPr>
+        <w:t>97:2</w:t>
+      </w:r>
+      <w:r>
+        <w:rPr>
+          <w:lang w:val="hi_IN" w:bidi="hi_IN"/>
+        </w:rPr>
+        <w:t xml:space="preserve">; </w:t>
+      </w:r>
+      <w:r>
+        <w:rPr>
+          <w:lang w:val="hi_IN" w:bidi="hi_IN"/>
+        </w:rPr>
+        <w:t>नहू 1:3</w:t>
+      </w:r>
       <w:r>
         <w:rPr>
           <w:lang w:val="hi_IN" w:bidi="hi_IN"/>
         </w:rPr>
         <w:t>)। निर्गमन की पुस्तक में, यहोवा ने स्वयं को एक बादल से ढाँप लिया था (</w:t>
       </w:r>
-      <w:hyperlink r:id="rId53">
-        <w:r>
-          <w:rPr>
-            <w:lang w:val="hi_IN" w:bidi="hi_IN"/>
-          </w:rPr>
-          <w:rPr>
-            <w:color w:val="0000EE"/>
-            <w:u w:val="single"/>
-          </w:rPr>
-          <w:t>निर्ग 19:9</w:t>
-        </w:r>
-      </w:hyperlink>
+      <w:r>
+        <w:rPr>
+          <w:lang w:val="hi_IN" w:bidi="hi_IN"/>
+        </w:rPr>
+        <w:t>निर्ग 19:9</w:t>
+      </w:r>
       <w:r>
         <w:rPr>
           <w:lang w:val="hi_IN" w:bidi="hi_IN"/>
         </w:rPr>
         <w:t>)। परमेश्वर के लोग यीशु के आगमन पर बादलों पर उठा लिए जाएँगे (</w:t>
       </w:r>
-      <w:hyperlink r:id="rId54">
-        <w:r>
-          <w:rPr>
-            <w:lang w:val="hi_IN" w:bidi="hi_IN"/>
-          </w:rPr>
-          <w:rPr>
-            <w:color w:val="0000EE"/>
-            <w:u w:val="single"/>
-          </w:rPr>
-          <w:t>1 थिस्स 4:17</w:t>
-        </w:r>
-      </w:hyperlink>
+      <w:r>
+        <w:rPr>
+          <w:lang w:val="hi_IN" w:bidi="hi_IN"/>
+        </w:rPr>
+        <w:t>1 थिस्स 4:17</w:t>
+      </w:r>
       <w:r>
         <w:rPr>
           <w:lang w:val="hi_IN" w:bidi="hi_IN"/>
         </w:rPr>
         <w:t>), जैसे कि वे ऊपर उठा लिया गया, और बादल ने उसे उनकी आँखों से छिपा लिया (</w:t>
       </w:r>
-      <w:hyperlink r:id="rId55">
-        <w:r>
-          <w:rPr>
-            <w:lang w:val="hi_IN" w:bidi="hi_IN"/>
-          </w:rPr>
-          <w:rPr>
-            <w:color w:val="0000EE"/>
-            <w:u w:val="single"/>
-          </w:rPr>
-          <w:t>प्रेरि 1:9</w:t>
-        </w:r>
-      </w:hyperlink>
+      <w:r>
+        <w:rPr>
+          <w:lang w:val="hi_IN" w:bidi="hi_IN"/>
+        </w:rPr>
+        <w:t>प्रेरि 1:9</w:t>
+      </w:r>
       <w:r>
         <w:rPr>
           <w:lang w:val="hi_IN" w:bidi="hi_IN"/>
         </w:rPr>
         <w:t>)। यह मनुष्य के सन्तान अपना राज्य नम्रता और पवित्रता के साथ प्राप्त करते हैं, इसे अहंकारपूर्वक नहीं छीनते। उनका स्वभाव उस छोटे से सींग (</w:t>
       </w:r>
-      <w:hyperlink r:id="rId56">
-        <w:r>
-          <w:rPr>
-            <w:lang w:val="hi_IN" w:bidi="hi_IN"/>
-          </w:rPr>
-          <w:rPr>
-            <w:color w:val="0000EE"/>
-            <w:u w:val="single"/>
-          </w:rPr>
-          <w:t>दानि 7:8</w:t>
-        </w:r>
-      </w:hyperlink>
+      <w:r>
+        <w:rPr>
+          <w:lang w:val="hi_IN" w:bidi="hi_IN"/>
+        </w:rPr>
+        <w:t>दानि 7:8</w:t>
+      </w:r>
       <w:r>
         <w:rPr>
           <w:lang w:val="hi_IN" w:bidi="hi_IN"/>
@@ -1817,252 +1493,168 @@
         </w:rPr>
         <w:t>यीशु स्वयं को मनुष्य का पुत्र कहते हैं (</w:t>
       </w:r>
-      <w:hyperlink r:id="rId57">
-        <w:r>
-          <w:rPr>
-            <w:lang w:val="hi_IN" w:bidi="hi_IN"/>
-          </w:rPr>
-          <w:rPr>
-            <w:color w:val="0000EE"/>
-            <w:u w:val="single"/>
-          </w:rPr>
-          <w:t>मत्ती 24:30</w:t>
-        </w:r>
-      </w:hyperlink>
-      <w:r>
-        <w:rPr>
-          <w:lang w:val="hi_IN" w:bidi="hi_IN"/>
-        </w:rPr>
-        <w:t xml:space="preserve">; </w:t>
-      </w:r>
-      <w:hyperlink r:id="rId58">
-        <w:r>
-          <w:rPr>
-            <w:lang w:val="hi_IN" w:bidi="hi_IN"/>
-          </w:rPr>
-          <w:rPr>
-            <w:color w:val="0000EE"/>
-            <w:u w:val="single"/>
-          </w:rPr>
-          <w:t>26:24</w:t>
-        </w:r>
-      </w:hyperlink>
-      <w:r>
-        <w:rPr>
-          <w:lang w:val="hi_IN" w:bidi="hi_IN"/>
-        </w:rPr>
-        <w:t xml:space="preserve">; </w:t>
-      </w:r>
-      <w:hyperlink r:id="rId59">
-        <w:r>
-          <w:rPr>
-            <w:lang w:val="hi_IN" w:bidi="hi_IN"/>
-          </w:rPr>
-          <w:rPr>
-            <w:color w:val="0000EE"/>
-            <w:u w:val="single"/>
-          </w:rPr>
-          <w:t>मर 13:26</w:t>
-        </w:r>
-      </w:hyperlink>
-      <w:r>
-        <w:rPr>
-          <w:lang w:val="hi_IN" w:bidi="hi_IN"/>
-        </w:rPr>
-        <w:t xml:space="preserve">; </w:t>
-      </w:r>
-      <w:hyperlink r:id="rId60">
-        <w:r>
-          <w:rPr>
-            <w:lang w:val="hi_IN" w:bidi="hi_IN"/>
-          </w:rPr>
-          <w:rPr>
-            <w:color w:val="0000EE"/>
-            <w:u w:val="single"/>
-          </w:rPr>
-          <w:t>लूका 21:27</w:t>
-        </w:r>
-      </w:hyperlink>
-      <w:r>
-        <w:rPr>
-          <w:lang w:val="hi_IN" w:bidi="hi_IN"/>
-        </w:rPr>
-        <w:t xml:space="preserve">; </w:t>
-      </w:r>
-      <w:hyperlink r:id="rId61">
-        <w:r>
-          <w:rPr>
-            <w:lang w:val="hi_IN" w:bidi="hi_IN"/>
-          </w:rPr>
-          <w:rPr>
-            <w:color w:val="0000EE"/>
-            <w:u w:val="single"/>
-          </w:rPr>
-          <w:t>यूह 12:34</w:t>
-        </w:r>
-      </w:hyperlink>
+      <w:r>
+        <w:rPr>
+          <w:lang w:val="hi_IN" w:bidi="hi_IN"/>
+        </w:rPr>
+        <w:t>मत्ती 24:30</w:t>
+      </w:r>
+      <w:r>
+        <w:rPr>
+          <w:lang w:val="hi_IN" w:bidi="hi_IN"/>
+        </w:rPr>
+        <w:t xml:space="preserve">; </w:t>
+      </w:r>
+      <w:r>
+        <w:rPr>
+          <w:lang w:val="hi_IN" w:bidi="hi_IN"/>
+        </w:rPr>
+        <w:t>26:24</w:t>
+      </w:r>
+      <w:r>
+        <w:rPr>
+          <w:lang w:val="hi_IN" w:bidi="hi_IN"/>
+        </w:rPr>
+        <w:t xml:space="preserve">; </w:t>
+      </w:r>
+      <w:r>
+        <w:rPr>
+          <w:lang w:val="hi_IN" w:bidi="hi_IN"/>
+        </w:rPr>
+        <w:t>मर 13:26</w:t>
+      </w:r>
+      <w:r>
+        <w:rPr>
+          <w:lang w:val="hi_IN" w:bidi="hi_IN"/>
+        </w:rPr>
+        <w:t xml:space="preserve">; </w:t>
+      </w:r>
+      <w:r>
+        <w:rPr>
+          <w:lang w:val="hi_IN" w:bidi="hi_IN"/>
+        </w:rPr>
+        <w:t>लूका 21:27</w:t>
+      </w:r>
+      <w:r>
+        <w:rPr>
+          <w:lang w:val="hi_IN" w:bidi="hi_IN"/>
+        </w:rPr>
+        <w:t xml:space="preserve">; </w:t>
+      </w:r>
+      <w:r>
+        <w:rPr>
+          <w:lang w:val="hi_IN" w:bidi="hi_IN"/>
+        </w:rPr>
+        <w:t>यूह 12:34</w:t>
+      </w:r>
       <w:r>
         <w:rPr>
           <w:lang w:val="hi_IN" w:bidi="hi_IN"/>
         </w:rPr>
         <w:t xml:space="preserve">; देखें </w:t>
       </w:r>
-      <w:hyperlink r:id="rId62">
-        <w:r>
-          <w:rPr>
-            <w:lang w:val="hi_IN" w:bidi="hi_IN"/>
-          </w:rPr>
-          <w:rPr>
-            <w:color w:val="0000EE"/>
-            <w:u w:val="single"/>
-          </w:rPr>
-          <w:t>प्रेरि 7:56</w:t>
-        </w:r>
-      </w:hyperlink>
-      <w:r>
-        <w:rPr>
-          <w:lang w:val="hi_IN" w:bidi="hi_IN"/>
-        </w:rPr>
-        <w:t xml:space="preserve">; </w:t>
-      </w:r>
-      <w:hyperlink r:id="rId63">
-        <w:r>
-          <w:rPr>
-            <w:lang w:val="hi_IN" w:bidi="hi_IN"/>
-          </w:rPr>
-          <w:rPr>
-            <w:color w:val="0000EE"/>
-            <w:u w:val="single"/>
-          </w:rPr>
-          <w:t>इब्रा 2:6</w:t>
-        </w:r>
-      </w:hyperlink>
-      <w:r>
-        <w:rPr>
-          <w:lang w:val="hi_IN" w:bidi="hi_IN"/>
-        </w:rPr>
-        <w:t xml:space="preserve">; </w:t>
-      </w:r>
-      <w:hyperlink r:id="rId64">
-        <w:r>
-          <w:rPr>
-            <w:lang w:val="hi_IN" w:bidi="hi_IN"/>
-          </w:rPr>
-          <w:rPr>
-            <w:color w:val="0000EE"/>
-            <w:u w:val="single"/>
-          </w:rPr>
-          <w:t>प्रका 1:13</w:t>
-        </w:r>
-      </w:hyperlink>
-      <w:r>
-        <w:rPr>
-          <w:lang w:val="hi_IN" w:bidi="hi_IN"/>
-        </w:rPr>
-        <w:t xml:space="preserve">; </w:t>
-      </w:r>
-      <w:hyperlink r:id="rId65">
-        <w:r>
-          <w:rPr>
-            <w:lang w:val="hi_IN" w:bidi="hi_IN"/>
-          </w:rPr>
-          <w:rPr>
-            <w:color w:val="0000EE"/>
-            <w:u w:val="single"/>
-          </w:rPr>
-          <w:t>14:14</w:t>
-        </w:r>
-      </w:hyperlink>
+      <w:r>
+        <w:rPr>
+          <w:lang w:val="hi_IN" w:bidi="hi_IN"/>
+        </w:rPr>
+        <w:t>प्रेरि 7:56</w:t>
+      </w:r>
+      <w:r>
+        <w:rPr>
+          <w:lang w:val="hi_IN" w:bidi="hi_IN"/>
+        </w:rPr>
+        <w:t xml:space="preserve">; </w:t>
+      </w:r>
+      <w:r>
+        <w:rPr>
+          <w:lang w:val="hi_IN" w:bidi="hi_IN"/>
+        </w:rPr>
+        <w:t>इब्रा 2:6</w:t>
+      </w:r>
+      <w:r>
+        <w:rPr>
+          <w:lang w:val="hi_IN" w:bidi="hi_IN"/>
+        </w:rPr>
+        <w:t xml:space="preserve">; </w:t>
+      </w:r>
+      <w:r>
+        <w:rPr>
+          <w:lang w:val="hi_IN" w:bidi="hi_IN"/>
+        </w:rPr>
+        <w:t>प्रका 1:13</w:t>
+      </w:r>
+      <w:r>
+        <w:rPr>
+          <w:lang w:val="hi_IN" w:bidi="hi_IN"/>
+        </w:rPr>
+        <w:t xml:space="preserve">; </w:t>
+      </w:r>
+      <w:r>
+        <w:rPr>
+          <w:lang w:val="hi_IN" w:bidi="hi_IN"/>
+        </w:rPr>
+        <w:t>14:14</w:t>
+      </w:r>
       <w:r>
         <w:rPr>
           <w:lang w:val="hi_IN" w:bidi="hi_IN"/>
         </w:rPr>
         <w:t xml:space="preserve">)। </w:t>
       </w:r>
-      <w:hyperlink r:id="rId66">
-        <w:r>
-          <w:rPr>
-            <w:lang w:val="hi_IN" w:bidi="hi_IN"/>
-          </w:rPr>
-          <w:rPr>
-            <w:color w:val="0000EE"/>
-            <w:u w:val="single"/>
-          </w:rPr>
-          <w:t>प्रकाशितवाक्य 1:7</w:t>
-        </w:r>
-      </w:hyperlink>
+      <w:r>
+        <w:rPr>
+          <w:lang w:val="hi_IN" w:bidi="hi_IN"/>
+        </w:rPr>
+        <w:t>प्रकाशितवाक्य 1:7</w:t>
+      </w:r>
       <w:r>
         <w:rPr>
           <w:lang w:val="hi_IN" w:bidi="hi_IN"/>
         </w:rPr>
         <w:t xml:space="preserve"> भी इस व्यक्ति को यीशु मसीह से जोड़ता है, जो हमारे पापों के लिए बेधा गया था। पिता परमेश्वर ने यीशु को सारा अधिकार और सामर्थ दिया ताकि वह सब बातों पर शासन करे और और सभी देश-देश और जाति-जाति के लोग तक पहुँच सकें (</w:t>
       </w:r>
-      <w:hyperlink r:id="rId67">
-        <w:r>
-          <w:rPr>
-            <w:lang w:val="hi_IN" w:bidi="hi_IN"/>
-          </w:rPr>
-          <w:rPr>
-            <w:color w:val="0000EE"/>
-            <w:u w:val="single"/>
-          </w:rPr>
-          <w:t>दानि 7:14</w:t>
-        </w:r>
-      </w:hyperlink>
-      <w:r>
-        <w:rPr>
-          <w:lang w:val="hi_IN" w:bidi="hi_IN"/>
-        </w:rPr>
-        <w:t xml:space="preserve">; </w:t>
-      </w:r>
-      <w:hyperlink r:id="rId68">
-        <w:r>
-          <w:rPr>
-            <w:lang w:val="hi_IN" w:bidi="hi_IN"/>
-          </w:rPr>
-          <w:rPr>
-            <w:color w:val="0000EE"/>
-            <w:u w:val="single"/>
-          </w:rPr>
-          <w:t>मत्ती 28:18</w:t>
-        </w:r>
-      </w:hyperlink>
-      <w:r>
-        <w:rPr>
-          <w:lang w:val="hi_IN" w:bidi="hi_IN"/>
-        </w:rPr>
-        <w:t xml:space="preserve">; </w:t>
-      </w:r>
-      <w:hyperlink r:id="rId69">
-        <w:r>
-          <w:rPr>
-            <w:lang w:val="hi_IN" w:bidi="hi_IN"/>
-          </w:rPr>
-          <w:rPr>
-            <w:color w:val="0000EE"/>
-            <w:u w:val="single"/>
-          </w:rPr>
-          <w:t>19–20</w:t>
-        </w:r>
-      </w:hyperlink>
+      <w:r>
+        <w:rPr>
+          <w:lang w:val="hi_IN" w:bidi="hi_IN"/>
+        </w:rPr>
+        <w:t>दानि 7:14</w:t>
+      </w:r>
+      <w:r>
+        <w:rPr>
+          <w:lang w:val="hi_IN" w:bidi="hi_IN"/>
+        </w:rPr>
+        <w:t xml:space="preserve">; </w:t>
+      </w:r>
+      <w:r>
+        <w:rPr>
+          <w:lang w:val="hi_IN" w:bidi="hi_IN"/>
+        </w:rPr>
+        <w:t>मत्ती 28:18</w:t>
+      </w:r>
+      <w:r>
+        <w:rPr>
+          <w:lang w:val="hi_IN" w:bidi="hi_IN"/>
+        </w:rPr>
+        <w:t xml:space="preserve">; </w:t>
+      </w:r>
+      <w:r>
+        <w:rPr>
+          <w:lang w:val="hi_IN" w:bidi="hi_IN"/>
+        </w:rPr>
+        <w:t>19–20</w:t>
+      </w:r>
       <w:r>
         <w:rPr>
           <w:lang w:val="hi_IN" w:bidi="hi_IN"/>
         </w:rPr>
         <w:t>)। परमेश्वर ने अब्राहम को बुलाया कि वे अपने लोगों के द्वारा एक बड़ी जाति बनाएँ और उनके द्वारा सभी देशों को आशीष दें (</w:t>
       </w:r>
-      <w:hyperlink r:id="rId70">
-        <w:r>
-          <w:rPr>
-            <w:lang w:val="hi_IN" w:bidi="hi_IN"/>
-          </w:rPr>
-          <w:rPr>
-            <w:color w:val="0000EE"/>
-            <w:u w:val="single"/>
-          </w:rPr>
-          <w:t>उत 12:1–3</w:t>
-        </w:r>
-      </w:hyperlink>
+      <w:r>
+        <w:rPr>
+          <w:lang w:val="hi_IN" w:bidi="hi_IN"/>
+        </w:rPr>
+        <w:t>उत 12:1–3</w:t>
+      </w:r>
       <w:r>
         <w:rPr>
           <w:lang w:val="hi_IN" w:bidi="hi_IN"/>
@@ -2092,144 +1684,96 @@
           <w:lang w:val="hi_IN" w:bidi="hi_IN"/>
         </w:rPr>
       </w:r>
-      <w:hyperlink r:id="rId47">
-        <w:r>
-          <w:rPr>
-            <w:lang w:val="hi_IN" w:bidi="hi_IN"/>
-          </w:rPr>
-          <w:rPr>
-            <w:color w:val="0000EE"/>
-            <w:u w:val="single"/>
-          </w:rPr>
-          <w:t>दानिय्येल 7:13–14</w:t>
-        </w:r>
-      </w:hyperlink>
-      <w:r>
-        <w:rPr>
-          <w:lang w:val="hi_IN" w:bidi="hi_IN"/>
-        </w:rPr>
-        <w:t xml:space="preserve">; </w:t>
-      </w:r>
-      <w:hyperlink r:id="rId57">
-        <w:r>
-          <w:rPr>
-            <w:lang w:val="hi_IN" w:bidi="hi_IN"/>
-          </w:rPr>
-          <w:rPr>
-            <w:color w:val="0000EE"/>
-            <w:u w:val="single"/>
-          </w:rPr>
-          <w:t>मत्ती 24:30</w:t>
-        </w:r>
-      </w:hyperlink>
-      <w:r>
-        <w:rPr>
-          <w:lang w:val="hi_IN" w:bidi="hi_IN"/>
-        </w:rPr>
-        <w:t xml:space="preserve">; </w:t>
-      </w:r>
-      <w:hyperlink r:id="rId58">
-        <w:r>
-          <w:rPr>
-            <w:lang w:val="hi_IN" w:bidi="hi_IN"/>
-          </w:rPr>
-          <w:rPr>
-            <w:color w:val="0000EE"/>
-            <w:u w:val="single"/>
-          </w:rPr>
-          <w:t>26:24</w:t>
-        </w:r>
-      </w:hyperlink>
-      <w:r>
-        <w:rPr>
-          <w:lang w:val="hi_IN" w:bidi="hi_IN"/>
-        </w:rPr>
-        <w:t xml:space="preserve">; </w:t>
-      </w:r>
-      <w:hyperlink r:id="rId59">
-        <w:r>
-          <w:rPr>
-            <w:lang w:val="hi_IN" w:bidi="hi_IN"/>
-          </w:rPr>
-          <w:rPr>
-            <w:color w:val="0000EE"/>
-            <w:u w:val="single"/>
-          </w:rPr>
-          <w:t>मरकुस 13:26</w:t>
-        </w:r>
-      </w:hyperlink>
-      <w:r>
-        <w:rPr>
-          <w:lang w:val="hi_IN" w:bidi="hi_IN"/>
-        </w:rPr>
-        <w:t xml:space="preserve">; </w:t>
-      </w:r>
-      <w:hyperlink r:id="rId60">
-        <w:r>
-          <w:rPr>
-            <w:lang w:val="hi_IN" w:bidi="hi_IN"/>
-          </w:rPr>
-          <w:rPr>
-            <w:color w:val="0000EE"/>
-            <w:u w:val="single"/>
-          </w:rPr>
-          <w:t>लूका 21:27</w:t>
-        </w:r>
-      </w:hyperlink>
-      <w:r>
-        <w:rPr>
-          <w:lang w:val="hi_IN" w:bidi="hi_IN"/>
-        </w:rPr>
-        <w:t xml:space="preserve">; </w:t>
-      </w:r>
-      <w:hyperlink r:id="rId61">
-        <w:r>
-          <w:rPr>
-            <w:lang w:val="hi_IN" w:bidi="hi_IN"/>
-          </w:rPr>
-          <w:rPr>
-            <w:color w:val="0000EE"/>
-            <w:u w:val="single"/>
-          </w:rPr>
-          <w:t>यूहन्ना 12:34</w:t>
-        </w:r>
-      </w:hyperlink>
-      <w:r>
-        <w:rPr>
-          <w:lang w:val="hi_IN" w:bidi="hi_IN"/>
-        </w:rPr>
-        <w:t xml:space="preserve">; </w:t>
-      </w:r>
-      <w:hyperlink r:id="rId64">
-        <w:r>
-          <w:rPr>
-            <w:lang w:val="hi_IN" w:bidi="hi_IN"/>
-          </w:rPr>
-          <w:rPr>
-            <w:color w:val="0000EE"/>
-            <w:u w:val="single"/>
-          </w:rPr>
-          <w:t>प्रकाशितवाक्य 1:13</w:t>
-        </w:r>
-      </w:hyperlink>
-      <w:r>
-        <w:rPr>
-          <w:lang w:val="hi_IN" w:bidi="hi_IN"/>
-        </w:rPr>
-        <w:t xml:space="preserve">; </w:t>
-      </w:r>
-      <w:hyperlink r:id="rId65">
-        <w:r>
-          <w:rPr>
-            <w:lang w:val="hi_IN" w:bidi="hi_IN"/>
-          </w:rPr>
-          <w:rPr>
-            <w:color w:val="0000EE"/>
-            <w:u w:val="single"/>
-          </w:rPr>
-          <w:t>14:14</w:t>
-        </w:r>
-      </w:hyperlink>
+      <w:r>
+        <w:rPr>
+          <w:lang w:val="hi_IN" w:bidi="hi_IN"/>
+        </w:rPr>
+        <w:t>दानिय्येल 7:13–14</w:t>
+      </w:r>
+      <w:r>
+        <w:rPr>
+          <w:lang w:val="hi_IN" w:bidi="hi_IN"/>
+        </w:rPr>
+        <w:t xml:space="preserve">; </w:t>
+      </w:r>
+      <w:r>
+        <w:rPr>
+          <w:lang w:val="hi_IN" w:bidi="hi_IN"/>
+        </w:rPr>
+        <w:t>मत्ती 24:30</w:t>
+      </w:r>
+      <w:r>
+        <w:rPr>
+          <w:lang w:val="hi_IN" w:bidi="hi_IN"/>
+        </w:rPr>
+        <w:t xml:space="preserve">; </w:t>
+      </w:r>
+      <w:r>
+        <w:rPr>
+          <w:lang w:val="hi_IN" w:bidi="hi_IN"/>
+        </w:rPr>
+        <w:t>26:24</w:t>
+      </w:r>
+      <w:r>
+        <w:rPr>
+          <w:lang w:val="hi_IN" w:bidi="hi_IN"/>
+        </w:rPr>
+        <w:t xml:space="preserve">; </w:t>
+      </w:r>
+      <w:r>
+        <w:rPr>
+          <w:lang w:val="hi_IN" w:bidi="hi_IN"/>
+        </w:rPr>
+        <w:t>मरकुस 13:26</w:t>
+      </w:r>
+      <w:r>
+        <w:rPr>
+          <w:lang w:val="hi_IN" w:bidi="hi_IN"/>
+        </w:rPr>
+        <w:t xml:space="preserve">; </w:t>
+      </w:r>
+      <w:r>
+        <w:rPr>
+          <w:lang w:val="hi_IN" w:bidi="hi_IN"/>
+        </w:rPr>
+        <w:t>लूका 21:27</w:t>
+      </w:r>
+      <w:r>
+        <w:rPr>
+          <w:lang w:val="hi_IN" w:bidi="hi_IN"/>
+        </w:rPr>
+        <w:t xml:space="preserve">; </w:t>
+      </w:r>
+      <w:r>
+        <w:rPr>
+          <w:lang w:val="hi_IN" w:bidi="hi_IN"/>
+        </w:rPr>
+        <w:t>यूहन्ना 12:34</w:t>
+      </w:r>
+      <w:r>
+        <w:rPr>
+          <w:lang w:val="hi_IN" w:bidi="hi_IN"/>
+        </w:rPr>
+        <w:t xml:space="preserve">; </w:t>
+      </w:r>
+      <w:r>
+        <w:rPr>
+          <w:lang w:val="hi_IN" w:bidi="hi_IN"/>
+        </w:rPr>
+        <w:t>प्रकाशितवाक्य 1:13</w:t>
+      </w:r>
+      <w:r>
+        <w:rPr>
+          <w:lang w:val="hi_IN" w:bidi="hi_IN"/>
+        </w:rPr>
+        <w:t xml:space="preserve">; </w:t>
+      </w:r>
+      <w:r>
+        <w:rPr>
+          <w:lang w:val="hi_IN" w:bidi="hi_IN"/>
+        </w:rPr>
+        <w:t>14:14</w:t>
+      </w:r>
       <w:r>
         <w:rPr>
           <w:lang w:val="hi_IN" w:bidi="hi_IN"/>
@@ -2307,306 +1851,204 @@
         </w:rPr>
         <w:t>जो सम्भवतः गलील के मगदन की थीं, जिन्हें यीशु ने दुष्टात्माओं से छुड़ाया था (</w:t>
       </w:r>
-      <w:hyperlink r:id="rId71">
-        <w:r>
-          <w:rPr>
-            <w:lang w:val="hi_IN" w:bidi="hi_IN"/>
-          </w:rPr>
-          <w:rPr>
-            <w:color w:val="0000EE"/>
-            <w:u w:val="single"/>
-          </w:rPr>
-          <w:t>मर 16:9</w:t>
-        </w:r>
-      </w:hyperlink>
+      <w:r>
+        <w:rPr>
+          <w:lang w:val="hi_IN" w:bidi="hi_IN"/>
+        </w:rPr>
+        <w:t>मर 16:9</w:t>
+      </w:r>
       <w:r>
         <w:rPr>
           <w:lang w:val="hi_IN" w:bidi="hi_IN"/>
         </w:rPr>
         <w:t>)। वह एक विश्वासयोग्य अनुयायी बन गईं और यीशु और उनके चेलों का आर्थिक रूप से समर्थन करती रहीं (</w:t>
       </w:r>
-      <w:hyperlink r:id="rId72">
-        <w:r>
-          <w:rPr>
-            <w:lang w:val="hi_IN" w:bidi="hi_IN"/>
-          </w:rPr>
-          <w:rPr>
-            <w:color w:val="0000EE"/>
-            <w:u w:val="single"/>
-          </w:rPr>
-          <w:t>लूका 8:1–3</w:t>
-        </w:r>
-      </w:hyperlink>
+      <w:r>
+        <w:rPr>
+          <w:lang w:val="hi_IN" w:bidi="hi_IN"/>
+        </w:rPr>
+        <w:t>लूका 8:1–3</w:t>
+      </w:r>
       <w:r>
         <w:rPr>
           <w:lang w:val="hi_IN" w:bidi="hi_IN"/>
         </w:rPr>
         <w:t xml:space="preserve">; देखें </w:t>
       </w:r>
-      <w:hyperlink r:id="rId73">
-        <w:r>
-          <w:rPr>
-            <w:lang w:val="hi_IN" w:bidi="hi_IN"/>
-          </w:rPr>
-          <w:rPr>
-            <w:color w:val="0000EE"/>
-            <w:u w:val="single"/>
-          </w:rPr>
-          <w:t>मत्ती 27:55–56</w:t>
-        </w:r>
-      </w:hyperlink>
-      <w:r>
-        <w:rPr>
-          <w:lang w:val="hi_IN" w:bidi="hi_IN"/>
-        </w:rPr>
-        <w:t xml:space="preserve">; </w:t>
-      </w:r>
-      <w:hyperlink r:id="rId74">
-        <w:r>
-          <w:rPr>
-            <w:lang w:val="hi_IN" w:bidi="hi_IN"/>
-          </w:rPr>
-          <w:rPr>
-            <w:color w:val="0000EE"/>
-            <w:u w:val="single"/>
-          </w:rPr>
-          <w:t>मर 15:40–41</w:t>
-        </w:r>
-      </w:hyperlink>
+      <w:r>
+        <w:rPr>
+          <w:lang w:val="hi_IN" w:bidi="hi_IN"/>
+        </w:rPr>
+        <w:t>मत्ती 27:55–56</w:t>
+      </w:r>
+      <w:r>
+        <w:rPr>
+          <w:lang w:val="hi_IN" w:bidi="hi_IN"/>
+        </w:rPr>
+        <w:t xml:space="preserve">; </w:t>
+      </w:r>
+      <w:r>
+        <w:rPr>
+          <w:lang w:val="hi_IN" w:bidi="hi_IN"/>
+        </w:rPr>
+        <w:t>मर 15:40–41</w:t>
+      </w:r>
       <w:r>
         <w:rPr>
           <w:lang w:val="hi_IN" w:bidi="hi_IN"/>
         </w:rPr>
         <w:t>)। उन्होंने यीशु की क्रूस पर मृत्यु और उनके गाड़े जाने को देखा (</w:t>
       </w:r>
-      <w:hyperlink r:id="rId75">
-        <w:r>
-          <w:rPr>
-            <w:lang w:val="hi_IN" w:bidi="hi_IN"/>
-          </w:rPr>
-          <w:rPr>
-            <w:color w:val="0000EE"/>
-            <w:u w:val="single"/>
-          </w:rPr>
-          <w:t>मत्ती 27:55–61</w:t>
-        </w:r>
-      </w:hyperlink>
-      <w:r>
-        <w:rPr>
-          <w:lang w:val="hi_IN" w:bidi="hi_IN"/>
-        </w:rPr>
-        <w:t xml:space="preserve">; </w:t>
-      </w:r>
-      <w:hyperlink r:id="rId76">
-        <w:r>
-          <w:rPr>
-            <w:lang w:val="hi_IN" w:bidi="hi_IN"/>
-          </w:rPr>
-          <w:rPr>
-            <w:color w:val="0000EE"/>
-            <w:u w:val="single"/>
-          </w:rPr>
-          <w:t>मर 15:40–47</w:t>
-        </w:r>
-      </w:hyperlink>
-      <w:r>
-        <w:rPr>
-          <w:lang w:val="hi_IN" w:bidi="hi_IN"/>
-        </w:rPr>
-        <w:t xml:space="preserve">; </w:t>
-      </w:r>
-      <w:hyperlink r:id="rId77">
-        <w:r>
-          <w:rPr>
-            <w:lang w:val="hi_IN" w:bidi="hi_IN"/>
-          </w:rPr>
-          <w:rPr>
-            <w:color w:val="0000EE"/>
-            <w:u w:val="single"/>
-          </w:rPr>
-          <w:t>यूह 19:25</w:t>
-        </w:r>
-      </w:hyperlink>
+      <w:r>
+        <w:rPr>
+          <w:lang w:val="hi_IN" w:bidi="hi_IN"/>
+        </w:rPr>
+        <w:t>मत्ती 27:55–61</w:t>
+      </w:r>
+      <w:r>
+        <w:rPr>
+          <w:lang w:val="hi_IN" w:bidi="hi_IN"/>
+        </w:rPr>
+        <w:t xml:space="preserve">; </w:t>
+      </w:r>
+      <w:r>
+        <w:rPr>
+          <w:lang w:val="hi_IN" w:bidi="hi_IN"/>
+        </w:rPr>
+        <w:t>मर 15:40–47</w:t>
+      </w:r>
+      <w:r>
+        <w:rPr>
+          <w:lang w:val="hi_IN" w:bidi="hi_IN"/>
+        </w:rPr>
+        <w:t xml:space="preserve">; </w:t>
+      </w:r>
+      <w:r>
+        <w:rPr>
+          <w:lang w:val="hi_IN" w:bidi="hi_IN"/>
+        </w:rPr>
+        <w:t>यूह 19:25</w:t>
+      </w:r>
       <w:r>
         <w:rPr>
           <w:lang w:val="hi_IN" w:bidi="hi_IN"/>
         </w:rPr>
         <w:t xml:space="preserve">; तुलना करें </w:t>
       </w:r>
-      <w:hyperlink r:id="rId78">
-        <w:r>
-          <w:rPr>
-            <w:lang w:val="hi_IN" w:bidi="hi_IN"/>
-          </w:rPr>
-          <w:rPr>
-            <w:color w:val="0000EE"/>
-            <w:u w:val="single"/>
-          </w:rPr>
-          <w:t>लूका 23:49</w:t>
-        </w:r>
-      </w:hyperlink>
+      <w:r>
+        <w:rPr>
+          <w:lang w:val="hi_IN" w:bidi="hi_IN"/>
+        </w:rPr>
+        <w:t>लूका 23:49</w:t>
+      </w:r>
       <w:r>
         <w:rPr>
           <w:lang w:val="hi_IN" w:bidi="hi_IN"/>
         </w:rPr>
         <w:t xml:space="preserve">, </w:t>
       </w:r>
-      <w:hyperlink r:id="rId79">
-        <w:r>
-          <w:rPr>
-            <w:lang w:val="hi_IN" w:bidi="hi_IN"/>
-          </w:rPr>
-          <w:rPr>
-            <w:color w:val="0000EE"/>
-            <w:u w:val="single"/>
-          </w:rPr>
-          <w:t>55–56</w:t>
-        </w:r>
-      </w:hyperlink>
+      <w:r>
+        <w:rPr>
+          <w:lang w:val="hi_IN" w:bidi="hi_IN"/>
+        </w:rPr>
+        <w:t>55–56</w:t>
+      </w:r>
       <w:r>
         <w:rPr>
           <w:lang w:val="hi_IN" w:bidi="hi_IN"/>
         </w:rPr>
         <w:t>)। वह रविवार को पौ फटते ही कब्र पर सुगन्धित मसालों के साथ गईं। वह उन पहले लोगों में से थीं जिन्होंने सुना कि यीशु मृतकों में से जी उठे हैं (</w:t>
       </w:r>
-      <w:hyperlink r:id="rId80">
-        <w:r>
-          <w:rPr>
-            <w:lang w:val="hi_IN" w:bidi="hi_IN"/>
-          </w:rPr>
-          <w:rPr>
-            <w:color w:val="0000EE"/>
-            <w:u w:val="single"/>
-          </w:rPr>
-          <w:t>मत्ती 28:1–8</w:t>
-        </w:r>
-      </w:hyperlink>
-      <w:r>
-        <w:rPr>
-          <w:lang w:val="hi_IN" w:bidi="hi_IN"/>
-        </w:rPr>
-        <w:t xml:space="preserve">; </w:t>
-      </w:r>
-      <w:hyperlink r:id="rId81">
-        <w:r>
-          <w:rPr>
-            <w:lang w:val="hi_IN" w:bidi="hi_IN"/>
-          </w:rPr>
-          <w:rPr>
-            <w:color w:val="0000EE"/>
-            <w:u w:val="single"/>
-          </w:rPr>
-          <w:t>मर 16:1–8</w:t>
-        </w:r>
-      </w:hyperlink>
-      <w:r>
-        <w:rPr>
-          <w:lang w:val="hi_IN" w:bidi="hi_IN"/>
-        </w:rPr>
-        <w:t xml:space="preserve">; </w:t>
-      </w:r>
-      <w:hyperlink r:id="rId82">
-        <w:r>
-          <w:rPr>
-            <w:lang w:val="hi_IN" w:bidi="hi_IN"/>
-          </w:rPr>
-          <w:rPr>
-            <w:color w:val="0000EE"/>
-            <w:u w:val="single"/>
-          </w:rPr>
-          <w:t>लूका 24:1–11</w:t>
-        </w:r>
-      </w:hyperlink>
+      <w:r>
+        <w:rPr>
+          <w:lang w:val="hi_IN" w:bidi="hi_IN"/>
+        </w:rPr>
+        <w:t>मत्ती 28:1–8</w:t>
+      </w:r>
+      <w:r>
+        <w:rPr>
+          <w:lang w:val="hi_IN" w:bidi="hi_IN"/>
+        </w:rPr>
+        <w:t xml:space="preserve">; </w:t>
+      </w:r>
+      <w:r>
+        <w:rPr>
+          <w:lang w:val="hi_IN" w:bidi="hi_IN"/>
+        </w:rPr>
+        <w:t>मर 16:1–8</w:t>
+      </w:r>
+      <w:r>
+        <w:rPr>
+          <w:lang w:val="hi_IN" w:bidi="hi_IN"/>
+        </w:rPr>
+        <w:t xml:space="preserve">; </w:t>
+      </w:r>
+      <w:r>
+        <w:rPr>
+          <w:lang w:val="hi_IN" w:bidi="hi_IN"/>
+        </w:rPr>
+        <w:t>लूका 24:1–11</w:t>
+      </w:r>
       <w:r>
         <w:rPr>
           <w:lang w:val="hi_IN" w:bidi="hi_IN"/>
         </w:rPr>
         <w:t xml:space="preserve">, </w:t>
       </w:r>
-      <w:hyperlink r:id="rId83">
-        <w:r>
-          <w:rPr>
-            <w:lang w:val="hi_IN" w:bidi="hi_IN"/>
-          </w:rPr>
-          <w:rPr>
-            <w:color w:val="0000EE"/>
-            <w:u w:val="single"/>
-          </w:rPr>
-          <w:t>22–24</w:t>
-        </w:r>
-      </w:hyperlink>
+      <w:r>
+        <w:rPr>
+          <w:lang w:val="hi_IN" w:bidi="hi_IN"/>
+        </w:rPr>
+        <w:t>22–24</w:t>
+      </w:r>
       <w:r>
         <w:rPr>
           <w:lang w:val="hi_IN" w:bidi="hi_IN"/>
         </w:rPr>
         <w:t>)। वह जीवित यीशु को देखने वाली पहली स्त्री भी थीं (</w:t>
       </w:r>
-      <w:hyperlink r:id="rId84">
-        <w:r>
-          <w:rPr>
-            <w:lang w:val="hi_IN" w:bidi="hi_IN"/>
-          </w:rPr>
-          <w:rPr>
-            <w:color w:val="0000EE"/>
-            <w:u w:val="single"/>
-          </w:rPr>
-          <w:t>मत्ती 28:9–10</w:t>
-        </w:r>
-      </w:hyperlink>
-      <w:r>
-        <w:rPr>
-          <w:lang w:val="hi_IN" w:bidi="hi_IN"/>
-        </w:rPr>
-        <w:t xml:space="preserve">; </w:t>
-      </w:r>
-      <w:hyperlink r:id="rId85">
-        <w:r>
-          <w:rPr>
-            <w:lang w:val="hi_IN" w:bidi="hi_IN"/>
-          </w:rPr>
-          <w:rPr>
-            <w:color w:val="0000EE"/>
-            <w:u w:val="single"/>
-          </w:rPr>
-          <w:t>मर 16:9–11</w:t>
-        </w:r>
-      </w:hyperlink>
-      <w:r>
-        <w:rPr>
-          <w:lang w:val="hi_IN" w:bidi="hi_IN"/>
-        </w:rPr>
-        <w:t xml:space="preserve">; </w:t>
-      </w:r>
-      <w:hyperlink r:id="rId86">
-        <w:r>
-          <w:rPr>
-            <w:lang w:val="hi_IN" w:bidi="hi_IN"/>
-          </w:rPr>
-          <w:rPr>
-            <w:color w:val="0000EE"/>
-            <w:u w:val="single"/>
-          </w:rPr>
-          <w:t>यूह 20:1–2</w:t>
-        </w:r>
-      </w:hyperlink>
+      <w:r>
+        <w:rPr>
+          <w:lang w:val="hi_IN" w:bidi="hi_IN"/>
+        </w:rPr>
+        <w:t>मत्ती 28:9–10</w:t>
+      </w:r>
+      <w:r>
+        <w:rPr>
+          <w:lang w:val="hi_IN" w:bidi="hi_IN"/>
+        </w:rPr>
+        <w:t xml:space="preserve">; </w:t>
+      </w:r>
+      <w:r>
+        <w:rPr>
+          <w:lang w:val="hi_IN" w:bidi="hi_IN"/>
+        </w:rPr>
+        <w:t>मर 16:9–11</w:t>
+      </w:r>
+      <w:r>
+        <w:rPr>
+          <w:lang w:val="hi_IN" w:bidi="hi_IN"/>
+        </w:rPr>
+        <w:t xml:space="preserve">; </w:t>
+      </w:r>
+      <w:r>
+        <w:rPr>
+          <w:lang w:val="hi_IN" w:bidi="hi_IN"/>
+        </w:rPr>
+        <w:t>यूह 20:1–2</w:t>
+      </w:r>
       <w:r>
         <w:rPr>
           <w:lang w:val="hi_IN" w:bidi="hi_IN"/>
         </w:rPr>
         <w:t xml:space="preserve">, </w:t>
       </w:r>
-      <w:hyperlink r:id="rId87">
-        <w:r>
-          <w:rPr>
-            <w:lang w:val="hi_IN" w:bidi="hi_IN"/>
-          </w:rPr>
-          <w:rPr>
-            <w:color w:val="0000EE"/>
-            <w:u w:val="single"/>
-          </w:rPr>
-          <w:t>11–18</w:t>
-        </w:r>
-      </w:hyperlink>
+      <w:r>
+        <w:rPr>
+          <w:lang w:val="hi_IN" w:bidi="hi_IN"/>
+        </w:rPr>
+        <w:t>11–18</w:t>
+      </w:r>
       <w:r>
         <w:rPr>
           <w:lang w:val="hi_IN" w:bidi="hi_IN"/>
@@ -2651,144 +2093,96 @@
         </w:rPr>
         <w:t xml:space="preserve"> और यूसुफ की भी थीं, उन स्त्रियों में से थीं जो यीशु की क्रूस पर मृत्यु और उनके गाड़े जाने के समय उपस्थित थीं (</w:t>
       </w:r>
-      <w:hyperlink r:id="rId75">
-        <w:r>
-          <w:rPr>
-            <w:lang w:val="hi_IN" w:bidi="hi_IN"/>
-          </w:rPr>
-          <w:rPr>
-            <w:color w:val="0000EE"/>
-            <w:u w:val="single"/>
-          </w:rPr>
-          <w:t>मत्ती 27:55–61</w:t>
-        </w:r>
-      </w:hyperlink>
-      <w:r>
-        <w:rPr>
-          <w:lang w:val="hi_IN" w:bidi="hi_IN"/>
-        </w:rPr>
-        <w:t xml:space="preserve">; </w:t>
-      </w:r>
-      <w:hyperlink r:id="rId76">
-        <w:r>
-          <w:rPr>
-            <w:lang w:val="hi_IN" w:bidi="hi_IN"/>
-          </w:rPr>
-          <w:rPr>
-            <w:color w:val="0000EE"/>
-            <w:u w:val="single"/>
-          </w:rPr>
-          <w:t>मर 15:40–47</w:t>
-        </w:r>
-      </w:hyperlink>
+      <w:r>
+        <w:rPr>
+          <w:lang w:val="hi_IN" w:bidi="hi_IN"/>
+        </w:rPr>
+        <w:t>मत्ती 27:55–61</w:t>
+      </w:r>
+      <w:r>
+        <w:rPr>
+          <w:lang w:val="hi_IN" w:bidi="hi_IN"/>
+        </w:rPr>
+        <w:t xml:space="preserve">; </w:t>
+      </w:r>
+      <w:r>
+        <w:rPr>
+          <w:lang w:val="hi_IN" w:bidi="hi_IN"/>
+        </w:rPr>
+        <w:t>मर 15:40–47</w:t>
+      </w:r>
       <w:r>
         <w:rPr>
           <w:lang w:val="hi_IN" w:bidi="hi_IN"/>
         </w:rPr>
         <w:t xml:space="preserve">; देखें </w:t>
       </w:r>
-      <w:hyperlink r:id="rId78">
-        <w:r>
-          <w:rPr>
-            <w:lang w:val="hi_IN" w:bidi="hi_IN"/>
-          </w:rPr>
-          <w:rPr>
-            <w:color w:val="0000EE"/>
-            <w:u w:val="single"/>
-          </w:rPr>
-          <w:t>लूका 23:49</w:t>
-        </w:r>
-      </w:hyperlink>
+      <w:r>
+        <w:rPr>
+          <w:lang w:val="hi_IN" w:bidi="hi_IN"/>
+        </w:rPr>
+        <w:t>लूका 23:49</w:t>
+      </w:r>
       <w:r>
         <w:rPr>
           <w:lang w:val="hi_IN" w:bidi="hi_IN"/>
         </w:rPr>
         <w:t xml:space="preserve">, </w:t>
       </w:r>
-      <w:hyperlink r:id="rId88">
-        <w:r>
-          <w:rPr>
-            <w:lang w:val="hi_IN" w:bidi="hi_IN"/>
-          </w:rPr>
-          <w:rPr>
-            <w:color w:val="0000EE"/>
-            <w:u w:val="single"/>
-          </w:rPr>
-          <w:t>55</w:t>
-        </w:r>
-      </w:hyperlink>
+      <w:r>
+        <w:rPr>
+          <w:lang w:val="hi_IN" w:bidi="hi_IN"/>
+        </w:rPr>
+        <w:t>55</w:t>
+      </w:r>
       <w:r>
         <w:rPr>
           <w:lang w:val="hi_IN" w:bidi="hi_IN"/>
         </w:rPr>
         <w:t xml:space="preserve"> भी)। मरियम मगदलीनी के समान, वे भी उन पहली स्त्रियों में थीं जिन्होंने सुना कि यीशु मृतकों में से जी उठे हैं (</w:t>
       </w:r>
-      <w:hyperlink r:id="rId80">
-        <w:r>
-          <w:rPr>
-            <w:lang w:val="hi_IN" w:bidi="hi_IN"/>
-          </w:rPr>
-          <w:rPr>
-            <w:color w:val="0000EE"/>
-            <w:u w:val="single"/>
-          </w:rPr>
-          <w:t>मत्ती 28:1–8</w:t>
-        </w:r>
-      </w:hyperlink>
-      <w:r>
-        <w:rPr>
-          <w:lang w:val="hi_IN" w:bidi="hi_IN"/>
-        </w:rPr>
-        <w:t xml:space="preserve">; </w:t>
-      </w:r>
-      <w:hyperlink r:id="rId81">
-        <w:r>
-          <w:rPr>
-            <w:lang w:val="hi_IN" w:bidi="hi_IN"/>
-          </w:rPr>
-          <w:rPr>
-            <w:color w:val="0000EE"/>
-            <w:u w:val="single"/>
-          </w:rPr>
-          <w:t>मर 16:1–8</w:t>
-        </w:r>
-      </w:hyperlink>
-      <w:r>
-        <w:rPr>
-          <w:lang w:val="hi_IN" w:bidi="hi_IN"/>
-        </w:rPr>
-        <w:t xml:space="preserve">; </w:t>
-      </w:r>
-      <w:hyperlink r:id="rId82">
-        <w:r>
-          <w:rPr>
-            <w:lang w:val="hi_IN" w:bidi="hi_IN"/>
-          </w:rPr>
-          <w:rPr>
-            <w:color w:val="0000EE"/>
-            <w:u w:val="single"/>
-          </w:rPr>
-          <w:t>लूका 24:1–11</w:t>
-        </w:r>
-      </w:hyperlink>
+      <w:r>
+        <w:rPr>
+          <w:lang w:val="hi_IN" w:bidi="hi_IN"/>
+        </w:rPr>
+        <w:t>मत्ती 28:1–8</w:t>
+      </w:r>
+      <w:r>
+        <w:rPr>
+          <w:lang w:val="hi_IN" w:bidi="hi_IN"/>
+        </w:rPr>
+        <w:t xml:space="preserve">; </w:t>
+      </w:r>
+      <w:r>
+        <w:rPr>
+          <w:lang w:val="hi_IN" w:bidi="hi_IN"/>
+        </w:rPr>
+        <w:t>मर 16:1–8</w:t>
+      </w:r>
+      <w:r>
+        <w:rPr>
+          <w:lang w:val="hi_IN" w:bidi="hi_IN"/>
+        </w:rPr>
+        <w:t xml:space="preserve">; </w:t>
+      </w:r>
+      <w:r>
+        <w:rPr>
+          <w:lang w:val="hi_IN" w:bidi="hi_IN"/>
+        </w:rPr>
+        <w:t>लूका 24:1–11</w:t>
+      </w:r>
       <w:r>
         <w:rPr>
           <w:lang w:val="hi_IN" w:bidi="hi_IN"/>
         </w:rPr>
         <w:t>)। वे उन पहली स्त्रियों में से भी थीं जिन्होंने जी उठे यीशु को देखा (</w:t>
       </w:r>
-      <w:hyperlink r:id="rId84">
-        <w:r>
-          <w:rPr>
-            <w:lang w:val="hi_IN" w:bidi="hi_IN"/>
-          </w:rPr>
-          <w:rPr>
-            <w:color w:val="0000EE"/>
-            <w:u w:val="single"/>
-          </w:rPr>
-          <w:t>मत्ती 28:9–10</w:t>
-        </w:r>
-      </w:hyperlink>
+      <w:r>
+        <w:rPr>
+          <w:lang w:val="hi_IN" w:bidi="hi_IN"/>
+        </w:rPr>
+        <w:t>मत्ती 28:9–10</w:t>
+      </w:r>
       <w:r>
         <w:rPr>
           <w:lang w:val="hi_IN" w:bidi="hi_IN"/>
@@ -2820,108 +2214,72 @@
         </w:rPr>
         <w:t xml:space="preserve"> मार्था और लाज़र की बहन थीं। यीशु उनके परिवार से बहुत प्रेम रखते थे (</w:t>
       </w:r>
-      <w:hyperlink r:id="rId89">
-        <w:r>
-          <w:rPr>
-            <w:lang w:val="hi_IN" w:bidi="hi_IN"/>
-          </w:rPr>
-          <w:rPr>
-            <w:color w:val="0000EE"/>
-            <w:u w:val="single"/>
-          </w:rPr>
-          <w:t>यूह 11:5</w:t>
-        </w:r>
-      </w:hyperlink>
+      <w:r>
+        <w:rPr>
+          <w:lang w:val="hi_IN" w:bidi="hi_IN"/>
+        </w:rPr>
+        <w:t>यूह 11:5</w:t>
+      </w:r>
       <w:r>
         <w:rPr>
           <w:lang w:val="hi_IN" w:bidi="hi_IN"/>
         </w:rPr>
         <w:t>)। यीशु ने मरियम की प्रशंसा की क्योंकि वह उनसे सीखना चाहती थीं (</w:t>
       </w:r>
-      <w:hyperlink r:id="rId90">
-        <w:r>
-          <w:rPr>
-            <w:lang w:val="hi_IN" w:bidi="hi_IN"/>
-          </w:rPr>
-          <w:rPr>
-            <w:color w:val="0000EE"/>
-            <w:u w:val="single"/>
-          </w:rPr>
-          <w:t>लूका 10:38–42</w:t>
-        </w:r>
-      </w:hyperlink>
+      <w:r>
+        <w:rPr>
+          <w:lang w:val="hi_IN" w:bidi="hi_IN"/>
+        </w:rPr>
+        <w:t>लूका 10:38–42</w:t>
+      </w:r>
       <w:r>
         <w:rPr>
           <w:lang w:val="hi_IN" w:bidi="hi_IN"/>
         </w:rPr>
         <w:t>)। जल्द ही, जब यीशु ने उनके भाई को मृतकों में से जिलाया (</w:t>
       </w:r>
-      <w:hyperlink r:id="rId91">
-        <w:r>
-          <w:rPr>
-            <w:lang w:val="hi_IN" w:bidi="hi_IN"/>
-          </w:rPr>
-          <w:rPr>
-            <w:color w:val="0000EE"/>
-            <w:u w:val="single"/>
-          </w:rPr>
-          <w:t>यूह 11:32–45</w:t>
-        </w:r>
-      </w:hyperlink>
+      <w:r>
+        <w:rPr>
+          <w:lang w:val="hi_IN" w:bidi="hi_IN"/>
+        </w:rPr>
+        <w:t>यूह 11:32–45</w:t>
+      </w:r>
       <w:r>
         <w:rPr>
           <w:lang w:val="hi_IN" w:bidi="hi_IN"/>
         </w:rPr>
         <w:t>), तब मरियम ने बहुत ही बहुमूल्य इत्र से यीशु के पाँवों का अभिषेक किया। जब दूसरों ने इसे अपव्ययी कहा, तब यीशु ने उनका (मरियम) समर्थन किया (</w:t>
       </w:r>
-      <w:hyperlink r:id="rId92">
-        <w:r>
-          <w:rPr>
-            <w:lang w:val="hi_IN" w:bidi="hi_IN"/>
-          </w:rPr>
-          <w:rPr>
-            <w:color w:val="0000EE"/>
-            <w:u w:val="single"/>
-          </w:rPr>
-          <w:t>यूह 12:1–11</w:t>
-        </w:r>
-      </w:hyperlink>
+      <w:r>
+        <w:rPr>
+          <w:lang w:val="hi_IN" w:bidi="hi_IN"/>
+        </w:rPr>
+        <w:t>यूह 12:1–11</w:t>
+      </w:r>
       <w:r>
         <w:rPr>
           <w:lang w:val="hi_IN" w:bidi="hi_IN"/>
         </w:rPr>
         <w:t xml:space="preserve">; तुलना करें </w:t>
       </w:r>
-      <w:hyperlink r:id="rId93">
-        <w:r>
-          <w:rPr>
-            <w:lang w:val="hi_IN" w:bidi="hi_IN"/>
-          </w:rPr>
-          <w:rPr>
-            <w:color w:val="0000EE"/>
-            <w:u w:val="single"/>
-          </w:rPr>
-          <w:t>मत्ती 26:6–13</w:t>
-        </w:r>
-      </w:hyperlink>
-      <w:r>
-        <w:rPr>
-          <w:lang w:val="hi_IN" w:bidi="hi_IN"/>
-        </w:rPr>
-        <w:t xml:space="preserve">; </w:t>
-      </w:r>
-      <w:hyperlink r:id="rId94">
-        <w:r>
-          <w:rPr>
-            <w:lang w:val="hi_IN" w:bidi="hi_IN"/>
-          </w:rPr>
-          <w:rPr>
-            <w:color w:val="0000EE"/>
-            <w:u w:val="single"/>
-          </w:rPr>
-          <w:t>मर 14:3–9</w:t>
-        </w:r>
-      </w:hyperlink>
+      <w:r>
+        <w:rPr>
+          <w:lang w:val="hi_IN" w:bidi="hi_IN"/>
+        </w:rPr>
+        <w:t>मत्ती 26:6–13</w:t>
+      </w:r>
+      <w:r>
+        <w:rPr>
+          <w:lang w:val="hi_IN" w:bidi="hi_IN"/>
+        </w:rPr>
+        <w:t xml:space="preserve">; </w:t>
+      </w:r>
+      <w:r>
+        <w:rPr>
+          <w:lang w:val="hi_IN" w:bidi="hi_IN"/>
+        </w:rPr>
+        <w:t>मर 14:3–9</w:t>
+      </w:r>
       <w:r>
         <w:rPr>
           <w:lang w:val="hi_IN" w:bidi="hi_IN"/>
@@ -2953,18 +2311,12 @@
         </w:rPr>
         <w:t xml:space="preserve"> उन स्त्रियों में से थीं जो यीशु के क्रूस पर उनकी मृत्यु के समय देख रही थीं (</w:t>
       </w:r>
-      <w:hyperlink r:id="rId77">
-        <w:r>
-          <w:rPr>
-            <w:lang w:val="hi_IN" w:bidi="hi_IN"/>
-          </w:rPr>
-          <w:rPr>
-            <w:color w:val="0000EE"/>
-            <w:u w:val="single"/>
-          </w:rPr>
-          <w:t>यूह 19:25</w:t>
-        </w:r>
-      </w:hyperlink>
+      <w:r>
+        <w:rPr>
+          <w:lang w:val="hi_IN" w:bidi="hi_IN"/>
+        </w:rPr>
+        <w:t>यूह 19:25</w:t>
+      </w:r>
       <w:r>
         <w:rPr>
           <w:lang w:val="hi_IN" w:bidi="hi_IN"/>
@@ -2994,252 +2346,168 @@
           <w:lang w:val="hi_IN" w:bidi="hi_IN"/>
         </w:rPr>
       </w:r>
-      <w:hyperlink r:id="rId75">
-        <w:r>
-          <w:rPr>
-            <w:lang w:val="hi_IN" w:bidi="hi_IN"/>
-          </w:rPr>
-          <w:rPr>
-            <w:color w:val="0000EE"/>
-            <w:u w:val="single"/>
-          </w:rPr>
-          <w:t>मत्ती 27:55–61</w:t>
-        </w:r>
-      </w:hyperlink>
-      <w:r>
-        <w:rPr>
-          <w:lang w:val="hi_IN" w:bidi="hi_IN"/>
-        </w:rPr>
-        <w:t xml:space="preserve">; </w:t>
-      </w:r>
-      <w:hyperlink r:id="rId95">
-        <w:r>
-          <w:rPr>
-            <w:lang w:val="hi_IN" w:bidi="hi_IN"/>
-          </w:rPr>
-          <w:rPr>
-            <w:color w:val="0000EE"/>
-            <w:u w:val="single"/>
-          </w:rPr>
-          <w:t>28:1</w:t>
-        </w:r>
-      </w:hyperlink>
-      <w:r>
-        <w:rPr>
-          <w:lang w:val="hi_IN" w:bidi="hi_IN"/>
-        </w:rPr>
-        <w:t xml:space="preserve">; </w:t>
-      </w:r>
-      <w:hyperlink r:id="rId76">
-        <w:r>
-          <w:rPr>
-            <w:lang w:val="hi_IN" w:bidi="hi_IN"/>
-          </w:rPr>
-          <w:rPr>
-            <w:color w:val="0000EE"/>
-            <w:u w:val="single"/>
-          </w:rPr>
-          <w:t>मरकुस 15:40–47</w:t>
-        </w:r>
-      </w:hyperlink>
-      <w:r>
-        <w:rPr>
-          <w:lang w:val="hi_IN" w:bidi="hi_IN"/>
-        </w:rPr>
-        <w:t xml:space="preserve">; </w:t>
-      </w:r>
-      <w:hyperlink r:id="rId96">
-        <w:r>
-          <w:rPr>
-            <w:lang w:val="hi_IN" w:bidi="hi_IN"/>
-          </w:rPr>
-          <w:rPr>
-            <w:color w:val="0000EE"/>
-            <w:u w:val="single"/>
-          </w:rPr>
-          <w:t>16:1–11</w:t>
-        </w:r>
-      </w:hyperlink>
-      <w:r>
-        <w:rPr>
-          <w:lang w:val="hi_IN" w:bidi="hi_IN"/>
-        </w:rPr>
-        <w:t xml:space="preserve">; </w:t>
-      </w:r>
-      <w:hyperlink r:id="rId97">
-        <w:r>
-          <w:rPr>
-            <w:lang w:val="hi_IN" w:bidi="hi_IN"/>
-          </w:rPr>
-          <w:rPr>
-            <w:color w:val="0000EE"/>
-            <w:u w:val="single"/>
-          </w:rPr>
-          <w:t>लूका 8:2–3</w:t>
-        </w:r>
-      </w:hyperlink>
-      <w:r>
-        <w:rPr>
-          <w:lang w:val="hi_IN" w:bidi="hi_IN"/>
-        </w:rPr>
-        <w:t xml:space="preserve">; </w:t>
-      </w:r>
-      <w:hyperlink r:id="rId90">
-        <w:r>
-          <w:rPr>
-            <w:lang w:val="hi_IN" w:bidi="hi_IN"/>
-          </w:rPr>
-          <w:rPr>
-            <w:color w:val="0000EE"/>
-            <w:u w:val="single"/>
-          </w:rPr>
-          <w:t>10:38–42</w:t>
-        </w:r>
-      </w:hyperlink>
-      <w:r>
-        <w:rPr>
-          <w:lang w:val="hi_IN" w:bidi="hi_IN"/>
-        </w:rPr>
-        <w:t xml:space="preserve">; </w:t>
-      </w:r>
-      <w:hyperlink r:id="rId98">
-        <w:r>
-          <w:rPr>
-            <w:lang w:val="hi_IN" w:bidi="hi_IN"/>
-          </w:rPr>
-          <w:rPr>
-            <w:color w:val="0000EE"/>
-            <w:u w:val="single"/>
-          </w:rPr>
-          <w:t>24:1–10</w:t>
-        </w:r>
-      </w:hyperlink>
-      <w:r>
-        <w:rPr>
-          <w:lang w:val="hi_IN" w:bidi="hi_IN"/>
-        </w:rPr>
-        <w:t xml:space="preserve">; </w:t>
-      </w:r>
-      <w:hyperlink r:id="rId99">
-        <w:r>
-          <w:rPr>
-            <w:lang w:val="hi_IN" w:bidi="hi_IN"/>
-          </w:rPr>
-          <w:rPr>
-            <w:color w:val="0000EE"/>
-            <w:u w:val="single"/>
-          </w:rPr>
-          <w:t>यूहन्ना 11:1–6</w:t>
-        </w:r>
-      </w:hyperlink>
+      <w:r>
+        <w:rPr>
+          <w:lang w:val="hi_IN" w:bidi="hi_IN"/>
+        </w:rPr>
+        <w:t>मत्ती 27:55–61</w:t>
+      </w:r>
+      <w:r>
+        <w:rPr>
+          <w:lang w:val="hi_IN" w:bidi="hi_IN"/>
+        </w:rPr>
+        <w:t xml:space="preserve">; </w:t>
+      </w:r>
+      <w:r>
+        <w:rPr>
+          <w:lang w:val="hi_IN" w:bidi="hi_IN"/>
+        </w:rPr>
+        <w:t>28:1</w:t>
+      </w:r>
+      <w:r>
+        <w:rPr>
+          <w:lang w:val="hi_IN" w:bidi="hi_IN"/>
+        </w:rPr>
+        <w:t xml:space="preserve">; </w:t>
+      </w:r>
+      <w:r>
+        <w:rPr>
+          <w:lang w:val="hi_IN" w:bidi="hi_IN"/>
+        </w:rPr>
+        <w:t>मरकुस 15:40–47</w:t>
+      </w:r>
+      <w:r>
+        <w:rPr>
+          <w:lang w:val="hi_IN" w:bidi="hi_IN"/>
+        </w:rPr>
+        <w:t xml:space="preserve">; </w:t>
+      </w:r>
+      <w:r>
+        <w:rPr>
+          <w:lang w:val="hi_IN" w:bidi="hi_IN"/>
+        </w:rPr>
+        <w:t>16:1–11</w:t>
+      </w:r>
+      <w:r>
+        <w:rPr>
+          <w:lang w:val="hi_IN" w:bidi="hi_IN"/>
+        </w:rPr>
+        <w:t xml:space="preserve">; </w:t>
+      </w:r>
+      <w:r>
+        <w:rPr>
+          <w:lang w:val="hi_IN" w:bidi="hi_IN"/>
+        </w:rPr>
+        <w:t>लूका 8:2–3</w:t>
+      </w:r>
+      <w:r>
+        <w:rPr>
+          <w:lang w:val="hi_IN" w:bidi="hi_IN"/>
+        </w:rPr>
+        <w:t xml:space="preserve">; </w:t>
+      </w:r>
+      <w:r>
+        <w:rPr>
+          <w:lang w:val="hi_IN" w:bidi="hi_IN"/>
+        </w:rPr>
+        <w:t>10:38–42</w:t>
+      </w:r>
+      <w:r>
+        <w:rPr>
+          <w:lang w:val="hi_IN" w:bidi="hi_IN"/>
+        </w:rPr>
+        <w:t xml:space="preserve">; </w:t>
+      </w:r>
+      <w:r>
+        <w:rPr>
+          <w:lang w:val="hi_IN" w:bidi="hi_IN"/>
+        </w:rPr>
+        <w:t>24:1–10</w:t>
+      </w:r>
+      <w:r>
+        <w:rPr>
+          <w:lang w:val="hi_IN" w:bidi="hi_IN"/>
+        </w:rPr>
+        <w:t xml:space="preserve">; </w:t>
+      </w:r>
+      <w:r>
+        <w:rPr>
+          <w:lang w:val="hi_IN" w:bidi="hi_IN"/>
+        </w:rPr>
+        <w:t>यूहन्ना 11:1–6</w:t>
+      </w:r>
       <w:r>
         <w:rPr>
           <w:lang w:val="hi_IN" w:bidi="hi_IN"/>
         </w:rPr>
         <w:t xml:space="preserve">, </w:t>
       </w:r>
-      <w:hyperlink r:id="rId100">
-        <w:r>
-          <w:rPr>
-            <w:lang w:val="hi_IN" w:bidi="hi_IN"/>
-          </w:rPr>
-          <w:rPr>
-            <w:color w:val="0000EE"/>
-            <w:u w:val="single"/>
-          </w:rPr>
-          <w:t>17–24</w:t>
-        </w:r>
-      </w:hyperlink>
-      <w:r>
-        <w:rPr>
-          <w:lang w:val="hi_IN" w:bidi="hi_IN"/>
-        </w:rPr>
-        <w:t xml:space="preserve">; </w:t>
-      </w:r>
-      <w:hyperlink r:id="rId101">
-        <w:r>
-          <w:rPr>
-            <w:lang w:val="hi_IN" w:bidi="hi_IN"/>
-          </w:rPr>
-          <w:rPr>
-            <w:color w:val="0000EE"/>
-            <w:u w:val="single"/>
-          </w:rPr>
-          <w:t>12:3–8</w:t>
-        </w:r>
-      </w:hyperlink>
-      <w:r>
-        <w:rPr>
-          <w:lang w:val="hi_IN" w:bidi="hi_IN"/>
-        </w:rPr>
-        <w:t xml:space="preserve">; </w:t>
-      </w:r>
-      <w:hyperlink r:id="rId77">
-        <w:r>
-          <w:rPr>
-            <w:lang w:val="hi_IN" w:bidi="hi_IN"/>
-          </w:rPr>
-          <w:rPr>
-            <w:color w:val="0000EE"/>
-            <w:u w:val="single"/>
-          </w:rPr>
-          <w:t>19:25</w:t>
-        </w:r>
-      </w:hyperlink>
-      <w:r>
-        <w:rPr>
-          <w:lang w:val="hi_IN" w:bidi="hi_IN"/>
-        </w:rPr>
-        <w:t xml:space="preserve">; </w:t>
-      </w:r>
-      <w:hyperlink r:id="rId86">
-        <w:r>
-          <w:rPr>
-            <w:lang w:val="hi_IN" w:bidi="hi_IN"/>
-          </w:rPr>
-          <w:rPr>
-            <w:color w:val="0000EE"/>
-            <w:u w:val="single"/>
-          </w:rPr>
-          <w:t>20:1–2</w:t>
-        </w:r>
-      </w:hyperlink>
+      <w:r>
+        <w:rPr>
+          <w:lang w:val="hi_IN" w:bidi="hi_IN"/>
+        </w:rPr>
+        <w:t>17–24</w:t>
+      </w:r>
+      <w:r>
+        <w:rPr>
+          <w:lang w:val="hi_IN" w:bidi="hi_IN"/>
+        </w:rPr>
+        <w:t xml:space="preserve">; </w:t>
+      </w:r>
+      <w:r>
+        <w:rPr>
+          <w:lang w:val="hi_IN" w:bidi="hi_IN"/>
+        </w:rPr>
+        <w:t>12:3–8</w:t>
+      </w:r>
+      <w:r>
+        <w:rPr>
+          <w:lang w:val="hi_IN" w:bidi="hi_IN"/>
+        </w:rPr>
+        <w:t xml:space="preserve">; </w:t>
+      </w:r>
+      <w:r>
+        <w:rPr>
+          <w:lang w:val="hi_IN" w:bidi="hi_IN"/>
+        </w:rPr>
+        <w:t>19:25</w:t>
+      </w:r>
+      <w:r>
+        <w:rPr>
+          <w:lang w:val="hi_IN" w:bidi="hi_IN"/>
+        </w:rPr>
+        <w:t xml:space="preserve">; </w:t>
+      </w:r>
+      <w:r>
+        <w:rPr>
+          <w:lang w:val="hi_IN" w:bidi="hi_IN"/>
+        </w:rPr>
+        <w:t>20:1–2</w:t>
+      </w:r>
       <w:r>
         <w:rPr>
           <w:lang w:val="hi_IN" w:bidi="hi_IN"/>
         </w:rPr>
         <w:t xml:space="preserve">, </w:t>
       </w:r>
-      <w:hyperlink r:id="rId87">
-        <w:r>
-          <w:rPr>
-            <w:lang w:val="hi_IN" w:bidi="hi_IN"/>
-          </w:rPr>
-          <w:rPr>
-            <w:color w:val="0000EE"/>
-            <w:u w:val="single"/>
-          </w:rPr>
-          <w:t>11–18</w:t>
-        </w:r>
-      </w:hyperlink>
-      <w:r>
-        <w:rPr>
-          <w:lang w:val="hi_IN" w:bidi="hi_IN"/>
-        </w:rPr>
-        <w:t xml:space="preserve">; </w:t>
-      </w:r>
-      <w:hyperlink r:id="rId102">
-        <w:r>
-          <w:rPr>
-            <w:lang w:val="hi_IN" w:bidi="hi_IN"/>
-          </w:rPr>
-          <w:rPr>
-            <w:color w:val="0000EE"/>
-            <w:u w:val="single"/>
-          </w:rPr>
-          <w:t>प्रेरितों के काम 12:12</w:t>
-        </w:r>
-      </w:hyperlink>
+      <w:r>
+        <w:rPr>
+          <w:lang w:val="hi_IN" w:bidi="hi_IN"/>
+        </w:rPr>
+        <w:t>11–18</w:t>
+      </w:r>
+      <w:r>
+        <w:rPr>
+          <w:lang w:val="hi_IN" w:bidi="hi_IN"/>
+        </w:rPr>
+        <w:t xml:space="preserve">; </w:t>
+      </w:r>
+      <w:r>
+        <w:rPr>
+          <w:lang w:val="hi_IN" w:bidi="hi_IN"/>
+        </w:rPr>
+        <w:t>प्रेरितों के काम 12:12</w:t>
+      </w:r>
       <w:r>
         <w:rPr>
           <w:lang w:val="hi_IN" w:bidi="hi_IN"/>
@@ -3302,36 +2570,24 @@
         </w:rPr>
         <w:t>अब्राहम ने चार मेसोपोटामी राजाओं को हराने के बाद मलिकिसिदक से मुलाकात की। मेसोपोटामियनों ने सदोम और गमोरा पर हमला किया था और अब्राहम के भतीजे लूत को पकड़ लिया था (</w:t>
       </w:r>
-      <w:hyperlink r:id="rId103">
-        <w:r>
-          <w:rPr>
-            <w:lang w:val="hi_IN" w:bidi="hi_IN"/>
-          </w:rPr>
-          <w:rPr>
-            <w:color w:val="0000EE"/>
-            <w:u w:val="single"/>
-          </w:rPr>
-          <w:t>उत 14:1–16</w:t>
-        </w:r>
-      </w:hyperlink>
+      <w:r>
+        <w:rPr>
+          <w:lang w:val="hi_IN" w:bidi="hi_IN"/>
+        </w:rPr>
+        <w:t>उत 14:1–16</w:t>
+      </w:r>
       <w:r>
         <w:rPr>
           <w:lang w:val="hi_IN" w:bidi="hi_IN"/>
         </w:rPr>
         <w:t xml:space="preserve">)। जब अब्राहम युद्ध से लौटे, तो मलिकिसिदक, शालेम के राजा (जो कि यरूशलेम है; देखें </w:t>
       </w:r>
-      <w:hyperlink r:id="rId104">
-        <w:r>
-          <w:rPr>
-            <w:lang w:val="hi_IN" w:bidi="hi_IN"/>
-          </w:rPr>
-          <w:rPr>
-            <w:color w:val="0000EE"/>
-            <w:u w:val="single"/>
-          </w:rPr>
-          <w:t>भज 76:2</w:t>
-        </w:r>
-      </w:hyperlink>
+      <w:r>
+        <w:rPr>
+          <w:lang w:val="hi_IN" w:bidi="hi_IN"/>
+        </w:rPr>
+        <w:t>भज 76:2</w:t>
+      </w:r>
       <w:r>
         <w:rPr>
           <w:lang w:val="hi_IN" w:bidi="hi_IN"/>
@@ -3350,126 +2606,84 @@
         </w:rPr>
         <w:t>” के रूप में कार्य करते हुए (</w:t>
       </w:r>
-      <w:hyperlink r:id="rId105">
-        <w:r>
-          <w:rPr>
-            <w:lang w:val="hi_IN" w:bidi="hi_IN"/>
-          </w:rPr>
-          <w:rPr>
-            <w:color w:val="0000EE"/>
-            <w:u w:val="single"/>
-          </w:rPr>
-          <w:t>उत 14:18</w:t>
-        </w:r>
-      </w:hyperlink>
+      <w:r>
+        <w:rPr>
+          <w:lang w:val="hi_IN" w:bidi="hi_IN"/>
+        </w:rPr>
+        <w:t>उत 14:18</w:t>
+      </w:r>
       <w:r>
         <w:rPr>
           <w:lang w:val="hi_IN" w:bidi="hi_IN"/>
         </w:rPr>
         <w:t xml:space="preserve">), सच्चे परमेश्वर जिन्होंने स्वर्ग और पृथ्वी की रचना की थी (देखें </w:t>
       </w:r>
-      <w:hyperlink r:id="rId106">
-        <w:r>
-          <w:rPr>
-            <w:lang w:val="hi_IN" w:bidi="hi_IN"/>
-          </w:rPr>
-          <w:rPr>
-            <w:color w:val="0000EE"/>
-            <w:u w:val="single"/>
-          </w:rPr>
-          <w:t>भज 7:17</w:t>
-        </w:r>
-      </w:hyperlink>
-      <w:r>
-        <w:rPr>
-          <w:lang w:val="hi_IN" w:bidi="hi_IN"/>
-        </w:rPr>
-        <w:t xml:space="preserve">; </w:t>
-      </w:r>
-      <w:hyperlink r:id="rId107">
-        <w:r>
-          <w:rPr>
-            <w:lang w:val="hi_IN" w:bidi="hi_IN"/>
-          </w:rPr>
-          <w:rPr>
-            <w:color w:val="0000EE"/>
-            <w:u w:val="single"/>
-          </w:rPr>
-          <w:t>47:2</w:t>
-        </w:r>
-      </w:hyperlink>
-      <w:r>
-        <w:rPr>
-          <w:lang w:val="hi_IN" w:bidi="hi_IN"/>
-        </w:rPr>
-        <w:t xml:space="preserve">; </w:t>
-      </w:r>
-      <w:hyperlink r:id="rId108">
-        <w:r>
-          <w:rPr>
-            <w:lang w:val="hi_IN" w:bidi="hi_IN"/>
-          </w:rPr>
-          <w:rPr>
-            <w:color w:val="0000EE"/>
-            <w:u w:val="single"/>
-          </w:rPr>
-          <w:t>57:2</w:t>
-        </w:r>
-      </w:hyperlink>
-      <w:r>
-        <w:rPr>
-          <w:lang w:val="hi_IN" w:bidi="hi_IN"/>
-        </w:rPr>
-        <w:t xml:space="preserve">; </w:t>
-      </w:r>
-      <w:hyperlink r:id="rId109">
-        <w:r>
-          <w:rPr>
-            <w:lang w:val="hi_IN" w:bidi="hi_IN"/>
-          </w:rPr>
-          <w:rPr>
-            <w:color w:val="0000EE"/>
-            <w:u w:val="single"/>
-          </w:rPr>
-          <w:t>78:56</w:t>
-        </w:r>
-      </w:hyperlink>
+      <w:r>
+        <w:rPr>
+          <w:lang w:val="hi_IN" w:bidi="hi_IN"/>
+        </w:rPr>
+        <w:t>भज 7:17</w:t>
+      </w:r>
+      <w:r>
+        <w:rPr>
+          <w:lang w:val="hi_IN" w:bidi="hi_IN"/>
+        </w:rPr>
+        <w:t xml:space="preserve">; </w:t>
+      </w:r>
+      <w:r>
+        <w:rPr>
+          <w:lang w:val="hi_IN" w:bidi="hi_IN"/>
+        </w:rPr>
+        <w:t>47:2</w:t>
+      </w:r>
+      <w:r>
+        <w:rPr>
+          <w:lang w:val="hi_IN" w:bidi="hi_IN"/>
+        </w:rPr>
+        <w:t xml:space="preserve">; </w:t>
+      </w:r>
+      <w:r>
+        <w:rPr>
+          <w:lang w:val="hi_IN" w:bidi="hi_IN"/>
+        </w:rPr>
+        <w:t>57:2</w:t>
+      </w:r>
+      <w:r>
+        <w:rPr>
+          <w:lang w:val="hi_IN" w:bidi="hi_IN"/>
+        </w:rPr>
+        <w:t xml:space="preserve">; </w:t>
+      </w:r>
+      <w:r>
+        <w:rPr>
+          <w:lang w:val="hi_IN" w:bidi="hi_IN"/>
+        </w:rPr>
+        <w:t>78:56</w:t>
+      </w:r>
       <w:r>
         <w:rPr>
           <w:lang w:val="hi_IN" w:bidi="hi_IN"/>
         </w:rPr>
         <w:t>)। मलिकिसिदक जानते थे कि अब्राहम सच्चे परमेश्वर की आराधना करते हैं और उन्होंने अब्राहम को विजय दिलाने के लिए परमेश्वर की प्रशंसा की (</w:t>
       </w:r>
-      <w:hyperlink r:id="rId110">
-        <w:r>
-          <w:rPr>
-            <w:lang w:val="hi_IN" w:bidi="hi_IN"/>
-          </w:rPr>
-          <w:rPr>
-            <w:color w:val="0000EE"/>
-            <w:u w:val="single"/>
-          </w:rPr>
-          <w:t>उत 14:19–20</w:t>
-        </w:r>
-      </w:hyperlink>
+      <w:r>
+        <w:rPr>
+          <w:lang w:val="hi_IN" w:bidi="hi_IN"/>
+        </w:rPr>
+        <w:t>उत 14:19–20</w:t>
+      </w:r>
       <w:r>
         <w:rPr>
           <w:lang w:val="hi_IN" w:bidi="hi_IN"/>
         </w:rPr>
         <w:t xml:space="preserve">)।अब्राहम ने मलिकिसिदक द्वारा दिए उपहार स्वीकार किए और उन्हें दशमांश दिया, यह मलिकिसिदक की महत्ता को दर्शाता है (देखें </w:t>
       </w:r>
-      <w:hyperlink r:id="rId111">
-        <w:r>
-          <w:rPr>
-            <w:lang w:val="hi_IN" w:bidi="hi_IN"/>
-          </w:rPr>
-          <w:rPr>
-            <w:color w:val="0000EE"/>
-            <w:u w:val="single"/>
-          </w:rPr>
-          <w:t>इब्रा 7:4–10</w:t>
-        </w:r>
-      </w:hyperlink>
+      <w:r>
+        <w:rPr>
+          <w:lang w:val="hi_IN" w:bidi="hi_IN"/>
+        </w:rPr>
+        <w:t>इब्रा 7:4–10</w:t>
+      </w:r>
       <w:r>
         <w:rPr>
           <w:lang w:val="hi_IN" w:bidi="hi_IN"/>
@@ -3502,54 +2716,36 @@
         </w:rPr>
         <w:t>" (</w:t>
       </w:r>
-      <w:hyperlink r:id="rId112">
-        <w:r>
-          <w:rPr>
-            <w:lang w:val="hi_IN" w:bidi="hi_IN"/>
-          </w:rPr>
-          <w:rPr>
-            <w:color w:val="0000EE"/>
-            <w:u w:val="single"/>
-          </w:rPr>
-          <w:t>भज 110:4</w:t>
-        </w:r>
-      </w:hyperlink>
+      <w:r>
+        <w:rPr>
+          <w:lang w:val="hi_IN" w:bidi="hi_IN"/>
+        </w:rPr>
+        <w:t>भज 110:4</w:t>
+      </w:r>
       <w:r>
         <w:rPr>
           <w:lang w:val="hi_IN" w:bidi="hi_IN"/>
         </w:rPr>
         <w:t xml:space="preserve">; तुलना करें </w:t>
       </w:r>
-      <w:hyperlink r:id="rId113">
-        <w:r>
-          <w:rPr>
-            <w:lang w:val="hi_IN" w:bidi="hi_IN"/>
-          </w:rPr>
-          <w:rPr>
-            <w:color w:val="0000EE"/>
-            <w:u w:val="single"/>
-          </w:rPr>
-          <w:t>इब्रा 7:15–25</w:t>
-        </w:r>
-      </w:hyperlink>
+      <w:r>
+        <w:rPr>
+          <w:lang w:val="hi_IN" w:bidi="hi_IN"/>
+        </w:rPr>
+        <w:t>इब्रा 7:15–25</w:t>
+      </w:r>
       <w:r>
         <w:rPr>
           <w:lang w:val="hi_IN" w:bidi="hi_IN"/>
         </w:rPr>
         <w:t>)। इब्रानियों की पुस्तक मलिकिसिदक के पारिवारिक इतिहास के अभाव के विचार का उपयोग, लेवियों के अस्थायी याजक के पद की तुलना यीशु मसीह के अनन्तकाल के याजक पद से करती है। इब्रानियों की पुस्तक यह भी बताती है कि मलिकिसिदक को "परमेश्वर के पुत्र के स्वरूप " में याद किया जाता है, लेकिन वह परमेश्वर के पुत्र नहीं थे (</w:t>
       </w:r>
-      <w:hyperlink r:id="rId114">
-        <w:r>
-          <w:rPr>
-            <w:lang w:val="hi_IN" w:bidi="hi_IN"/>
-          </w:rPr>
-          <w:rPr>
-            <w:color w:val="0000EE"/>
-            <w:u w:val="single"/>
-          </w:rPr>
-          <w:t>इब्रा 7:3</w:t>
-        </w:r>
-      </w:hyperlink>
+      <w:r>
+        <w:rPr>
+          <w:lang w:val="hi_IN" w:bidi="hi_IN"/>
+        </w:rPr>
+        <w:t>इब्रा 7:3</w:t>
+      </w:r>
       <w:r>
         <w:rPr>
           <w:lang w:val="hi_IN" w:bidi="hi_IN"/>
@@ -3570,36 +2766,24 @@
         </w:rPr>
         <w:t>मलिकिसिदक, एक शाही याजक थे, जो लेवी से महान थे, वह इस्राएल के याजकों के पूर्वज थे। इसी प्रकार, मसीहा, यीशु मसीह, हारून के वंशजों की तुलना में एक श्रेष्ठ याजक है। यीशु पापों की पूर्ण क्षमा और परमेश्वर तक सीधी पहुँच प्रदान करते हैं (</w:t>
       </w:r>
-      <w:hyperlink r:id="rId115">
-        <w:r>
-          <w:rPr>
-            <w:lang w:val="hi_IN" w:bidi="hi_IN"/>
-          </w:rPr>
-          <w:rPr>
-            <w:color w:val="0000EE"/>
-            <w:u w:val="single"/>
-          </w:rPr>
-          <w:t>इब्रा 7:24–28</w:t>
-        </w:r>
-      </w:hyperlink>
+      <w:r>
+        <w:rPr>
+          <w:lang w:val="hi_IN" w:bidi="hi_IN"/>
+        </w:rPr>
+        <w:t>इब्रा 7:24–28</w:t>
+      </w:r>
       <w:r>
         <w:rPr>
           <w:lang w:val="hi_IN" w:bidi="hi_IN"/>
         </w:rPr>
         <w:t>)। वह अपने लोगों का नेतृत्व पवित्र आत्मा के माध्यम से करते हैं, न कि व्यवस्था के माध्यम से (</w:t>
       </w:r>
-      <w:hyperlink r:id="rId116">
-        <w:r>
-          <w:rPr>
-            <w:lang w:val="hi_IN" w:bidi="hi_IN"/>
-          </w:rPr>
-          <w:rPr>
-            <w:color w:val="0000EE"/>
-            <w:u w:val="single"/>
-          </w:rPr>
-          <w:t>इब्रा 8:7–13</w:t>
-        </w:r>
-      </w:hyperlink>
+      <w:r>
+        <w:rPr>
+          <w:lang w:val="hi_IN" w:bidi="hi_IN"/>
+        </w:rPr>
+        <w:t>इब्रा 8:7–13</w:t>
+      </w:r>
       <w:r>
         <w:rPr>
           <w:lang w:val="hi_IN" w:bidi="hi_IN"/>
@@ -3629,72 +2813,48 @@
           <w:lang w:val="hi_IN" w:bidi="hi_IN"/>
         </w:rPr>
       </w:r>
-      <w:hyperlink r:id="rId117">
-        <w:r>
-          <w:rPr>
-            <w:lang w:val="hi_IN" w:bidi="hi_IN"/>
-          </w:rPr>
-          <w:rPr>
-            <w:color w:val="0000EE"/>
-            <w:u w:val="single"/>
-          </w:rPr>
-          <w:t>उत्पत्ति 14:17–20</w:t>
-        </w:r>
-      </w:hyperlink>
-      <w:r>
-        <w:rPr>
-          <w:lang w:val="hi_IN" w:bidi="hi_IN"/>
-        </w:rPr>
-        <w:t xml:space="preserve">; </w:t>
-      </w:r>
-      <w:hyperlink r:id="rId112">
-        <w:r>
-          <w:rPr>
-            <w:lang w:val="hi_IN" w:bidi="hi_IN"/>
-          </w:rPr>
-          <w:rPr>
-            <w:color w:val="0000EE"/>
-            <w:u w:val="single"/>
-          </w:rPr>
-          <w:t>भजन संहिता 110:4</w:t>
-        </w:r>
-      </w:hyperlink>
-      <w:r>
-        <w:rPr>
-          <w:lang w:val="hi_IN" w:bidi="hi_IN"/>
-        </w:rPr>
-        <w:t xml:space="preserve">; </w:t>
-      </w:r>
-      <w:hyperlink r:id="rId118">
-        <w:r>
-          <w:rPr>
-            <w:lang w:val="hi_IN" w:bidi="hi_IN"/>
-          </w:rPr>
-          <w:rPr>
-            <w:color w:val="0000EE"/>
-            <w:u w:val="single"/>
-          </w:rPr>
-          <w:t>इब्रानियों 5:6–10</w:t>
-        </w:r>
-      </w:hyperlink>
-      <w:r>
-        <w:rPr>
-          <w:lang w:val="hi_IN" w:bidi="hi_IN"/>
-        </w:rPr>
-        <w:t xml:space="preserve">; </w:t>
-      </w:r>
-      <w:hyperlink r:id="rId119">
-        <w:r>
-          <w:rPr>
-            <w:lang w:val="hi_IN" w:bidi="hi_IN"/>
-          </w:rPr>
-          <w:rPr>
-            <w:color w:val="0000EE"/>
-            <w:u w:val="single"/>
-          </w:rPr>
-          <w:t>6:20–7:28</w:t>
-        </w:r>
-      </w:hyperlink>
+      <w:r>
+        <w:rPr>
+          <w:lang w:val="hi_IN" w:bidi="hi_IN"/>
+        </w:rPr>
+        <w:t>उत्पत्ति 14:17–20</w:t>
+      </w:r>
+      <w:r>
+        <w:rPr>
+          <w:lang w:val="hi_IN" w:bidi="hi_IN"/>
+        </w:rPr>
+        <w:t xml:space="preserve">; </w:t>
+      </w:r>
+      <w:r>
+        <w:rPr>
+          <w:lang w:val="hi_IN" w:bidi="hi_IN"/>
+        </w:rPr>
+        <w:t>भजन संहिता 110:4</w:t>
+      </w:r>
+      <w:r>
+        <w:rPr>
+          <w:lang w:val="hi_IN" w:bidi="hi_IN"/>
+        </w:rPr>
+        <w:t xml:space="preserve">; </w:t>
+      </w:r>
+      <w:r>
+        <w:rPr>
+          <w:lang w:val="hi_IN" w:bidi="hi_IN"/>
+        </w:rPr>
+        <w:t>इब्रानियों 5:6–10</w:t>
+      </w:r>
+      <w:r>
+        <w:rPr>
+          <w:lang w:val="hi_IN" w:bidi="hi_IN"/>
+        </w:rPr>
+        <w:t xml:space="preserve">; </w:t>
+      </w:r>
+      <w:r>
+        <w:rPr>
+          <w:lang w:val="hi_IN" w:bidi="hi_IN"/>
+        </w:rPr>
+        <w:t>6:20–7:28</w:t>
+      </w:r>
       <w:r>
         <w:rPr>
           <w:lang w:val="hi_IN" w:bidi="hi_IN"/>
@@ -3761,36 +2921,24 @@
         </w:rPr>
         <w:t xml:space="preserve"> (</w:t>
       </w:r>
-      <w:hyperlink r:id="rId120">
-        <w:r>
-          <w:rPr>
-            <w:lang w:val="hi_IN" w:bidi="hi_IN"/>
-          </w:rPr>
-          <w:rPr>
-            <w:color w:val="0000EE"/>
-            <w:u w:val="single"/>
-          </w:rPr>
-          <w:t>मत्ती 2:1</w:t>
-        </w:r>
-      </w:hyperlink>
-      <w:r>
-        <w:rPr>
-          <w:lang w:val="hi_IN" w:bidi="hi_IN"/>
-        </w:rPr>
-        <w:t xml:space="preserve">; </w:t>
-      </w:r>
-      <w:hyperlink r:id="rId121">
-        <w:r>
-          <w:rPr>
-            <w:lang w:val="hi_IN" w:bidi="hi_IN"/>
-          </w:rPr>
-          <w:rPr>
-            <w:color w:val="0000EE"/>
-            <w:u w:val="single"/>
-          </w:rPr>
-          <w:t>लूका 1:5</w:t>
-        </w:r>
-      </w:hyperlink>
+      <w:r>
+        <w:rPr>
+          <w:lang w:val="hi_IN" w:bidi="hi_IN"/>
+        </w:rPr>
+        <w:t>मत्ती 2:1</w:t>
+      </w:r>
+      <w:r>
+        <w:rPr>
+          <w:lang w:val="hi_IN" w:bidi="hi_IN"/>
+        </w:rPr>
+        <w:t xml:space="preserve">; </w:t>
+      </w:r>
+      <w:r>
+        <w:rPr>
+          <w:lang w:val="hi_IN" w:bidi="hi_IN"/>
+        </w:rPr>
+        <w:t>लूका 1:5</w:t>
+      </w:r>
       <w:r>
         <w:rPr>
           <w:lang w:val="hi_IN" w:bidi="hi_IN"/>
@@ -3907,18 +3055,12 @@
         </w:rPr>
         <w:t xml:space="preserve">(देखें </w:t>
       </w:r>
-      <w:hyperlink r:id="rId122">
-        <w:r>
-          <w:rPr>
-            <w:lang w:val="hi_IN" w:bidi="hi_IN"/>
-          </w:rPr>
-          <w:rPr>
-            <w:color w:val="0000EE"/>
-            <w:u w:val="single"/>
-          </w:rPr>
-          <w:t>मत्ती 2:1–20</w:t>
-        </w:r>
-      </w:hyperlink>
+      <w:r>
+        <w:rPr>
+          <w:lang w:val="hi_IN" w:bidi="hi_IN"/>
+        </w:rPr>
+        <w:t>मत्ती 2:1–20</w:t>
+      </w:r>
       <w:r>
         <w:rPr>
           <w:lang w:val="hi_IN" w:bidi="hi_IN"/>
@@ -3974,36 +3116,24 @@
           <w:lang w:val="hi_IN" w:bidi="hi_IN"/>
         </w:rPr>
       </w:r>
-      <w:hyperlink r:id="rId122">
-        <w:r>
-          <w:rPr>
-            <w:lang w:val="hi_IN" w:bidi="hi_IN"/>
-          </w:rPr>
-          <w:rPr>
-            <w:color w:val="0000EE"/>
-            <w:u w:val="single"/>
-          </w:rPr>
-          <w:t>मत्ती 2:1–20</w:t>
-        </w:r>
-      </w:hyperlink>
-      <w:r>
-        <w:rPr>
-          <w:lang w:val="hi_IN" w:bidi="hi_IN"/>
-        </w:rPr>
-        <w:t xml:space="preserve">; </w:t>
-      </w:r>
-      <w:hyperlink r:id="rId121">
-        <w:r>
-          <w:rPr>
-            <w:lang w:val="hi_IN" w:bidi="hi_IN"/>
-          </w:rPr>
-          <w:rPr>
-            <w:color w:val="0000EE"/>
-            <w:u w:val="single"/>
-          </w:rPr>
-          <w:t>लूका 1:5</w:t>
-        </w:r>
-      </w:hyperlink>
+      <w:r>
+        <w:rPr>
+          <w:lang w:val="hi_IN" w:bidi="hi_IN"/>
+        </w:rPr>
+        <w:t>मत्ती 2:1–20</w:t>
+      </w:r>
+      <w:r>
+        <w:rPr>
+          <w:lang w:val="hi_IN" w:bidi="hi_IN"/>
+        </w:rPr>
+        <w:t xml:space="preserve">; </w:t>
+      </w:r>
+      <w:r>
+        <w:rPr>
+          <w:lang w:val="hi_IN" w:bidi="hi_IN"/>
+        </w:rPr>
+        <w:t>लूका 1:5</w:t>
+      </w:r>
       <w:r>
         <w:rPr>
           <w:lang w:val="hi_IN" w:bidi="hi_IN"/>
@@ -4113,18 +3243,12 @@
         </w:rPr>
         <w:t xml:space="preserve">कुस्रू द्वितीय ने 549 ईसा पूर्व में अपने दादा, मादियों के अस्त्यागेस को हरा दिया। उसने मादियों में एक्बताना को अपनी राजधानी के रूप में स्थापित किया और वहाँ अपने पुस्तकालय स्थापित किया (देखें </w:t>
       </w:r>
-      <w:hyperlink r:id="rId123">
-        <w:r>
-          <w:rPr>
-            <w:lang w:val="hi_IN" w:bidi="hi_IN"/>
-          </w:rPr>
-          <w:rPr>
-            <w:color w:val="0000EE"/>
-            <w:u w:val="single"/>
-          </w:rPr>
-          <w:t>एज्रा 6:1–5</w:t>
-        </w:r>
-      </w:hyperlink>
+      <w:r>
+        <w:rPr>
+          <w:lang w:val="hi_IN" w:bidi="hi_IN"/>
+        </w:rPr>
+        <w:t>एज्रा 6:1–5</w:t>
+      </w:r>
       <w:r>
         <w:rPr>
           <w:lang w:val="hi_IN" w:bidi="hi_IN"/>
@@ -4145,18 +3269,12 @@
         </w:rPr>
         <w:t xml:space="preserve">कुस्रू ने हारे हुए शत्रुओं के प्रति कृपा और उदारता दिखाई। एक बुद्धिमान सैन्य अगुए के रूप में उसने एशिया का उपद्वीप (अनातोलिया प्रायद्वीप) पर चढ़ाई की, लुदिया के राजा क्रोएसस को हरा दिया और क्षेत्र में यूनानी नगरों पर नियंत्रण स्थापित किया। 539 ईसा पूर्व में उसने बाबेल पर लगभग बिना किसी प्रतिरोध के विजय प्राप्त की और गुलामों को अपने घर लौटने और उनके मन्दिरों को फिर से बनाने की अनुमति दी (देखें </w:t>
       </w:r>
-      <w:hyperlink r:id="rId124">
-        <w:r>
-          <w:rPr>
-            <w:lang w:val="hi_IN" w:bidi="hi_IN"/>
-          </w:rPr>
-          <w:rPr>
-            <w:color w:val="0000EE"/>
-            <w:u w:val="single"/>
-          </w:rPr>
-          <w:t>एज्रा 1:1–4</w:t>
-        </w:r>
-      </w:hyperlink>
+      <w:r>
+        <w:rPr>
+          <w:lang w:val="hi_IN" w:bidi="hi_IN"/>
+        </w:rPr>
+        <w:t>एज्रा 1:1–4</w:t>
+      </w:r>
       <w:r>
         <w:rPr>
           <w:lang w:val="hi_IN" w:bidi="hi_IN"/>
@@ -4258,18 +3376,12 @@
         </w:rPr>
         <w:t xml:space="preserve">इस्राएल के इतिहास में फारस का पहला उल्लेख </w:t>
       </w:r>
-      <w:hyperlink r:id="rId125">
-        <w:r>
-          <w:rPr>
-            <w:lang w:val="hi_IN" w:bidi="hi_IN"/>
-          </w:rPr>
-          <w:rPr>
-            <w:color w:val="0000EE"/>
-            <w:u w:val="single"/>
-          </w:rPr>
-          <w:t>यशायाह 44:28–45:13</w:t>
-        </w:r>
-      </w:hyperlink>
+      <w:r>
+        <w:rPr>
+          <w:lang w:val="hi_IN" w:bidi="hi_IN"/>
+        </w:rPr>
+        <w:t>यशायाह 44:28–45:13</w:t>
+      </w:r>
       <w:r>
         <w:rPr>
           <w:lang w:val="hi_IN" w:bidi="hi_IN"/>
@@ -4299,18 +3411,12 @@
           <w:lang w:val="hi_IN" w:bidi="hi_IN"/>
         </w:rPr>
       </w:r>
-      <w:hyperlink r:id="rId126">
-        <w:r>
-          <w:rPr>
-            <w:lang w:val="hi_IN" w:bidi="hi_IN"/>
-          </w:rPr>
-          <w:rPr>
-            <w:color w:val="0000EE"/>
-            <w:u w:val="single"/>
-          </w:rPr>
-          <w:t>एज्रा 4:5–7</w:t>
-        </w:r>
-      </w:hyperlink>
+      <w:r>
+        <w:rPr>
+          <w:lang w:val="hi_IN" w:bidi="hi_IN"/>
+        </w:rPr>
+        <w:t>एज्रा 4:5–7</w:t>
+      </w:r>
       <w:r>
         <w:rPr>
           <w:lang w:val="hi_IN" w:bidi="hi_IN"/>
@@ -4359,18 +3465,12 @@
         </w:rPr>
         <w:t xml:space="preserve">बहनें मार्था और मरियम, अपने भाई लाज़र के साथ बैतनिय्याह में रहती थीं, जो यरूशलेम के पास था। यीशु इस परिवार से प्रेम करते थे और उनके साथ समय बिताते थे। लूका और यूहन्ना के सुसमाचारों में मार्था और मरियम का उल्लेख है, जबकि लाज़र केवल यूहन्ना में दिखाई देते हैं। </w:t>
       </w:r>
-      <w:hyperlink r:id="rId127">
-        <w:r>
-          <w:rPr>
-            <w:lang w:val="hi_IN" w:bidi="hi_IN"/>
-          </w:rPr>
-          <w:rPr>
-            <w:color w:val="0000EE"/>
-            <w:u w:val="single"/>
-          </w:rPr>
-          <w:t>लूका 16:19–31</w:t>
-        </w:r>
-      </w:hyperlink>
+      <w:r>
+        <w:rPr>
+          <w:lang w:val="hi_IN" w:bidi="hi_IN"/>
+        </w:rPr>
+        <w:t>लूका 16:19–31</w:t>
+      </w:r>
       <w:r>
         <w:rPr>
           <w:lang w:val="hi_IN" w:bidi="hi_IN"/>
@@ -4391,18 +3491,12 @@
         </w:rPr>
         <w:t>लूका द्वारा इन दो बहनों का वर्णन (</w:t>
       </w:r>
-      <w:hyperlink r:id="rId90">
-        <w:r>
-          <w:rPr>
-            <w:lang w:val="hi_IN" w:bidi="hi_IN"/>
-          </w:rPr>
-          <w:rPr>
-            <w:color w:val="0000EE"/>
-            <w:u w:val="single"/>
-          </w:rPr>
-          <w:t>लूका 10:38–42</w:t>
-        </w:r>
-      </w:hyperlink>
+      <w:r>
+        <w:rPr>
+          <w:lang w:val="hi_IN" w:bidi="hi_IN"/>
+        </w:rPr>
+        <w:t>लूका 10:38–42</w:t>
+      </w:r>
       <w:r>
         <w:rPr>
           <w:lang w:val="hi_IN" w:bidi="hi_IN"/>
@@ -4423,72 +3517,48 @@
         </w:rPr>
         <w:t>यूहन्ना का सुसमाचार यीशु द्वारा लाज़र को मृतकों में से जीवित करने की कहानी प्रस्तुत करता है (</w:t>
       </w:r>
-      <w:hyperlink r:id="rId128">
-        <w:r>
-          <w:rPr>
-            <w:lang w:val="hi_IN" w:bidi="hi_IN"/>
-          </w:rPr>
-          <w:rPr>
-            <w:color w:val="0000EE"/>
-            <w:u w:val="single"/>
-          </w:rPr>
-          <w:t>यूह 11:1–44</w:t>
-        </w:r>
-      </w:hyperlink>
+      <w:r>
+        <w:rPr>
+          <w:lang w:val="hi_IN" w:bidi="hi_IN"/>
+        </w:rPr>
+        <w:t>यूह 11:1–44</w:t>
+      </w:r>
       <w:r>
         <w:rPr>
           <w:lang w:val="hi_IN" w:bidi="hi_IN"/>
         </w:rPr>
         <w:t>)। यीशु लाज़र की मृत्यु के चार दिन बाद बैतनिय्याह पहुँचे। बहनें इस बात से दु:खी थीं कि यीशु उनके भाई को चंगा करने के लिए पहले नहीं आए। यीशु परिवार और दोस्तों के आँसुओं को देखकर बहुत उदास और व्याकुल हुए। वह कब्र पर गए और लाज़र को बाहर आने के लिए कहा। सभी को आश्चर्य हुआ ,जब लाज़र बाहर आए, अभी भी दफन कपड़ों में लिपटे हुए। यह चमत्कार यीशु को अनन्त जीवन देने वाले के रूप में प्रकट करता है (</w:t>
       </w:r>
-      <w:hyperlink r:id="rId129">
-        <w:r>
-          <w:rPr>
-            <w:lang w:val="hi_IN" w:bidi="hi_IN"/>
-          </w:rPr>
-          <w:rPr>
-            <w:color w:val="0000EE"/>
-            <w:u w:val="single"/>
-          </w:rPr>
-          <w:t>यूह 11:25–26</w:t>
-        </w:r>
-      </w:hyperlink>
+      <w:r>
+        <w:rPr>
+          <w:lang w:val="hi_IN" w:bidi="hi_IN"/>
+        </w:rPr>
+        <w:t>यूह 11:25–26</w:t>
+      </w:r>
       <w:r>
         <w:rPr>
           <w:lang w:val="hi_IN" w:bidi="hi_IN"/>
         </w:rPr>
         <w:t>)। विडंबना यह है कि इस कार्य ने यहूदी नेताओं को यीशु की मृत्यु की योजना बनाने के लिए और प्रेरित किया क्योंकि कई लोग यीशु के चमत्कारों पर विश्वास करने लगे थे (</w:t>
       </w:r>
-      <w:hyperlink r:id="rId130">
-        <w:r>
-          <w:rPr>
-            <w:lang w:val="hi_IN" w:bidi="hi_IN"/>
-          </w:rPr>
-          <w:rPr>
-            <w:color w:val="0000EE"/>
-            <w:u w:val="single"/>
-          </w:rPr>
-          <w:t>यूह 11:47–53</w:t>
-        </w:r>
-      </w:hyperlink>
-      <w:r>
-        <w:rPr>
-          <w:lang w:val="hi_IN" w:bidi="hi_IN"/>
-        </w:rPr>
-        <w:t xml:space="preserve">; </w:t>
-      </w:r>
-      <w:hyperlink r:id="rId131">
-        <w:r>
-          <w:rPr>
-            <w:lang w:val="hi_IN" w:bidi="hi_IN"/>
-          </w:rPr>
-          <w:rPr>
-            <w:color w:val="0000EE"/>
-            <w:u w:val="single"/>
-          </w:rPr>
-          <w:t>12:10–11</w:t>
-        </w:r>
-      </w:hyperlink>
+      <w:r>
+        <w:rPr>
+          <w:lang w:val="hi_IN" w:bidi="hi_IN"/>
+        </w:rPr>
+        <w:t>यूह 11:47–53</w:t>
+      </w:r>
+      <w:r>
+        <w:rPr>
+          <w:lang w:val="hi_IN" w:bidi="hi_IN"/>
+        </w:rPr>
+        <w:t xml:space="preserve">; </w:t>
+      </w:r>
+      <w:r>
+        <w:rPr>
+          <w:lang w:val="hi_IN" w:bidi="hi_IN"/>
+        </w:rPr>
+        <w:t>12:10–11</w:t>
+      </w:r>
       <w:r>
         <w:rPr>
           <w:lang w:val="hi_IN" w:bidi="hi_IN"/>
@@ -4509,54 +3579,36 @@
         </w:rPr>
         <w:t>थोड़ी देर बाद, परिवार ने यीशु को एक उत्सव भोजन के लिए अपने घर आमंत्रित किया। मरियम ने यीशु पर एक बहुत महंगी इत्र की बोतल उंडेल दिया। जब लोगों ने इसे बर्बाद करने के लिए उनकी आलोचना की, तो यीशु ने उनका बचाव किया। उन्होंने कहा कि उनका कार्य उनकी आगामी मृत्यु का पूर्वाभास था (</w:t>
       </w:r>
-      <w:hyperlink r:id="rId132">
-        <w:r>
-          <w:rPr>
-            <w:lang w:val="hi_IN" w:bidi="hi_IN"/>
-          </w:rPr>
-          <w:rPr>
-            <w:color w:val="0000EE"/>
-            <w:u w:val="single"/>
-          </w:rPr>
-          <w:t>यूह 12:1–8</w:t>
-        </w:r>
-      </w:hyperlink>
+      <w:r>
+        <w:rPr>
+          <w:lang w:val="hi_IN" w:bidi="hi_IN"/>
+        </w:rPr>
+        <w:t>यूह 12:1–8</w:t>
+      </w:r>
       <w:r>
         <w:rPr>
           <w:lang w:val="hi_IN" w:bidi="hi_IN"/>
         </w:rPr>
         <w:t xml:space="preserve">; देखें </w:t>
       </w:r>
-      <w:hyperlink r:id="rId93">
-        <w:r>
-          <w:rPr>
-            <w:lang w:val="hi_IN" w:bidi="hi_IN"/>
-          </w:rPr>
-          <w:rPr>
-            <w:color w:val="0000EE"/>
-            <w:u w:val="single"/>
-          </w:rPr>
-          <w:t>मत्ती 26:6–13</w:t>
-        </w:r>
-      </w:hyperlink>
-      <w:r>
-        <w:rPr>
-          <w:lang w:val="hi_IN" w:bidi="hi_IN"/>
-        </w:rPr>
-        <w:t xml:space="preserve">; </w:t>
-      </w:r>
-      <w:hyperlink r:id="rId94">
-        <w:r>
-          <w:rPr>
-            <w:lang w:val="hi_IN" w:bidi="hi_IN"/>
-          </w:rPr>
-          <w:rPr>
-            <w:color w:val="0000EE"/>
-            <w:u w:val="single"/>
-          </w:rPr>
-          <w:t>मर 14:3–9</w:t>
-        </w:r>
-      </w:hyperlink>
+      <w:r>
+        <w:rPr>
+          <w:lang w:val="hi_IN" w:bidi="hi_IN"/>
+        </w:rPr>
+        <w:t>मत्ती 26:6–13</w:t>
+      </w:r>
+      <w:r>
+        <w:rPr>
+          <w:lang w:val="hi_IN" w:bidi="hi_IN"/>
+        </w:rPr>
+        <w:t xml:space="preserve">; </w:t>
+      </w:r>
+      <w:r>
+        <w:rPr>
+          <w:lang w:val="hi_IN" w:bidi="hi_IN"/>
+        </w:rPr>
+        <w:t>मर 14:3–9</w:t>
+      </w:r>
       <w:r>
         <w:rPr>
           <w:lang w:val="hi_IN" w:bidi="hi_IN"/>
@@ -4586,108 +3638,72 @@
           <w:lang w:val="hi_IN" w:bidi="hi_IN"/>
         </w:rPr>
       </w:r>
-      <w:hyperlink r:id="rId93">
-        <w:r>
-          <w:rPr>
-            <w:lang w:val="hi_IN" w:bidi="hi_IN"/>
-          </w:rPr>
-          <w:rPr>
-            <w:color w:val="0000EE"/>
-            <w:u w:val="single"/>
-          </w:rPr>
-          <w:t>मत्ती 26:6–13</w:t>
-        </w:r>
-      </w:hyperlink>
-      <w:r>
-        <w:rPr>
-          <w:lang w:val="hi_IN" w:bidi="hi_IN"/>
-        </w:rPr>
-        <w:t xml:space="preserve">; </w:t>
-      </w:r>
-      <w:hyperlink r:id="rId94">
-        <w:r>
-          <w:rPr>
-            <w:lang w:val="hi_IN" w:bidi="hi_IN"/>
-          </w:rPr>
-          <w:rPr>
-            <w:color w:val="0000EE"/>
-            <w:u w:val="single"/>
-          </w:rPr>
-          <w:t>मरकुस 14:3–9</w:t>
-        </w:r>
-      </w:hyperlink>
-      <w:r>
-        <w:rPr>
-          <w:lang w:val="hi_IN" w:bidi="hi_IN"/>
-        </w:rPr>
-        <w:t xml:space="preserve">; </w:t>
-      </w:r>
-      <w:hyperlink r:id="rId90">
-        <w:r>
-          <w:rPr>
-            <w:lang w:val="hi_IN" w:bidi="hi_IN"/>
-          </w:rPr>
-          <w:rPr>
-            <w:color w:val="0000EE"/>
-            <w:u w:val="single"/>
-          </w:rPr>
-          <w:t>लूका 10:38–42</w:t>
-        </w:r>
-      </w:hyperlink>
-      <w:r>
-        <w:rPr>
-          <w:lang w:val="hi_IN" w:bidi="hi_IN"/>
-        </w:rPr>
-        <w:t xml:space="preserve">; </w:t>
-      </w:r>
-      <w:hyperlink r:id="rId128">
-        <w:r>
-          <w:rPr>
-            <w:lang w:val="hi_IN" w:bidi="hi_IN"/>
-          </w:rPr>
-          <w:rPr>
-            <w:color w:val="0000EE"/>
-            <w:u w:val="single"/>
-          </w:rPr>
-          <w:t>यूहन्ना 11:1–44</w:t>
-        </w:r>
-      </w:hyperlink>
-      <w:r>
-        <w:rPr>
-          <w:lang w:val="hi_IN" w:bidi="hi_IN"/>
-        </w:rPr>
-        <w:t xml:space="preserve">; </w:t>
-      </w:r>
-      <w:hyperlink r:id="rId92">
-        <w:r>
-          <w:rPr>
-            <w:lang w:val="hi_IN" w:bidi="hi_IN"/>
-          </w:rPr>
-          <w:rPr>
-            <w:color w:val="0000EE"/>
-            <w:u w:val="single"/>
-          </w:rPr>
-          <w:t>12:1–11</w:t>
-        </w:r>
-      </w:hyperlink>
+      <w:r>
+        <w:rPr>
+          <w:lang w:val="hi_IN" w:bidi="hi_IN"/>
+        </w:rPr>
+        <w:t>मत्ती 26:6–13</w:t>
+      </w:r>
+      <w:r>
+        <w:rPr>
+          <w:lang w:val="hi_IN" w:bidi="hi_IN"/>
+        </w:rPr>
+        <w:t xml:space="preserve">; </w:t>
+      </w:r>
+      <w:r>
+        <w:rPr>
+          <w:lang w:val="hi_IN" w:bidi="hi_IN"/>
+        </w:rPr>
+        <w:t>मरकुस 14:3–9</w:t>
+      </w:r>
+      <w:r>
+        <w:rPr>
+          <w:lang w:val="hi_IN" w:bidi="hi_IN"/>
+        </w:rPr>
+        <w:t xml:space="preserve">; </w:t>
+      </w:r>
+      <w:r>
+        <w:rPr>
+          <w:lang w:val="hi_IN" w:bidi="hi_IN"/>
+        </w:rPr>
+        <w:t>लूका 10:38–42</w:t>
+      </w:r>
+      <w:r>
+        <w:rPr>
+          <w:lang w:val="hi_IN" w:bidi="hi_IN"/>
+        </w:rPr>
+        <w:t xml:space="preserve">; </w:t>
+      </w:r>
+      <w:r>
+        <w:rPr>
+          <w:lang w:val="hi_IN" w:bidi="hi_IN"/>
+        </w:rPr>
+        <w:t>यूहन्ना 11:1–44</w:t>
+      </w:r>
+      <w:r>
+        <w:rPr>
+          <w:lang w:val="hi_IN" w:bidi="hi_IN"/>
+        </w:rPr>
+        <w:t xml:space="preserve">; </w:t>
+      </w:r>
+      <w:r>
+        <w:rPr>
+          <w:lang w:val="hi_IN" w:bidi="hi_IN"/>
+        </w:rPr>
+        <w:t>12:1–11</w:t>
+      </w:r>
       <w:r>
         <w:rPr>
           <w:lang w:val="hi_IN" w:bidi="hi_IN"/>
         </w:rPr>
         <w:t xml:space="preserve">, </w:t>
       </w:r>
-      <w:hyperlink r:id="rId133">
-        <w:r>
-          <w:rPr>
-            <w:lang w:val="hi_IN" w:bidi="hi_IN"/>
-          </w:rPr>
-          <w:rPr>
-            <w:color w:val="0000EE"/>
-            <w:u w:val="single"/>
-          </w:rPr>
-          <w:t>17</w:t>
-        </w:r>
-      </w:hyperlink>
+      <w:r>
+        <w:rPr>
+          <w:lang w:val="hi_IN" w:bidi="hi_IN"/>
+        </w:rPr>
+        <w:t>17</w:t>
+      </w:r>
       <w:r>
         <w:rPr>
           <w:lang w:val="hi_IN" w:bidi="hi_IN"/>
@@ -4742,54 +3758,36 @@
         </w:rPr>
         <w:t>मिस्र एक महान और प्राचीन सभ्यता थी, जब यूसुफ ने वहां अधिकार प्राप्त किया और याकूब का परिवार भोजन के लिए वहां गया (</w:t>
       </w:r>
-      <w:hyperlink r:id="rId134">
-        <w:r>
-          <w:rPr>
-            <w:lang w:val="hi_IN" w:bidi="hi_IN"/>
-          </w:rPr>
-          <w:rPr>
-            <w:color w:val="0000EE"/>
-            <w:u w:val="single"/>
-          </w:rPr>
-          <w:t xml:space="preserve"> उत 39–41</w:t>
-        </w:r>
-      </w:hyperlink>
-      <w:r>
-        <w:rPr>
-          <w:lang w:val="hi_IN" w:bidi="hi_IN"/>
-        </w:rPr>
-        <w:t xml:space="preserve">; </w:t>
-      </w:r>
-      <w:hyperlink r:id="rId135">
-        <w:r>
-          <w:rPr>
-            <w:lang w:val="hi_IN" w:bidi="hi_IN"/>
-          </w:rPr>
-          <w:rPr>
-            <w:color w:val="0000EE"/>
-            <w:u w:val="single"/>
-          </w:rPr>
-          <w:t>42–46</w:t>
-        </w:r>
-      </w:hyperlink>
+      <w:r>
+        <w:rPr>
+          <w:lang w:val="hi_IN" w:bidi="hi_IN"/>
+        </w:rPr>
+        <w:t xml:space="preserve"> उत 39–41</w:t>
+      </w:r>
+      <w:r>
+        <w:rPr>
+          <w:lang w:val="hi_IN" w:bidi="hi_IN"/>
+        </w:rPr>
+        <w:t xml:space="preserve">; </w:t>
+      </w:r>
+      <w:r>
+        <w:rPr>
+          <w:lang w:val="hi_IN" w:bidi="hi_IN"/>
+        </w:rPr>
+        <w:t>42–46</w:t>
+      </w:r>
       <w:r>
         <w:rPr>
           <w:lang w:val="hi_IN" w:bidi="hi_IN"/>
         </w:rPr>
         <w:t xml:space="preserve">; तुलना करे </w:t>
       </w:r>
-      <w:hyperlink r:id="rId136">
-        <w:r>
-          <w:rPr>
-            <w:lang w:val="hi_IN" w:bidi="hi_IN"/>
-          </w:rPr>
-          <w:rPr>
-            <w:color w:val="0000EE"/>
-            <w:u w:val="single"/>
-          </w:rPr>
-          <w:t>12:10–20</w:t>
-        </w:r>
-      </w:hyperlink>
+      <w:r>
+        <w:rPr>
+          <w:lang w:val="hi_IN" w:bidi="hi_IN"/>
+        </w:rPr>
+        <w:t>12:10–20</w:t>
+      </w:r>
       <w:r>
         <w:rPr>
           <w:lang w:val="hi_IN" w:bidi="hi_IN"/>
@@ -4848,18 +3846,12 @@
         </w:rPr>
         <w:t>। अब्राहम ने अकाल के दौरान वहां निवास किया (</w:t>
       </w:r>
-      <w:hyperlink r:id="rId136">
-        <w:r>
-          <w:rPr>
-            <w:lang w:val="hi_IN" w:bidi="hi_IN"/>
-          </w:rPr>
-          <w:rPr>
-            <w:color w:val="0000EE"/>
-            <w:u w:val="single"/>
-          </w:rPr>
-          <w:t>उत 12:10–20</w:t>
-        </w:r>
-      </w:hyperlink>
+      <w:r>
+        <w:rPr>
+          <w:lang w:val="hi_IN" w:bidi="hi_IN"/>
+        </w:rPr>
+        <w:t>उत 12:10–20</w:t>
+      </w:r>
       <w:r>
         <w:rPr>
           <w:lang w:val="hi_IN" w:bidi="hi_IN"/>
@@ -4878,18 +3870,12 @@
         </w:rPr>
         <w:t>(</w:t>
       </w:r>
-      <w:hyperlink r:id="rId137">
-        <w:r>
-          <w:rPr>
-            <w:lang w:val="hi_IN" w:bidi="hi_IN"/>
-          </w:rPr>
-          <w:rPr>
-            <w:color w:val="0000EE"/>
-            <w:u w:val="single"/>
-          </w:rPr>
-          <w:t>उत 37–41</w:t>
-        </w:r>
-      </w:hyperlink>
+      <w:r>
+        <w:rPr>
+          <w:lang w:val="hi_IN" w:bidi="hi_IN"/>
+        </w:rPr>
+        <w:t>उत 37–41</w:t>
+      </w:r>
       <w:r>
         <w:rPr>
           <w:lang w:val="hi_IN" w:bidi="hi_IN"/>
@@ -4908,18 +3894,12 @@
         </w:rPr>
         <w:t>) क्षेत्र में चला गया (</w:t>
       </w:r>
-      <w:hyperlink r:id="rId138">
-        <w:r>
-          <w:rPr>
-            <w:lang w:val="hi_IN" w:bidi="hi_IN"/>
-          </w:rPr>
-          <w:rPr>
-            <w:color w:val="0000EE"/>
-            <w:u w:val="single"/>
-          </w:rPr>
-          <w:t>उत 42–50</w:t>
-        </w:r>
-      </w:hyperlink>
+      <w:r>
+        <w:rPr>
+          <w:lang w:val="hi_IN" w:bidi="hi_IN"/>
+        </w:rPr>
+        <w:t>उत 42–50</w:t>
+      </w:r>
       <w:r>
         <w:rPr>
           <w:lang w:val="hi_IN" w:bidi="hi_IN"/>
@@ -4938,36 +3918,24 @@
         </w:rPr>
         <w:t xml:space="preserve"> (</w:t>
       </w:r>
-      <w:hyperlink r:id="rId139">
-        <w:r>
-          <w:rPr>
-            <w:lang w:val="hi_IN" w:bidi="hi_IN"/>
-          </w:rPr>
-          <w:rPr>
-            <w:color w:val="0000EE"/>
-            <w:u w:val="single"/>
-          </w:rPr>
-          <w:t>निर्ग 1</w:t>
-        </w:r>
-      </w:hyperlink>
+      <w:r>
+        <w:rPr>
+          <w:lang w:val="hi_IN" w:bidi="hi_IN"/>
+        </w:rPr>
+        <w:t>निर्ग 1</w:t>
+      </w:r>
       <w:r>
         <w:rPr>
           <w:lang w:val="hi_IN" w:bidi="hi_IN"/>
         </w:rPr>
         <w:t>)। परमेश्वर द्वारा निर्गमन के दौरान उनके लोगों का उद्धार यहूदियों के लिए एक महत्वपूर्ण कहानी बन गई (</w:t>
       </w:r>
-      <w:hyperlink r:id="rId140">
-        <w:r>
-          <w:rPr>
-            <w:lang w:val="hi_IN" w:bidi="hi_IN"/>
-          </w:rPr>
-          <w:rPr>
-            <w:color w:val="0000EE"/>
-            <w:u w:val="single"/>
-          </w:rPr>
-          <w:t>निर्ग 2–15</w:t>
-        </w:r>
-      </w:hyperlink>
+      <w:r>
+        <w:rPr>
+          <w:lang w:val="hi_IN" w:bidi="hi_IN"/>
+        </w:rPr>
+        <w:t>निर्ग 2–15</w:t>
+      </w:r>
       <w:r>
         <w:rPr>
           <w:lang w:val="hi_IN" w:bidi="hi_IN"/>
@@ -5000,36 +3968,24 @@
         </w:rPr>
         <w:t xml:space="preserve">(उदाहरण के लिए, </w:t>
       </w:r>
-      <w:hyperlink r:id="rId141">
-        <w:r>
-          <w:rPr>
-            <w:lang w:val="hi_IN" w:bidi="hi_IN"/>
-          </w:rPr>
-          <w:rPr>
-            <w:color w:val="0000EE"/>
-            <w:u w:val="single"/>
-          </w:rPr>
-          <w:t>1 रा 14:25–28</w:t>
-        </w:r>
-      </w:hyperlink>
+      <w:r>
+        <w:rPr>
+          <w:lang w:val="hi_IN" w:bidi="hi_IN"/>
+        </w:rPr>
+        <w:t>1 रा 14:25–28</w:t>
+      </w:r>
       <w:r>
         <w:rPr>
           <w:lang w:val="hi_IN" w:bidi="hi_IN"/>
         </w:rPr>
         <w:t>)। 586 ईसा पूर्व में जब बेबीलोनियों ने यरूशलेम को नष्ट कर दिया, तो कुछ यहूदी बेबीलोन के नियंत्रण से बचने के लिए मिस्र भाग गए (</w:t>
       </w:r>
-      <w:hyperlink r:id="rId142">
-        <w:r>
-          <w:rPr>
-            <w:lang w:val="hi_IN" w:bidi="hi_IN"/>
-          </w:rPr>
-          <w:rPr>
-            <w:color w:val="0000EE"/>
-            <w:u w:val="single"/>
-          </w:rPr>
-          <w:t>यिर्म 43:6–7</w:t>
-        </w:r>
-      </w:hyperlink>
+      <w:r>
+        <w:rPr>
+          <w:lang w:val="hi_IN" w:bidi="hi_IN"/>
+        </w:rPr>
+        <w:t>यिर्म 43:6–7</w:t>
+      </w:r>
       <w:r>
         <w:rPr>
           <w:lang w:val="hi_IN" w:bidi="hi_IN"/>
@@ -5056,18 +4012,12 @@
         </w:rPr>
         <w:t xml:space="preserve"> (</w:t>
       </w:r>
-      <w:hyperlink r:id="rId143">
-        <w:r>
-          <w:rPr>
-            <w:lang w:val="hi_IN" w:bidi="hi_IN"/>
-          </w:rPr>
-          <w:rPr>
-            <w:color w:val="0000EE"/>
-            <w:u w:val="single"/>
-          </w:rPr>
-          <w:t>मत्ती 2:13–23</w:t>
-        </w:r>
-      </w:hyperlink>
+      <w:r>
+        <w:rPr>
+          <w:lang w:val="hi_IN" w:bidi="hi_IN"/>
+        </w:rPr>
+        <w:t>मत्ती 2:13–23</w:t>
+      </w:r>
       <w:r>
         <w:rPr>
           <w:lang w:val="hi_IN" w:bidi="hi_IN"/>
@@ -5097,216 +4047,144 @@
           <w:lang w:val="hi_IN" w:bidi="hi_IN"/>
         </w:rPr>
       </w:r>
-      <w:hyperlink r:id="rId136">
-        <w:r>
-          <w:rPr>
-            <w:lang w:val="hi_IN" w:bidi="hi_IN"/>
-          </w:rPr>
-          <w:rPr>
-            <w:color w:val="0000EE"/>
-            <w:u w:val="single"/>
-          </w:rPr>
-          <w:t>उत्पत्ति 12:10–20</w:t>
-        </w:r>
-      </w:hyperlink>
-      <w:r>
-        <w:rPr>
-          <w:lang w:val="hi_IN" w:bidi="hi_IN"/>
-        </w:rPr>
-        <w:t xml:space="preserve">; </w:t>
-      </w:r>
-      <w:hyperlink r:id="rId144">
-        <w:r>
-          <w:rPr>
-            <w:lang w:val="hi_IN" w:bidi="hi_IN"/>
-          </w:rPr>
-          <w:rPr>
-            <w:color w:val="0000EE"/>
-            <w:u w:val="single"/>
-          </w:rPr>
-          <w:t>37:1–50:26</w:t>
-        </w:r>
-      </w:hyperlink>
-      <w:r>
-        <w:rPr>
-          <w:lang w:val="hi_IN" w:bidi="hi_IN"/>
-        </w:rPr>
-        <w:t xml:space="preserve">; </w:t>
-      </w:r>
-      <w:hyperlink r:id="rId145">
-        <w:r>
-          <w:rPr>
-            <w:lang w:val="hi_IN" w:bidi="hi_IN"/>
-          </w:rPr>
-          <w:rPr>
-            <w:color w:val="0000EE"/>
-            <w:u w:val="single"/>
-          </w:rPr>
-          <w:t>निर्गमन 1:1–15:21</w:t>
-        </w:r>
-      </w:hyperlink>
-      <w:r>
-        <w:rPr>
-          <w:lang w:val="hi_IN" w:bidi="hi_IN"/>
-        </w:rPr>
-        <w:t xml:space="preserve">; </w:t>
-      </w:r>
-      <w:hyperlink r:id="rId141">
-        <w:r>
-          <w:rPr>
-            <w:lang w:val="hi_IN" w:bidi="hi_IN"/>
-          </w:rPr>
-          <w:rPr>
-            <w:color w:val="0000EE"/>
-            <w:u w:val="single"/>
-          </w:rPr>
-          <w:t>1 राजा 14:25–28</w:t>
-        </w:r>
-      </w:hyperlink>
-      <w:r>
-        <w:rPr>
-          <w:lang w:val="hi_IN" w:bidi="hi_IN"/>
-        </w:rPr>
-        <w:t xml:space="preserve">; </w:t>
-      </w:r>
-      <w:hyperlink r:id="rId146">
-        <w:r>
-          <w:rPr>
-            <w:lang w:val="hi_IN" w:bidi="hi_IN"/>
-          </w:rPr>
-          <w:rPr>
-            <w:color w:val="0000EE"/>
-            <w:u w:val="single"/>
-          </w:rPr>
-          <w:t>यशायाह 19:1–25</w:t>
-        </w:r>
-      </w:hyperlink>
-      <w:r>
-        <w:rPr>
-          <w:lang w:val="hi_IN" w:bidi="hi_IN"/>
-        </w:rPr>
-        <w:t xml:space="preserve">; </w:t>
-      </w:r>
-      <w:hyperlink r:id="rId147">
-        <w:r>
-          <w:rPr>
-            <w:lang w:val="hi_IN" w:bidi="hi_IN"/>
-          </w:rPr>
-          <w:rPr>
-            <w:color w:val="0000EE"/>
-            <w:u w:val="single"/>
-          </w:rPr>
-          <w:t>यिर्मयाह 43</w:t>
-        </w:r>
-      </w:hyperlink>
-      <w:r>
-        <w:rPr>
-          <w:lang w:val="hi_IN" w:bidi="hi_IN"/>
-        </w:rPr>
-        <w:t xml:space="preserve">; </w:t>
-      </w:r>
-      <w:hyperlink r:id="rId148">
-        <w:r>
-          <w:rPr>
-            <w:lang w:val="hi_IN" w:bidi="hi_IN"/>
-          </w:rPr>
-          <w:rPr>
-            <w:color w:val="0000EE"/>
-            <w:u w:val="single"/>
-          </w:rPr>
-          <w:t>46:7–8</w:t>
-        </w:r>
-      </w:hyperlink>
-      <w:r>
-        <w:rPr>
-          <w:lang w:val="hi_IN" w:bidi="hi_IN"/>
-        </w:rPr>
-        <w:t xml:space="preserve">; </w:t>
-      </w:r>
-      <w:hyperlink r:id="rId149">
-        <w:r>
-          <w:rPr>
-            <w:lang w:val="hi_IN" w:bidi="hi_IN"/>
-          </w:rPr>
-          <w:rPr>
-            <w:color w:val="0000EE"/>
-            <w:u w:val="single"/>
-          </w:rPr>
-          <w:t>यहेजकेल 29:1–21</w:t>
-        </w:r>
-      </w:hyperlink>
-      <w:r>
-        <w:rPr>
-          <w:lang w:val="hi_IN" w:bidi="hi_IN"/>
-        </w:rPr>
-        <w:t xml:space="preserve">; </w:t>
-      </w:r>
-      <w:hyperlink r:id="rId150">
-        <w:r>
-          <w:rPr>
-            <w:lang w:val="hi_IN" w:bidi="hi_IN"/>
-          </w:rPr>
-          <w:rPr>
-            <w:color w:val="0000EE"/>
-            <w:u w:val="single"/>
-          </w:rPr>
-          <w:t>आमोस 8:8</w:t>
-        </w:r>
-      </w:hyperlink>
-      <w:r>
-        <w:rPr>
-          <w:lang w:val="hi_IN" w:bidi="hi_IN"/>
-        </w:rPr>
-        <w:t xml:space="preserve">; </w:t>
-      </w:r>
-      <w:hyperlink r:id="rId151">
-        <w:r>
-          <w:rPr>
-            <w:lang w:val="hi_IN" w:bidi="hi_IN"/>
-          </w:rPr>
-          <w:rPr>
-            <w:color w:val="0000EE"/>
-            <w:u w:val="single"/>
-          </w:rPr>
-          <w:t>9:5</w:t>
-        </w:r>
-      </w:hyperlink>
-      <w:r>
-        <w:rPr>
-          <w:lang w:val="hi_IN" w:bidi="hi_IN"/>
-        </w:rPr>
-        <w:t xml:space="preserve">; </w:t>
-      </w:r>
-      <w:hyperlink r:id="rId152">
-        <w:r>
-          <w:rPr>
-            <w:lang w:val="hi_IN" w:bidi="hi_IN"/>
-          </w:rPr>
-          <w:rPr>
-            <w:color w:val="0000EE"/>
-            <w:u w:val="single"/>
-          </w:rPr>
-          <w:t>जकर्याह 10:11</w:t>
-        </w:r>
-      </w:hyperlink>
-      <w:r>
-        <w:rPr>
-          <w:lang w:val="hi_IN" w:bidi="hi_IN"/>
-        </w:rPr>
-        <w:t xml:space="preserve">; </w:t>
-      </w:r>
-      <w:hyperlink r:id="rId143">
-        <w:r>
-          <w:rPr>
-            <w:lang w:val="hi_IN" w:bidi="hi_IN"/>
-          </w:rPr>
-          <w:rPr>
-            <w:color w:val="0000EE"/>
-            <w:u w:val="single"/>
-          </w:rPr>
-          <w:t>मत्ती 2:13–23</w:t>
-        </w:r>
-      </w:hyperlink>
+      <w:r>
+        <w:rPr>
+          <w:lang w:val="hi_IN" w:bidi="hi_IN"/>
+        </w:rPr>
+        <w:t>उत्पत्ति 12:10–20</w:t>
+      </w:r>
+      <w:r>
+        <w:rPr>
+          <w:lang w:val="hi_IN" w:bidi="hi_IN"/>
+        </w:rPr>
+        <w:t xml:space="preserve">; </w:t>
+      </w:r>
+      <w:r>
+        <w:rPr>
+          <w:lang w:val="hi_IN" w:bidi="hi_IN"/>
+        </w:rPr>
+        <w:t>37:1–50:26</w:t>
+      </w:r>
+      <w:r>
+        <w:rPr>
+          <w:lang w:val="hi_IN" w:bidi="hi_IN"/>
+        </w:rPr>
+        <w:t xml:space="preserve">; </w:t>
+      </w:r>
+      <w:r>
+        <w:rPr>
+          <w:lang w:val="hi_IN" w:bidi="hi_IN"/>
+        </w:rPr>
+        <w:t>निर्गमन 1:1–15:21</w:t>
+      </w:r>
+      <w:r>
+        <w:rPr>
+          <w:lang w:val="hi_IN" w:bidi="hi_IN"/>
+        </w:rPr>
+        <w:t xml:space="preserve">; </w:t>
+      </w:r>
+      <w:r>
+        <w:rPr>
+          <w:lang w:val="hi_IN" w:bidi="hi_IN"/>
+        </w:rPr>
+        <w:t>1 राजा 14:25–28</w:t>
+      </w:r>
+      <w:r>
+        <w:rPr>
+          <w:lang w:val="hi_IN" w:bidi="hi_IN"/>
+        </w:rPr>
+        <w:t xml:space="preserve">; </w:t>
+      </w:r>
+      <w:r>
+        <w:rPr>
+          <w:lang w:val="hi_IN" w:bidi="hi_IN"/>
+        </w:rPr>
+        <w:t>यशायाह 19:1–25</w:t>
+      </w:r>
+      <w:r>
+        <w:rPr>
+          <w:lang w:val="hi_IN" w:bidi="hi_IN"/>
+        </w:rPr>
+        <w:t xml:space="preserve">; </w:t>
+      </w:r>
+      <w:r>
+        <w:rPr>
+          <w:lang w:val="hi_IN" w:bidi="hi_IN"/>
+        </w:rPr>
+        <w:t>यिर्मयाह 43</w:t>
+      </w:r>
+      <w:r>
+        <w:rPr>
+          <w:lang w:val="hi_IN" w:bidi="hi_IN"/>
+        </w:rPr>
+        <w:t xml:space="preserve">; </w:t>
+      </w:r>
+      <w:r>
+        <w:rPr>
+          <w:lang w:val="hi_IN" w:bidi="hi_IN"/>
+        </w:rPr>
+        <w:t>46:7–8</w:t>
+      </w:r>
+      <w:r>
+        <w:rPr>
+          <w:lang w:val="hi_IN" w:bidi="hi_IN"/>
+        </w:rPr>
+        <w:t xml:space="preserve">; </w:t>
+      </w:r>
+      <w:r>
+        <w:rPr>
+          <w:lang w:val="hi_IN" w:bidi="hi_IN"/>
+        </w:rPr>
+        <w:t>यहेजकेल 29:1–21</w:t>
+      </w:r>
+      <w:r>
+        <w:rPr>
+          <w:lang w:val="hi_IN" w:bidi="hi_IN"/>
+        </w:rPr>
+        <w:t xml:space="preserve">; </w:t>
+      </w:r>
+      <w:r>
+        <w:rPr>
+          <w:lang w:val="hi_IN" w:bidi="hi_IN"/>
+        </w:rPr>
+        <w:t>आमोस 8:8</w:t>
+      </w:r>
+      <w:r>
+        <w:rPr>
+          <w:lang w:val="hi_IN" w:bidi="hi_IN"/>
+        </w:rPr>
+        <w:t xml:space="preserve">; </w:t>
+      </w:r>
+      <w:r>
+        <w:rPr>
+          <w:lang w:val="hi_IN" w:bidi="hi_IN"/>
+        </w:rPr>
+        <w:t>9:5</w:t>
+      </w:r>
+      <w:r>
+        <w:rPr>
+          <w:lang w:val="hi_IN" w:bidi="hi_IN"/>
+        </w:rPr>
+        <w:t xml:space="preserve">; </w:t>
+      </w:r>
+      <w:r>
+        <w:rPr>
+          <w:lang w:val="hi_IN" w:bidi="hi_IN"/>
+        </w:rPr>
+        <w:t>जकर्याह 10:11</w:t>
+      </w:r>
+      <w:r>
+        <w:rPr>
+          <w:lang w:val="hi_IN" w:bidi="hi_IN"/>
+        </w:rPr>
+        <w:t xml:space="preserve">; </w:t>
+      </w:r>
+      <w:r>
+        <w:rPr>
+          <w:lang w:val="hi_IN" w:bidi="hi_IN"/>
+        </w:rPr>
+        <w:t>मत्ती 2:13–23</w:t>
+      </w:r>
       <w:r>
         <w:rPr>
           <w:lang w:val="hi_IN" w:bidi="hi_IN"/>
@@ -5355,36 +4233,24 @@
         </w:rPr>
         <w:t>मीकल राजा शाऊल की छोटी बेटी थी (</w:t>
       </w:r>
-      <w:hyperlink r:id="rId153">
-        <w:r>
-          <w:rPr>
-            <w:lang w:val="hi_IN" w:bidi="hi_IN"/>
-          </w:rPr>
-          <w:rPr>
-            <w:color w:val="0000EE"/>
-            <w:u w:val="single"/>
-          </w:rPr>
-          <w:t>1 शमू 14:49</w:t>
-        </w:r>
-      </w:hyperlink>
+      <w:r>
+        <w:rPr>
+          <w:lang w:val="hi_IN" w:bidi="hi_IN"/>
+        </w:rPr>
+        <w:t>1 शमू 14:49</w:t>
+      </w:r>
       <w:r>
         <w:rPr>
           <w:lang w:val="hi_IN" w:bidi="hi_IN"/>
         </w:rPr>
         <w:t>)। वह राजा दाऊद की पहली पत्नी थी (</w:t>
       </w:r>
-      <w:hyperlink r:id="rId154">
-        <w:r>
-          <w:rPr>
-            <w:lang w:val="hi_IN" w:bidi="hi_IN"/>
-          </w:rPr>
-          <w:rPr>
-            <w:color w:val="0000EE"/>
-            <w:u w:val="single"/>
-          </w:rPr>
-          <w:t>18:17–27</w:t>
-        </w:r>
-      </w:hyperlink>
+      <w:r>
+        <w:rPr>
+          <w:lang w:val="hi_IN" w:bidi="hi_IN"/>
+        </w:rPr>
+        <w:t>18:17–27</w:t>
+      </w:r>
       <w:r>
         <w:rPr>
           <w:lang w:val="hi_IN" w:bidi="hi_IN"/>
@@ -5419,18 +4285,12 @@
         </w:rPr>
         <w:t>शाऊल को यह उम्मीद था कि दाऊद युद्ध में मारे जाएंगे लेकिन योजना विफल रही। बाद में, शाऊल को पता चला कि उनकी छोटी बेटी मीकल, दाऊद से प्रेम करती है (</w:t>
       </w:r>
-      <w:hyperlink r:id="rId155">
-        <w:r>
-          <w:rPr>
-            <w:lang w:val="hi_IN" w:bidi="hi_IN"/>
-          </w:rPr>
-          <w:rPr>
-            <w:color w:val="0000EE"/>
-            <w:u w:val="single"/>
-          </w:rPr>
-          <w:t>1 शमू 18:20</w:t>
-        </w:r>
-      </w:hyperlink>
+      <w:r>
+        <w:rPr>
+          <w:lang w:val="hi_IN" w:bidi="hi_IN"/>
+        </w:rPr>
+        <w:t>1 शमू 18:20</w:t>
+      </w:r>
       <w:r>
         <w:rPr>
           <w:lang w:val="hi_IN" w:bidi="hi_IN"/>
@@ -5449,18 +4309,12 @@
         </w:rPr>
         <w:t>गठबंधन ने दाऊद को उत्तरी गोत्रों के साथ अपनी प्रतिष्ठा बनाने में मदद की (</w:t>
       </w:r>
-      <w:hyperlink r:id="rId156">
-        <w:r>
-          <w:rPr>
-            <w:lang w:val="hi_IN" w:bidi="hi_IN"/>
-          </w:rPr>
-          <w:rPr>
-            <w:color w:val="0000EE"/>
-            <w:u w:val="single"/>
-          </w:rPr>
-          <w:t>2 शमू 3:13–16</w:t>
-        </w:r>
-      </w:hyperlink>
+      <w:r>
+        <w:rPr>
+          <w:lang w:val="hi_IN" w:bidi="hi_IN"/>
+        </w:rPr>
+        <w:t>2 शमू 3:13–16</w:t>
+      </w:r>
       <w:r>
         <w:rPr>
           <w:lang w:val="hi_IN" w:bidi="hi_IN"/>
@@ -5481,72 +4335,48 @@
         </w:rPr>
         <w:t>मीकल ने अपने रिश्ते की शुरुआत में दाऊद से प्रेम किया और यहाँ तक कि अपने पिता की दाऊद को मारने की योजना से बचा कर अपने पिता को धोखा दिया (</w:t>
       </w:r>
-      <w:hyperlink r:id="rId157">
-        <w:r>
-          <w:rPr>
-            <w:lang w:val="hi_IN" w:bidi="hi_IN"/>
-          </w:rPr>
-          <w:rPr>
-            <w:color w:val="0000EE"/>
-            <w:u w:val="single"/>
-          </w:rPr>
-          <w:t>1 शमू 19:11–17</w:t>
-        </w:r>
-      </w:hyperlink>
+      <w:r>
+        <w:rPr>
+          <w:lang w:val="hi_IN" w:bidi="hi_IN"/>
+        </w:rPr>
+        <w:t>1 शमू 19:11–17</w:t>
+      </w:r>
       <w:r>
         <w:rPr>
           <w:lang w:val="hi_IN" w:bidi="hi_IN"/>
         </w:rPr>
         <w:t>)। जब दाऊद, शाऊल के महल को छोड़कर चले गए, तो शाऊल ने मीकल के लिए एक और विवाह की व्यवस्था की (</w:t>
       </w:r>
-      <w:hyperlink r:id="rId158">
-        <w:r>
-          <w:rPr>
-            <w:lang w:val="hi_IN" w:bidi="hi_IN"/>
-          </w:rPr>
-          <w:rPr>
-            <w:color w:val="0000EE"/>
-            <w:u w:val="single"/>
-          </w:rPr>
-          <w:t>1 शमू 25:44</w:t>
-        </w:r>
-      </w:hyperlink>
+      <w:r>
+        <w:rPr>
+          <w:lang w:val="hi_IN" w:bidi="hi_IN"/>
+        </w:rPr>
+        <w:t>1 शमू 25:44</w:t>
+      </w:r>
       <w:r>
         <w:rPr>
           <w:lang w:val="hi_IN" w:bidi="hi_IN"/>
         </w:rPr>
         <w:t>)। लेकिन बाद में दाऊद ने उस विवाह को समाप्त कर दिया और मीकल को वापस लाने का निर्णय लिया (</w:t>
       </w:r>
-      <w:hyperlink r:id="rId156">
-        <w:r>
-          <w:rPr>
-            <w:lang w:val="hi_IN" w:bidi="hi_IN"/>
-          </w:rPr>
-          <w:rPr>
-            <w:color w:val="0000EE"/>
-            <w:u w:val="single"/>
-          </w:rPr>
-          <w:t>2 शमू 3:13–16</w:t>
-        </w:r>
-      </w:hyperlink>
+      <w:r>
+        <w:rPr>
+          <w:lang w:val="hi_IN" w:bidi="hi_IN"/>
+        </w:rPr>
+        <w:t>2 शमू 3:13–16</w:t>
+      </w:r>
       <w:r>
         <w:rPr>
           <w:lang w:val="hi_IN" w:bidi="hi_IN"/>
         </w:rPr>
         <w:t>)। मीकल ने दाऊद के प्रति अनादर दिखाया जब वह वाचा के सन्दूक के यरूशलेम में लाए जाने पर खुशी से नाच रहे थे (</w:t>
       </w:r>
-      <w:hyperlink r:id="rId159">
-        <w:r>
-          <w:rPr>
-            <w:lang w:val="hi_IN" w:bidi="hi_IN"/>
-          </w:rPr>
-          <w:rPr>
-            <w:color w:val="0000EE"/>
-            <w:u w:val="single"/>
-          </w:rPr>
-          <w:t>2 शमू 6:16–23</w:t>
-        </w:r>
-      </w:hyperlink>
+      <w:r>
+        <w:rPr>
+          <w:lang w:val="hi_IN" w:bidi="hi_IN"/>
+        </w:rPr>
+        <w:t>2 शमू 6:16–23</w:t>
+      </w:r>
       <w:r>
         <w:rPr>
           <w:lang w:val="hi_IN" w:bidi="hi_IN"/>
@@ -5576,90 +4406,60 @@
           <w:lang w:val="hi_IN" w:bidi="hi_IN"/>
         </w:rPr>
       </w:r>
-      <w:hyperlink r:id="rId153">
-        <w:r>
-          <w:rPr>
-            <w:lang w:val="hi_IN" w:bidi="hi_IN"/>
-          </w:rPr>
-          <w:rPr>
-            <w:color w:val="0000EE"/>
-            <w:u w:val="single"/>
-          </w:rPr>
-          <w:t>1 शमूएल 14:49</w:t>
-        </w:r>
-      </w:hyperlink>
-      <w:r>
-        <w:rPr>
-          <w:lang w:val="hi_IN" w:bidi="hi_IN"/>
-        </w:rPr>
-        <w:t xml:space="preserve">; </w:t>
-      </w:r>
-      <w:hyperlink r:id="rId160">
-        <w:r>
-          <w:rPr>
-            <w:lang w:val="hi_IN" w:bidi="hi_IN"/>
-          </w:rPr>
-          <w:rPr>
-            <w:color w:val="0000EE"/>
-            <w:u w:val="single"/>
-          </w:rPr>
-          <w:t>18:17–30</w:t>
-        </w:r>
-      </w:hyperlink>
-      <w:r>
-        <w:rPr>
-          <w:lang w:val="hi_IN" w:bidi="hi_IN"/>
-        </w:rPr>
-        <w:t xml:space="preserve">; </w:t>
-      </w:r>
-      <w:hyperlink r:id="rId157">
-        <w:r>
-          <w:rPr>
-            <w:lang w:val="hi_IN" w:bidi="hi_IN"/>
-          </w:rPr>
-          <w:rPr>
-            <w:color w:val="0000EE"/>
-            <w:u w:val="single"/>
-          </w:rPr>
-          <w:t>19:11–17</w:t>
-        </w:r>
-      </w:hyperlink>
-      <w:r>
-        <w:rPr>
-          <w:lang w:val="hi_IN" w:bidi="hi_IN"/>
-        </w:rPr>
-        <w:t xml:space="preserve">; </w:t>
-      </w:r>
-      <w:hyperlink r:id="rId156">
-        <w:r>
-          <w:rPr>
-            <w:lang w:val="hi_IN" w:bidi="hi_IN"/>
-          </w:rPr>
-          <w:rPr>
-            <w:color w:val="0000EE"/>
-            <w:u w:val="single"/>
-          </w:rPr>
-          <w:t>2 शमूएल 3:13–16</w:t>
-        </w:r>
-      </w:hyperlink>
-      <w:r>
-        <w:rPr>
-          <w:lang w:val="hi_IN" w:bidi="hi_IN"/>
-        </w:rPr>
-        <w:t xml:space="preserve">; </w:t>
-      </w:r>
-      <w:hyperlink r:id="rId159">
-        <w:r>
-          <w:rPr>
-            <w:lang w:val="hi_IN" w:bidi="hi_IN"/>
-          </w:rPr>
-          <w:rPr>
-            <w:color w:val="0000EE"/>
-            <w:u w:val="single"/>
-          </w:rPr>
-          <w:t>6:16–23</w:t>
-        </w:r>
-      </w:hyperlink>
+      <w:r>
+        <w:rPr>
+          <w:lang w:val="hi_IN" w:bidi="hi_IN"/>
+        </w:rPr>
+        <w:t>1 शमूएल 14:49</w:t>
+      </w:r>
+      <w:r>
+        <w:rPr>
+          <w:lang w:val="hi_IN" w:bidi="hi_IN"/>
+        </w:rPr>
+        <w:t xml:space="preserve">; </w:t>
+      </w:r>
+      <w:r>
+        <w:rPr>
+          <w:lang w:val="hi_IN" w:bidi="hi_IN"/>
+        </w:rPr>
+        <w:t>18:17–30</w:t>
+      </w:r>
+      <w:r>
+        <w:rPr>
+          <w:lang w:val="hi_IN" w:bidi="hi_IN"/>
+        </w:rPr>
+        <w:t xml:space="preserve">; </w:t>
+      </w:r>
+      <w:r>
+        <w:rPr>
+          <w:lang w:val="hi_IN" w:bidi="hi_IN"/>
+        </w:rPr>
+        <w:t>19:11–17</w:t>
+      </w:r>
+      <w:r>
+        <w:rPr>
+          <w:lang w:val="hi_IN" w:bidi="hi_IN"/>
+        </w:rPr>
+        <w:t xml:space="preserve">; </w:t>
+      </w:r>
+      <w:r>
+        <w:rPr>
+          <w:lang w:val="hi_IN" w:bidi="hi_IN"/>
+        </w:rPr>
+        <w:t>2 शमूएल 3:13–16</w:t>
+      </w:r>
+      <w:r>
+        <w:rPr>
+          <w:lang w:val="hi_IN" w:bidi="hi_IN"/>
+        </w:rPr>
+        <w:t xml:space="preserve">; </w:t>
+      </w:r>
+      <w:r>
+        <w:rPr>
+          <w:lang w:val="hi_IN" w:bidi="hi_IN"/>
+        </w:rPr>
+        <w:t>6:16–23</w:t>
+      </w:r>
       <w:r>
         <w:rPr>
           <w:lang w:val="hi_IN" w:bidi="hi_IN"/>
@@ -5714,18 +4514,12 @@
         </w:rPr>
         <w:t>एक देश के रूप में इस्राएल के पहले अगुवे मूसा थे। परमेश्वर ने मूसा का उपयोग अपने लोगों के इतिहास के एक अत्यंत महत्वपूर्ण समय में किया। वह भविष्यद्वक्ता थे जिन्होंने व्यवस्था को प्राप्त किया और इस्राएल के साथ सीनै पर्वत पर परमेश्वर की वाचा (विशेष समझौता) की मध्यस्थता की (</w:t>
       </w:r>
-      <w:hyperlink r:id="rId161">
-        <w:r>
-          <w:rPr>
-            <w:lang w:val="hi_IN" w:bidi="hi_IN"/>
-          </w:rPr>
-          <w:rPr>
-            <w:color w:val="0000EE"/>
-            <w:u w:val="single"/>
-          </w:rPr>
-          <w:t>निर्ग 19:3–6</w:t>
-        </w:r>
-      </w:hyperlink>
+      <w:r>
+        <w:rPr>
+          <w:lang w:val="hi_IN" w:bidi="hi_IN"/>
+        </w:rPr>
+        <w:t>निर्ग 19:3–6</w:t>
+      </w:r>
       <w:r>
         <w:rPr>
           <w:lang w:val="hi_IN" w:bidi="hi_IN"/>
@@ -5746,18 +4540,12 @@
         </w:rPr>
         <w:t>मूसा, मिर्याम और हारून के छोटे भाई थे। उनका जन्म मिस्र में एक खतरनाक समय में हुआ था (</w:t>
       </w:r>
-      <w:hyperlink r:id="rId162">
-        <w:r>
-          <w:rPr>
-            <w:lang w:val="hi_IN" w:bidi="hi_IN"/>
-          </w:rPr>
-          <w:rPr>
-            <w:color w:val="0000EE"/>
-            <w:u w:val="single"/>
-          </w:rPr>
-          <w:t>निर्ग 1:15–2:2</w:t>
-        </w:r>
-      </w:hyperlink>
+      <w:r>
+        <w:rPr>
+          <w:lang w:val="hi_IN" w:bidi="hi_IN"/>
+        </w:rPr>
+        <w:t>निर्ग 1:15–2:2</w:t>
+      </w:r>
       <w:r>
         <w:rPr>
           <w:lang w:val="hi_IN" w:bidi="hi_IN"/>
@@ -5776,18 +4564,12 @@
         </w:rPr>
         <w:t>की टोकरी में नील नदी में छोड़ दिया। फ़िरौन की बेटी ने उसे खोजा और उसे राजभवन में अपने पुत्र के रूप में पाला (</w:t>
       </w:r>
-      <w:hyperlink r:id="rId163">
-        <w:r>
-          <w:rPr>
-            <w:lang w:val="hi_IN" w:bidi="hi_IN"/>
-          </w:rPr>
-          <w:rPr>
-            <w:color w:val="0000EE"/>
-            <w:u w:val="single"/>
-          </w:rPr>
-          <w:t>निर्ग 2:3–10</w:t>
-        </w:r>
-      </w:hyperlink>
+      <w:r>
+        <w:rPr>
+          <w:lang w:val="hi_IN" w:bidi="hi_IN"/>
+        </w:rPr>
+        <w:t>निर्ग 2:3–10</w:t>
+      </w:r>
       <w:r>
         <w:rPr>
           <w:lang w:val="hi_IN" w:bidi="hi_IN"/>
@@ -5808,36 +4590,24 @@
         </w:rPr>
         <w:t>हमें मूसा के प्रारंभिक जीवन के बारे में अधिक जानकारी नहीं है। यहूदी परंपरा के अनुसार, उन्होंने फ़िरौन के घराने में प्रशासनिक और सैन्य कौशल सीखा। जब वह लगभग चालीस वर्ष के थे, उन्होंने एक मिस्री को मार डाला ताकि एक इब्री दास को बचा सकें और फिर मिद्यान भाग गए (</w:t>
       </w:r>
-      <w:hyperlink r:id="rId164">
-        <w:r>
-          <w:rPr>
-            <w:lang w:val="hi_IN" w:bidi="hi_IN"/>
-          </w:rPr>
-          <w:rPr>
-            <w:color w:val="0000EE"/>
-            <w:u w:val="single"/>
-          </w:rPr>
-          <w:t>निर्ग 2:11–15</w:t>
-        </w:r>
-      </w:hyperlink>
+      <w:r>
+        <w:rPr>
+          <w:lang w:val="hi_IN" w:bidi="hi_IN"/>
+        </w:rPr>
+        <w:t>निर्ग 2:11–15</w:t>
+      </w:r>
       <w:r>
         <w:rPr>
           <w:lang w:val="hi_IN" w:bidi="hi_IN"/>
         </w:rPr>
         <w:t xml:space="preserve">; देखें </w:t>
       </w:r>
-      <w:hyperlink r:id="rId165">
-        <w:r>
-          <w:rPr>
-            <w:lang w:val="hi_IN" w:bidi="hi_IN"/>
-          </w:rPr>
-          <w:rPr>
-            <w:color w:val="0000EE"/>
-            <w:u w:val="single"/>
-          </w:rPr>
-          <w:t>प्रेरि 7:23–29</w:t>
-        </w:r>
-      </w:hyperlink>
+      <w:r>
+        <w:rPr>
+          <w:lang w:val="hi_IN" w:bidi="hi_IN"/>
+        </w:rPr>
+        <w:t>प्रेरि 7:23–29</w:t>
+      </w:r>
       <w:r>
         <w:rPr>
           <w:lang w:val="hi_IN" w:bidi="hi_IN"/>
@@ -5870,18 +4640,12 @@
         </w:rPr>
         <w:t>लगभग चालीस साल बाद, परमेश्वर एक जलती हुई झाड़ी में मूसा के सामने प्रकट हुए। उन्होंने मूसा से मिस्र लौटने और अपने लोगों को दासत्व से मुक्त कराने के लिए कहा (</w:t>
       </w:r>
-      <w:hyperlink r:id="rId166">
-        <w:r>
-          <w:rPr>
-            <w:lang w:val="hi_IN" w:bidi="hi_IN"/>
-          </w:rPr>
-          <w:rPr>
-            <w:color w:val="0000EE"/>
-            <w:u w:val="single"/>
-          </w:rPr>
-          <w:t>निर्ग 3:1–4:17</w:t>
-        </w:r>
-      </w:hyperlink>
+      <w:r>
+        <w:rPr>
+          <w:lang w:val="hi_IN" w:bidi="hi_IN"/>
+        </w:rPr>
+        <w:t>निर्ग 3:1–4:17</w:t>
+      </w:r>
       <w:r>
         <w:rPr>
           <w:lang w:val="hi_IN" w:bidi="hi_IN"/>
@@ -5916,36 +4680,24 @@
         </w:rPr>
         <w:t>मूसा इस्राएलियों को सीनै पर्वत तक ले गए, जहाँ उन्होंने जलती हुई झाड़ी में परमेश्वर से मुलाकात की थी। परमेश्वर ने उस पर्वत पर मूसा को फिर से दर्शन दिया और उन्हें व्यवस्था दी, जिसमें दस आज्ञाएँ शामिल थीं (</w:t>
       </w:r>
-      <w:hyperlink r:id="rId167">
-        <w:r>
-          <w:rPr>
-            <w:lang w:val="hi_IN" w:bidi="hi_IN"/>
-          </w:rPr>
-          <w:rPr>
-            <w:color w:val="0000EE"/>
-            <w:u w:val="single"/>
-          </w:rPr>
-          <w:t>निर्ग 20:1–23:19</w:t>
-        </w:r>
-      </w:hyperlink>
+      <w:r>
+        <w:rPr>
+          <w:lang w:val="hi_IN" w:bidi="hi_IN"/>
+        </w:rPr>
+        <w:t>निर्ग 20:1–23:19</w:t>
+      </w:r>
       <w:r>
         <w:rPr>
           <w:lang w:val="hi_IN" w:bidi="hi_IN"/>
         </w:rPr>
         <w:t>)। उन्होंने वाचा का तंबू बनाने के निर्देश भी दिए। जब मूसा पर्वत से नीचे आए, तो उन्होंने पाया कि लोगों ने सोने के बछड़े की आराधना करके सच्चे परमेश्वर को छोड़ दिया था (</w:t>
       </w:r>
-      <w:hyperlink r:id="rId168">
-        <w:r>
-          <w:rPr>
-            <w:lang w:val="hi_IN" w:bidi="hi_IN"/>
-          </w:rPr>
-          <w:rPr>
-            <w:color w:val="0000EE"/>
-            <w:u w:val="single"/>
-          </w:rPr>
-          <w:t>निर्ग 32</w:t>
-        </w:r>
-      </w:hyperlink>
+      <w:r>
+        <w:rPr>
+          <w:lang w:val="hi_IN" w:bidi="hi_IN"/>
+        </w:rPr>
+        <w:t>निर्ग 32</w:t>
+      </w:r>
       <w:r>
         <w:rPr>
           <w:lang w:val="hi_IN" w:bidi="hi_IN"/>
@@ -5966,18 +4718,12 @@
         </w:rPr>
         <w:t>मूसा ने एक शिकायत करने वाले, विद्रोही और अविश्वासी समूह का नेतृत्व किया जो जंगल के माध्यम से गया। यहाँ तक कि उनके अपने भाई और बहन ने भी उनके नेतृत्व पर सवाल उठाया, उनकी शादी एक कुशी महिला से होने का बहाना बनाकर (</w:t>
       </w:r>
-      <w:hyperlink r:id="rId169">
-        <w:r>
-          <w:rPr>
-            <w:lang w:val="hi_IN" w:bidi="hi_IN"/>
-          </w:rPr>
-          <w:rPr>
-            <w:color w:val="0000EE"/>
-            <w:u w:val="single"/>
-          </w:rPr>
-          <w:t>गिन 12</w:t>
-        </w:r>
-      </w:hyperlink>
+      <w:r>
+        <w:rPr>
+          <w:lang w:val="hi_IN" w:bidi="hi_IN"/>
+        </w:rPr>
+        <w:t>गिन 12</w:t>
+      </w:r>
       <w:r>
         <w:rPr>
           <w:lang w:val="hi_IN" w:bidi="hi_IN"/>
@@ -5998,54 +4744,36 @@
         </w:rPr>
         <w:t>मूसा एक महान पुरुष थे, लेकिन वह सिद्ध नहीं थे। जब लोगों ने पानी की कमी के बारे में शिकायत करके उनके धैर्य की परीक्षा ली, तो मूसा ने परमेश्वर के निर्देशों का पालन नहीं किया। उन्होंने चट्टान पर बोलने के बजाय उसे लाठी से मारा (</w:t>
       </w:r>
-      <w:hyperlink r:id="rId170">
-        <w:r>
-          <w:rPr>
-            <w:lang w:val="hi_IN" w:bidi="hi_IN"/>
-          </w:rPr>
-          <w:rPr>
-            <w:color w:val="0000EE"/>
-            <w:u w:val="single"/>
-          </w:rPr>
-          <w:t>गिन 20:1–13</w:t>
-        </w:r>
-      </w:hyperlink>
+      <w:r>
+        <w:rPr>
+          <w:lang w:val="hi_IN" w:bidi="hi_IN"/>
+        </w:rPr>
+        <w:t>गिन 20:1–13</w:t>
+      </w:r>
       <w:r>
         <w:rPr>
           <w:lang w:val="hi_IN" w:bidi="hi_IN"/>
         </w:rPr>
         <w:t>)। उनके कार्यों ने परमेश्वर की पवित्रता को नहीं दर्शाया और उन्होंने यह सुझाव दिया कि वह अपनी शक्ति से पानी लाए (</w:t>
       </w:r>
-      <w:hyperlink r:id="rId171">
-        <w:r>
-          <w:rPr>
-            <w:lang w:val="hi_IN" w:bidi="hi_IN"/>
-          </w:rPr>
-          <w:rPr>
-            <w:color w:val="0000EE"/>
-            <w:u w:val="single"/>
-          </w:rPr>
-          <w:t>गिन 20:10</w:t>
-        </w:r>
-      </w:hyperlink>
+      <w:r>
+        <w:rPr>
+          <w:lang w:val="hi_IN" w:bidi="hi_IN"/>
+        </w:rPr>
+        <w:t>गिन 20:10</w:t>
+      </w:r>
       <w:r>
         <w:rPr>
           <w:lang w:val="hi_IN" w:bidi="hi_IN"/>
         </w:rPr>
         <w:t xml:space="preserve">; तुलना करें </w:t>
       </w:r>
-      <w:hyperlink r:id="rId172">
-        <w:r>
-          <w:rPr>
-            <w:lang w:val="hi_IN" w:bidi="hi_IN"/>
-          </w:rPr>
-          <w:rPr>
-            <w:color w:val="0000EE"/>
-            <w:u w:val="single"/>
-          </w:rPr>
-          <w:t>भज 106:32–33</w:t>
-        </w:r>
-      </w:hyperlink>
+      <w:r>
+        <w:rPr>
+          <w:lang w:val="hi_IN" w:bidi="hi_IN"/>
+        </w:rPr>
+        <w:t>भज 106:32–33</w:t>
+      </w:r>
       <w:r>
         <w:rPr>
           <w:lang w:val="hi_IN" w:bidi="hi_IN"/>
@@ -6080,54 +4808,36 @@
         </w:rPr>
         <w:t>इस उपदेश को देने के बाद और इस्राएल के कनान में प्रवेश करने से पहले, मूसा नबो पर्वत पर पिसगा शिखर पर चढ़े, जहाँ उनकी मृत्यु हो गई। उस समय से, "मूसा के तुल्य इस्राएल में ऐसा कोई नबी नहीं उठा, जिससे यहोवा ने आमने-सामने बातें की" (</w:t>
       </w:r>
-      <w:hyperlink r:id="rId173">
-        <w:r>
-          <w:rPr>
-            <w:lang w:val="hi_IN" w:bidi="hi_IN"/>
-          </w:rPr>
-          <w:rPr>
-            <w:color w:val="0000EE"/>
-            <w:u w:val="single"/>
-          </w:rPr>
-          <w:t>व्य.वि 34:10</w:t>
-        </w:r>
-      </w:hyperlink>
+      <w:r>
+        <w:rPr>
+          <w:lang w:val="hi_IN" w:bidi="hi_IN"/>
+        </w:rPr>
+        <w:t>व्य.वि 34:10</w:t>
+      </w:r>
       <w:r>
         <w:rPr>
           <w:lang w:val="hi_IN" w:bidi="hi_IN"/>
         </w:rPr>
         <w:t>)। केवल यीशु ने परमेश्वर और मनुष्यों के बीच एक मध्यस्थ के रूप में मूसा को पार किया (</w:t>
       </w:r>
-      <w:hyperlink r:id="rId174">
-        <w:r>
-          <w:rPr>
-            <w:lang w:val="hi_IN" w:bidi="hi_IN"/>
-          </w:rPr>
-          <w:rPr>
-            <w:color w:val="0000EE"/>
-            <w:u w:val="single"/>
-          </w:rPr>
-          <w:t>प्रेरि 3:17–26</w:t>
-        </w:r>
-      </w:hyperlink>
-      <w:r>
-        <w:rPr>
-          <w:lang w:val="hi_IN" w:bidi="hi_IN"/>
-        </w:rPr>
-        <w:t xml:space="preserve">; </w:t>
-      </w:r>
-      <w:hyperlink r:id="rId175">
-        <w:r>
-          <w:rPr>
-            <w:lang w:val="hi_IN" w:bidi="hi_IN"/>
-          </w:rPr>
-          <w:rPr>
-            <w:color w:val="0000EE"/>
-            <w:u w:val="single"/>
-          </w:rPr>
-          <w:t>इब्रा 3</w:t>
-        </w:r>
-      </w:hyperlink>
+      <w:r>
+        <w:rPr>
+          <w:lang w:val="hi_IN" w:bidi="hi_IN"/>
+        </w:rPr>
+        <w:t>प्रेरि 3:17–26</w:t>
+      </w:r>
+      <w:r>
+        <w:rPr>
+          <w:lang w:val="hi_IN" w:bidi="hi_IN"/>
+        </w:rPr>
+        <w:t xml:space="preserve">; </w:t>
+      </w:r>
+      <w:r>
+        <w:rPr>
+          <w:lang w:val="hi_IN" w:bidi="hi_IN"/>
+        </w:rPr>
+        <w:t>इब्रा 3</w:t>
+      </w:r>
       <w:r>
         <w:rPr>
           <w:lang w:val="hi_IN" w:bidi="hi_IN"/>
@@ -6148,108 +4858,72 @@
         </w:rPr>
         <w:t>नए नियम में मूसा का उल्लेख पुराने नियम के किसी भी अन्य व्यक्ति की तुलना में अधिक किया गया है। वह यीशु के रूपान्तरण के समय प्रकट हुए थे (जब यीशु का रूप बदल गया था)। नया नियम, उनकी व्यवस्था निर्माता के रूप में भूमिका पर जोर देता है और उनके अनुभवों का उपयोग यह दिखाने के लिए करता है कि नई वाचा के तहत जीवन कैसा है। मूसा की तरह, यीशु को एक बच्चे के रूप में एक शासक की दुष्ट योजनाओं से बचाया गया था (</w:t>
       </w:r>
-      <w:hyperlink r:id="rId176">
-        <w:r>
-          <w:rPr>
-            <w:lang w:val="hi_IN" w:bidi="hi_IN"/>
-          </w:rPr>
-          <w:rPr>
-            <w:color w:val="0000EE"/>
-            <w:u w:val="single"/>
-          </w:rPr>
-          <w:t>मत्ती 2:13–18</w:t>
-        </w:r>
-      </w:hyperlink>
+      <w:r>
+        <w:rPr>
+          <w:lang w:val="hi_IN" w:bidi="hi_IN"/>
+        </w:rPr>
+        <w:t>मत्ती 2:13–18</w:t>
+      </w:r>
       <w:r>
         <w:rPr>
           <w:lang w:val="hi_IN" w:bidi="hi_IN"/>
         </w:rPr>
         <w:t xml:space="preserve">)। यीशु ने पहाड़ी उपदेश जो नई व्यवस्था दी वह, सीनै पर दी गई व्यवस्था का प्रतिबिंब है (देखें </w:t>
       </w:r>
-      <w:hyperlink r:id="rId177">
-        <w:r>
-          <w:rPr>
-            <w:lang w:val="hi_IN" w:bidi="hi_IN"/>
-          </w:rPr>
-          <w:rPr>
-            <w:color w:val="0000EE"/>
-            <w:u w:val="single"/>
-          </w:rPr>
-          <w:t>मत्ती 5–7</w:t>
-        </w:r>
-      </w:hyperlink>
+      <w:r>
+        <w:rPr>
+          <w:lang w:val="hi_IN" w:bidi="hi_IN"/>
+        </w:rPr>
+        <w:t>मत्ती 5–7</w:t>
+      </w:r>
       <w:r>
         <w:rPr>
           <w:lang w:val="hi_IN" w:bidi="hi_IN"/>
         </w:rPr>
         <w:t xml:space="preserve">)। यह यीशु को परमेश्वर की इच्छा के सच्चे व्याख्याता के रूप में दिखाता है। इब्रानियों को लिखे गए पत्र में मसीह की तुलना मूसा से की गयी है। पौलुस गलातियों को लिखे पत्र में और यूहन्ना का सुसमाचार मूसा की व्यवस्था की तुलना एक विश्वासी के परमेश्वर के साथ नए संबंध से करता है (देखें </w:t>
       </w:r>
-      <w:hyperlink r:id="rId178">
-        <w:r>
-          <w:rPr>
-            <w:lang w:val="hi_IN" w:bidi="hi_IN"/>
-          </w:rPr>
-          <w:rPr>
-            <w:color w:val="0000EE"/>
-            <w:u w:val="single"/>
-          </w:rPr>
-          <w:t>यूह 1:17</w:t>
-        </w:r>
-      </w:hyperlink>
-      <w:r>
-        <w:rPr>
-          <w:lang w:val="hi_IN" w:bidi="hi_IN"/>
-        </w:rPr>
-        <w:t xml:space="preserve">; </w:t>
-      </w:r>
-      <w:hyperlink r:id="rId179">
-        <w:r>
-          <w:rPr>
-            <w:lang w:val="hi_IN" w:bidi="hi_IN"/>
-          </w:rPr>
-          <w:rPr>
-            <w:color w:val="0000EE"/>
-            <w:u w:val="single"/>
-          </w:rPr>
-          <w:t>गला 3:1–5</w:t>
-        </w:r>
-      </w:hyperlink>
-      <w:r>
-        <w:rPr>
-          <w:lang w:val="hi_IN" w:bidi="hi_IN"/>
-        </w:rPr>
-        <w:t xml:space="preserve">; </w:t>
-      </w:r>
-      <w:hyperlink r:id="rId180">
-        <w:r>
-          <w:rPr>
-            <w:lang w:val="hi_IN" w:bidi="hi_IN"/>
-          </w:rPr>
-          <w:rPr>
-            <w:color w:val="0000EE"/>
-            <w:u w:val="single"/>
-          </w:rPr>
-          <w:t>इब्रा 3:5–6</w:t>
-        </w:r>
-      </w:hyperlink>
-      <w:r>
-        <w:rPr>
-          <w:lang w:val="hi_IN" w:bidi="hi_IN"/>
-        </w:rPr>
-        <w:t xml:space="preserve">; </w:t>
-      </w:r>
-      <w:hyperlink r:id="rId181">
-        <w:r>
-          <w:rPr>
-            <w:lang w:val="hi_IN" w:bidi="hi_IN"/>
-          </w:rPr>
-          <w:rPr>
-            <w:color w:val="0000EE"/>
-            <w:u w:val="single"/>
-          </w:rPr>
-          <w:t>9:11–10:18</w:t>
-        </w:r>
-      </w:hyperlink>
+      <w:r>
+        <w:rPr>
+          <w:lang w:val="hi_IN" w:bidi="hi_IN"/>
+        </w:rPr>
+        <w:t>यूह 1:17</w:t>
+      </w:r>
+      <w:r>
+        <w:rPr>
+          <w:lang w:val="hi_IN" w:bidi="hi_IN"/>
+        </w:rPr>
+        <w:t xml:space="preserve">; </w:t>
+      </w:r>
+      <w:r>
+        <w:rPr>
+          <w:lang w:val="hi_IN" w:bidi="hi_IN"/>
+        </w:rPr>
+        <w:t>गला 3:1–5</w:t>
+      </w:r>
+      <w:r>
+        <w:rPr>
+          <w:lang w:val="hi_IN" w:bidi="hi_IN"/>
+        </w:rPr>
+        <w:t xml:space="preserve">; </w:t>
+      </w:r>
+      <w:r>
+        <w:rPr>
+          <w:lang w:val="hi_IN" w:bidi="hi_IN"/>
+        </w:rPr>
+        <w:t>इब्रा 3:5–6</w:t>
+      </w:r>
+      <w:r>
+        <w:rPr>
+          <w:lang w:val="hi_IN" w:bidi="hi_IN"/>
+        </w:rPr>
+        <w:t xml:space="preserve">; </w:t>
+      </w:r>
+      <w:r>
+        <w:rPr>
+          <w:lang w:val="hi_IN" w:bidi="hi_IN"/>
+        </w:rPr>
+        <w:t>9:11–10:18</w:t>
+      </w:r>
       <w:r>
         <w:rPr>
           <w:lang w:val="hi_IN" w:bidi="hi_IN"/>
@@ -6279,756 +4953,504 @@
           <w:lang w:val="hi_IN" w:bidi="hi_IN"/>
         </w:rPr>
       </w:r>
-      <w:hyperlink r:id="rId182">
-        <w:r>
-          <w:rPr>
-            <w:lang w:val="hi_IN" w:bidi="hi_IN"/>
-          </w:rPr>
-          <w:rPr>
-            <w:color w:val="0000EE"/>
-            <w:u w:val="single"/>
-          </w:rPr>
-          <w:t>निर्गमन 2:1–22</w:t>
-        </w:r>
-      </w:hyperlink>
-      <w:r>
-        <w:rPr>
-          <w:lang w:val="hi_IN" w:bidi="hi_IN"/>
-        </w:rPr>
-        <w:t xml:space="preserve">; </w:t>
-      </w:r>
-      <w:hyperlink r:id="rId183">
-        <w:r>
-          <w:rPr>
-            <w:lang w:val="hi_IN" w:bidi="hi_IN"/>
-          </w:rPr>
-          <w:rPr>
-            <w:color w:val="0000EE"/>
-            <w:u w:val="single"/>
-          </w:rPr>
-          <w:t>3:1–19:25</w:t>
-        </w:r>
-      </w:hyperlink>
-      <w:r>
-        <w:rPr>
-          <w:lang w:val="hi_IN" w:bidi="hi_IN"/>
-        </w:rPr>
-        <w:t xml:space="preserve">; </w:t>
-      </w:r>
-      <w:hyperlink r:id="rId184">
-        <w:r>
-          <w:rPr>
-            <w:lang w:val="hi_IN" w:bidi="hi_IN"/>
-          </w:rPr>
-          <w:rPr>
-            <w:color w:val="0000EE"/>
-            <w:u w:val="single"/>
-          </w:rPr>
-          <w:t>20:19–21</w:t>
-        </w:r>
-      </w:hyperlink>
-      <w:r>
-        <w:rPr>
-          <w:lang w:val="hi_IN" w:bidi="hi_IN"/>
-        </w:rPr>
-        <w:t xml:space="preserve">; </w:t>
-      </w:r>
-      <w:hyperlink r:id="rId185">
-        <w:r>
-          <w:rPr>
-            <w:lang w:val="hi_IN" w:bidi="hi_IN"/>
-          </w:rPr>
-          <w:rPr>
-            <w:color w:val="0000EE"/>
-            <w:u w:val="single"/>
-          </w:rPr>
-          <w:t>24:1–18</w:t>
-        </w:r>
-      </w:hyperlink>
-      <w:r>
-        <w:rPr>
-          <w:lang w:val="hi_IN" w:bidi="hi_IN"/>
-        </w:rPr>
-        <w:t xml:space="preserve">; </w:t>
-      </w:r>
-      <w:hyperlink r:id="rId186">
-        <w:r>
-          <w:rPr>
-            <w:lang w:val="hi_IN" w:bidi="hi_IN"/>
-          </w:rPr>
-          <w:rPr>
-            <w:color w:val="0000EE"/>
-            <w:u w:val="single"/>
-          </w:rPr>
-          <w:t>31:18</w:t>
-        </w:r>
-      </w:hyperlink>
-      <w:r>
-        <w:rPr>
-          <w:lang w:val="hi_IN" w:bidi="hi_IN"/>
-        </w:rPr>
-        <w:t xml:space="preserve">; </w:t>
-      </w:r>
-      <w:hyperlink r:id="rId187">
-        <w:r>
-          <w:rPr>
-            <w:lang w:val="hi_IN" w:bidi="hi_IN"/>
-          </w:rPr>
-          <w:rPr>
-            <w:color w:val="0000EE"/>
-            <w:u w:val="single"/>
-          </w:rPr>
-          <w:t>32:1–34:35</w:t>
-        </w:r>
-      </w:hyperlink>
-      <w:r>
-        <w:rPr>
-          <w:lang w:val="hi_IN" w:bidi="hi_IN"/>
-        </w:rPr>
-        <w:t xml:space="preserve">; </w:t>
-      </w:r>
-      <w:hyperlink r:id="rId188">
-        <w:r>
-          <w:rPr>
-            <w:lang w:val="hi_IN" w:bidi="hi_IN"/>
-          </w:rPr>
-          <w:rPr>
-            <w:color w:val="0000EE"/>
-            <w:u w:val="single"/>
-          </w:rPr>
-          <w:t>39:42–43</w:t>
-        </w:r>
-      </w:hyperlink>
-      <w:r>
-        <w:rPr>
-          <w:lang w:val="hi_IN" w:bidi="hi_IN"/>
-        </w:rPr>
-        <w:t xml:space="preserve">; </w:t>
-      </w:r>
-      <w:hyperlink r:id="rId189">
-        <w:r>
-          <w:rPr>
-            <w:lang w:val="hi_IN" w:bidi="hi_IN"/>
-          </w:rPr>
-          <w:rPr>
-            <w:color w:val="0000EE"/>
-            <w:u w:val="single"/>
-          </w:rPr>
-          <w:t>40:16</w:t>
-        </w:r>
-      </w:hyperlink>
-      <w:r>
-        <w:rPr>
-          <w:lang w:val="hi_IN" w:bidi="hi_IN"/>
-        </w:rPr>
-        <w:t xml:space="preserve">; </w:t>
-      </w:r>
-      <w:hyperlink r:id="rId190">
-        <w:r>
-          <w:rPr>
-            <w:lang w:val="hi_IN" w:bidi="hi_IN"/>
-          </w:rPr>
-          <w:rPr>
-            <w:color w:val="0000EE"/>
-            <w:u w:val="single"/>
-          </w:rPr>
-          <w:t>लैव्यव्यवस्था 8:1–36</w:t>
-        </w:r>
-      </w:hyperlink>
-      <w:r>
-        <w:rPr>
-          <w:lang w:val="hi_IN" w:bidi="hi_IN"/>
-        </w:rPr>
-        <w:t xml:space="preserve">; </w:t>
-      </w:r>
-      <w:hyperlink r:id="rId191">
-        <w:r>
-          <w:rPr>
-            <w:lang w:val="hi_IN" w:bidi="hi_IN"/>
-          </w:rPr>
-          <w:rPr>
-            <w:color w:val="0000EE"/>
-            <w:u w:val="single"/>
-          </w:rPr>
-          <w:t>10:1–20</w:t>
-        </w:r>
-      </w:hyperlink>
-      <w:r>
-        <w:rPr>
-          <w:lang w:val="hi_IN" w:bidi="hi_IN"/>
-        </w:rPr>
-        <w:t xml:space="preserve">; </w:t>
-      </w:r>
-      <w:hyperlink r:id="rId192">
-        <w:r>
-          <w:rPr>
-            <w:lang w:val="hi_IN" w:bidi="hi_IN"/>
-          </w:rPr>
-          <w:rPr>
-            <w:color w:val="0000EE"/>
-            <w:u w:val="single"/>
-          </w:rPr>
-          <w:t>24:10–23</w:t>
-        </w:r>
-      </w:hyperlink>
-      <w:r>
-        <w:rPr>
-          <w:lang w:val="hi_IN" w:bidi="hi_IN"/>
-        </w:rPr>
-        <w:t xml:space="preserve">; </w:t>
-      </w:r>
-      <w:hyperlink r:id="rId193">
-        <w:r>
-          <w:rPr>
-            <w:lang w:val="hi_IN" w:bidi="hi_IN"/>
-          </w:rPr>
-          <w:rPr>
-            <w:color w:val="0000EE"/>
-            <w:u w:val="single"/>
-          </w:rPr>
-          <w:t>गिनती 7:1–11</w:t>
-        </w:r>
-      </w:hyperlink>
+      <w:r>
+        <w:rPr>
+          <w:lang w:val="hi_IN" w:bidi="hi_IN"/>
+        </w:rPr>
+        <w:t>निर्गमन 2:1–22</w:t>
+      </w:r>
+      <w:r>
+        <w:rPr>
+          <w:lang w:val="hi_IN" w:bidi="hi_IN"/>
+        </w:rPr>
+        <w:t xml:space="preserve">; </w:t>
+      </w:r>
+      <w:r>
+        <w:rPr>
+          <w:lang w:val="hi_IN" w:bidi="hi_IN"/>
+        </w:rPr>
+        <w:t>3:1–19:25</w:t>
+      </w:r>
+      <w:r>
+        <w:rPr>
+          <w:lang w:val="hi_IN" w:bidi="hi_IN"/>
+        </w:rPr>
+        <w:t xml:space="preserve">; </w:t>
+      </w:r>
+      <w:r>
+        <w:rPr>
+          <w:lang w:val="hi_IN" w:bidi="hi_IN"/>
+        </w:rPr>
+        <w:t>20:19–21</w:t>
+      </w:r>
+      <w:r>
+        <w:rPr>
+          <w:lang w:val="hi_IN" w:bidi="hi_IN"/>
+        </w:rPr>
+        <w:t xml:space="preserve">; </w:t>
+      </w:r>
+      <w:r>
+        <w:rPr>
+          <w:lang w:val="hi_IN" w:bidi="hi_IN"/>
+        </w:rPr>
+        <w:t>24:1–18</w:t>
+      </w:r>
+      <w:r>
+        <w:rPr>
+          <w:lang w:val="hi_IN" w:bidi="hi_IN"/>
+        </w:rPr>
+        <w:t xml:space="preserve">; </w:t>
+      </w:r>
+      <w:r>
+        <w:rPr>
+          <w:lang w:val="hi_IN" w:bidi="hi_IN"/>
+        </w:rPr>
+        <w:t>31:18</w:t>
+      </w:r>
+      <w:r>
+        <w:rPr>
+          <w:lang w:val="hi_IN" w:bidi="hi_IN"/>
+        </w:rPr>
+        <w:t xml:space="preserve">; </w:t>
+      </w:r>
+      <w:r>
+        <w:rPr>
+          <w:lang w:val="hi_IN" w:bidi="hi_IN"/>
+        </w:rPr>
+        <w:t>32:1–34:35</w:t>
+      </w:r>
+      <w:r>
+        <w:rPr>
+          <w:lang w:val="hi_IN" w:bidi="hi_IN"/>
+        </w:rPr>
+        <w:t xml:space="preserve">; </w:t>
+      </w:r>
+      <w:r>
+        <w:rPr>
+          <w:lang w:val="hi_IN" w:bidi="hi_IN"/>
+        </w:rPr>
+        <w:t>39:42–43</w:t>
+      </w:r>
+      <w:r>
+        <w:rPr>
+          <w:lang w:val="hi_IN" w:bidi="hi_IN"/>
+        </w:rPr>
+        <w:t xml:space="preserve">; </w:t>
+      </w:r>
+      <w:r>
+        <w:rPr>
+          <w:lang w:val="hi_IN" w:bidi="hi_IN"/>
+        </w:rPr>
+        <w:t>40:16</w:t>
+      </w:r>
+      <w:r>
+        <w:rPr>
+          <w:lang w:val="hi_IN" w:bidi="hi_IN"/>
+        </w:rPr>
+        <w:t xml:space="preserve">; </w:t>
+      </w:r>
+      <w:r>
+        <w:rPr>
+          <w:lang w:val="hi_IN" w:bidi="hi_IN"/>
+        </w:rPr>
+        <w:t>लैव्यव्यवस्था 8:1–36</w:t>
+      </w:r>
+      <w:r>
+        <w:rPr>
+          <w:lang w:val="hi_IN" w:bidi="hi_IN"/>
+        </w:rPr>
+        <w:t xml:space="preserve">; </w:t>
+      </w:r>
+      <w:r>
+        <w:rPr>
+          <w:lang w:val="hi_IN" w:bidi="hi_IN"/>
+        </w:rPr>
+        <w:t>10:1–20</w:t>
+      </w:r>
+      <w:r>
+        <w:rPr>
+          <w:lang w:val="hi_IN" w:bidi="hi_IN"/>
+        </w:rPr>
+        <w:t xml:space="preserve">; </w:t>
+      </w:r>
+      <w:r>
+        <w:rPr>
+          <w:lang w:val="hi_IN" w:bidi="hi_IN"/>
+        </w:rPr>
+        <w:t>24:10–23</w:t>
+      </w:r>
+      <w:r>
+        <w:rPr>
+          <w:lang w:val="hi_IN" w:bidi="hi_IN"/>
+        </w:rPr>
+        <w:t xml:space="preserve">; </w:t>
+      </w:r>
+      <w:r>
+        <w:rPr>
+          <w:lang w:val="hi_IN" w:bidi="hi_IN"/>
+        </w:rPr>
+        <w:t>गिनती 7:1–11</w:t>
+      </w:r>
       <w:r>
         <w:rPr>
           <w:lang w:val="hi_IN" w:bidi="hi_IN"/>
         </w:rPr>
         <w:t xml:space="preserve">, </w:t>
       </w:r>
-      <w:hyperlink r:id="rId194">
-        <w:r>
-          <w:rPr>
-            <w:lang w:val="hi_IN" w:bidi="hi_IN"/>
-          </w:rPr>
-          <w:rPr>
-            <w:color w:val="0000EE"/>
-            <w:u w:val="single"/>
-          </w:rPr>
-          <w:t>89</w:t>
-        </w:r>
-      </w:hyperlink>
-      <w:r>
-        <w:rPr>
-          <w:lang w:val="hi_IN" w:bidi="hi_IN"/>
-        </w:rPr>
-        <w:t xml:space="preserve">; </w:t>
-      </w:r>
-      <w:hyperlink r:id="rId195">
-        <w:r>
-          <w:rPr>
-            <w:lang w:val="hi_IN" w:bidi="hi_IN"/>
-          </w:rPr>
-          <w:rPr>
-            <w:color w:val="0000EE"/>
-            <w:u w:val="single"/>
-          </w:rPr>
-          <w:t>9:1–14</w:t>
-        </w:r>
-      </w:hyperlink>
-      <w:r>
-        <w:rPr>
-          <w:lang w:val="hi_IN" w:bidi="hi_IN"/>
-        </w:rPr>
-        <w:t xml:space="preserve">; </w:t>
-      </w:r>
-      <w:hyperlink r:id="rId196">
-        <w:r>
-          <w:rPr>
-            <w:lang w:val="hi_IN" w:bidi="hi_IN"/>
-          </w:rPr>
-          <w:rPr>
-            <w:color w:val="0000EE"/>
-            <w:u w:val="single"/>
-          </w:rPr>
-          <w:t>10:29–14:45</w:t>
-        </w:r>
-      </w:hyperlink>
-      <w:r>
-        <w:rPr>
-          <w:lang w:val="hi_IN" w:bidi="hi_IN"/>
-        </w:rPr>
-        <w:t xml:space="preserve">; </w:t>
-      </w:r>
-      <w:hyperlink r:id="rId197">
-        <w:r>
-          <w:rPr>
-            <w:lang w:val="hi_IN" w:bidi="hi_IN"/>
-          </w:rPr>
-          <w:rPr>
-            <w:color w:val="0000EE"/>
-            <w:u w:val="single"/>
-          </w:rPr>
-          <w:t>15:32–36</w:t>
-        </w:r>
-      </w:hyperlink>
-      <w:r>
-        <w:rPr>
-          <w:lang w:val="hi_IN" w:bidi="hi_IN"/>
-        </w:rPr>
-        <w:t xml:space="preserve">; </w:t>
-      </w:r>
-      <w:hyperlink r:id="rId198">
-        <w:r>
-          <w:rPr>
-            <w:lang w:val="hi_IN" w:bidi="hi_IN"/>
-          </w:rPr>
-          <w:rPr>
-            <w:color w:val="0000EE"/>
-            <w:u w:val="single"/>
-          </w:rPr>
-          <w:t>16:1–17:13</w:t>
-        </w:r>
-      </w:hyperlink>
-      <w:r>
-        <w:rPr>
-          <w:lang w:val="hi_IN" w:bidi="hi_IN"/>
-        </w:rPr>
-        <w:t xml:space="preserve">; </w:t>
-      </w:r>
-      <w:hyperlink r:id="rId199">
-        <w:r>
-          <w:rPr>
-            <w:lang w:val="hi_IN" w:bidi="hi_IN"/>
-          </w:rPr>
-          <w:rPr>
-            <w:color w:val="0000EE"/>
-            <w:u w:val="single"/>
-          </w:rPr>
-          <w:t>20:1–29</w:t>
-        </w:r>
-      </w:hyperlink>
-      <w:r>
-        <w:rPr>
-          <w:lang w:val="hi_IN" w:bidi="hi_IN"/>
-        </w:rPr>
-        <w:t xml:space="preserve">; </w:t>
-      </w:r>
-      <w:hyperlink r:id="rId200">
-        <w:r>
-          <w:rPr>
-            <w:lang w:val="hi_IN" w:bidi="hi_IN"/>
-          </w:rPr>
-          <w:rPr>
-            <w:color w:val="0000EE"/>
-            <w:u w:val="single"/>
-          </w:rPr>
-          <w:t>21:4–9</w:t>
-        </w:r>
-      </w:hyperlink>
-      <w:r>
-        <w:rPr>
-          <w:lang w:val="hi_IN" w:bidi="hi_IN"/>
-        </w:rPr>
-        <w:t xml:space="preserve">; </w:t>
-      </w:r>
-      <w:hyperlink r:id="rId201">
-        <w:r>
-          <w:rPr>
-            <w:lang w:val="hi_IN" w:bidi="hi_IN"/>
-          </w:rPr>
-          <w:rPr>
-            <w:color w:val="0000EE"/>
-            <w:u w:val="single"/>
-          </w:rPr>
-          <w:t>25:1–5</w:t>
-        </w:r>
-      </w:hyperlink>
-      <w:r>
-        <w:rPr>
-          <w:lang w:val="hi_IN" w:bidi="hi_IN"/>
-        </w:rPr>
-        <w:t xml:space="preserve">; </w:t>
-      </w:r>
-      <w:hyperlink r:id="rId202">
-        <w:r>
-          <w:rPr>
-            <w:lang w:val="hi_IN" w:bidi="hi_IN"/>
-          </w:rPr>
-          <w:rPr>
-            <w:color w:val="0000EE"/>
-            <w:u w:val="single"/>
-          </w:rPr>
-          <w:t>27:1–23</w:t>
-        </w:r>
-      </w:hyperlink>
-      <w:r>
-        <w:rPr>
-          <w:lang w:val="hi_IN" w:bidi="hi_IN"/>
-        </w:rPr>
-        <w:t xml:space="preserve">; </w:t>
-      </w:r>
-      <w:hyperlink r:id="rId203">
-        <w:r>
-          <w:rPr>
-            <w:lang w:val="hi_IN" w:bidi="hi_IN"/>
-          </w:rPr>
-          <w:rPr>
-            <w:color w:val="0000EE"/>
-            <w:u w:val="single"/>
-          </w:rPr>
-          <w:t>31:1–32:33</w:t>
-        </w:r>
-      </w:hyperlink>
-      <w:r>
-        <w:rPr>
-          <w:lang w:val="hi_IN" w:bidi="hi_IN"/>
-        </w:rPr>
-        <w:t xml:space="preserve">; </w:t>
-      </w:r>
-      <w:hyperlink r:id="rId204">
-        <w:r>
-          <w:rPr>
-            <w:lang w:val="hi_IN" w:bidi="hi_IN"/>
-          </w:rPr>
-          <w:rPr>
-            <w:color w:val="0000EE"/>
-            <w:u w:val="single"/>
-          </w:rPr>
-          <w:t>33:1–2</w:t>
-        </w:r>
-      </w:hyperlink>
-      <w:r>
-        <w:rPr>
-          <w:lang w:val="hi_IN" w:bidi="hi_IN"/>
-        </w:rPr>
-        <w:t xml:space="preserve">; </w:t>
-      </w:r>
-      <w:hyperlink r:id="rId205">
-        <w:r>
-          <w:rPr>
-            <w:lang w:val="hi_IN" w:bidi="hi_IN"/>
-          </w:rPr>
-          <w:rPr>
-            <w:color w:val="0000EE"/>
-            <w:u w:val="single"/>
-          </w:rPr>
-          <w:t>व्यवस्थाविवरण 1:1–5</w:t>
-        </w:r>
-      </w:hyperlink>
-      <w:r>
-        <w:rPr>
-          <w:lang w:val="hi_IN" w:bidi="hi_IN"/>
-        </w:rPr>
-        <w:t xml:space="preserve">; </w:t>
-      </w:r>
-      <w:hyperlink r:id="rId206">
-        <w:r>
-          <w:rPr>
-            <w:lang w:val="hi_IN" w:bidi="hi_IN"/>
-          </w:rPr>
-          <w:rPr>
-            <w:color w:val="0000EE"/>
-            <w:u w:val="single"/>
-          </w:rPr>
-          <w:t>31:1–34:12</w:t>
-        </w:r>
-      </w:hyperlink>
-      <w:r>
-        <w:rPr>
-          <w:lang w:val="hi_IN" w:bidi="hi_IN"/>
-        </w:rPr>
-        <w:t xml:space="preserve">; </w:t>
-      </w:r>
-      <w:hyperlink r:id="rId207">
-        <w:r>
-          <w:rPr>
-            <w:lang w:val="hi_IN" w:bidi="hi_IN"/>
-          </w:rPr>
-          <w:rPr>
-            <w:color w:val="0000EE"/>
-            <w:u w:val="single"/>
-          </w:rPr>
-          <w:t>1 इतिहास 23:13–17</w:t>
-        </w:r>
-      </w:hyperlink>
-      <w:r>
-        <w:rPr>
-          <w:lang w:val="hi_IN" w:bidi="hi_IN"/>
-        </w:rPr>
-        <w:t xml:space="preserve">; </w:t>
-      </w:r>
-      <w:hyperlink r:id="rId208">
-        <w:r>
-          <w:rPr>
-            <w:lang w:val="hi_IN" w:bidi="hi_IN"/>
-          </w:rPr>
-          <w:rPr>
-            <w:color w:val="0000EE"/>
-            <w:u w:val="single"/>
-          </w:rPr>
-          <w:t>भजन संहिता 77:20</w:t>
-        </w:r>
-      </w:hyperlink>
-      <w:r>
-        <w:rPr>
-          <w:lang w:val="hi_IN" w:bidi="hi_IN"/>
-        </w:rPr>
-        <w:t xml:space="preserve">; </w:t>
-      </w:r>
-      <w:hyperlink r:id="rId209">
-        <w:r>
-          <w:rPr>
-            <w:lang w:val="hi_IN" w:bidi="hi_IN"/>
-          </w:rPr>
-          <w:rPr>
-            <w:color w:val="0000EE"/>
-            <w:u w:val="single"/>
-          </w:rPr>
-          <w:t>90:1–17</w:t>
-        </w:r>
-      </w:hyperlink>
-      <w:r>
-        <w:rPr>
-          <w:lang w:val="hi_IN" w:bidi="hi_IN"/>
-        </w:rPr>
-        <w:t xml:space="preserve">; </w:t>
-      </w:r>
-      <w:hyperlink r:id="rId210">
-        <w:r>
-          <w:rPr>
-            <w:lang w:val="hi_IN" w:bidi="hi_IN"/>
-          </w:rPr>
-          <w:rPr>
-            <w:color w:val="0000EE"/>
-            <w:u w:val="single"/>
-          </w:rPr>
-          <w:t>103:7</w:t>
-        </w:r>
-      </w:hyperlink>
-      <w:r>
-        <w:rPr>
-          <w:lang w:val="hi_IN" w:bidi="hi_IN"/>
-        </w:rPr>
-        <w:t xml:space="preserve">; </w:t>
-      </w:r>
-      <w:hyperlink r:id="rId211">
-        <w:r>
-          <w:rPr>
-            <w:lang w:val="hi_IN" w:bidi="hi_IN"/>
-          </w:rPr>
-          <w:rPr>
-            <w:color w:val="0000EE"/>
-            <w:u w:val="single"/>
-          </w:rPr>
-          <w:t>105:26–27</w:t>
-        </w:r>
-      </w:hyperlink>
-      <w:r>
-        <w:rPr>
-          <w:lang w:val="hi_IN" w:bidi="hi_IN"/>
-        </w:rPr>
-        <w:t xml:space="preserve">; </w:t>
-      </w:r>
-      <w:hyperlink r:id="rId172">
-        <w:r>
-          <w:rPr>
-            <w:lang w:val="hi_IN" w:bidi="hi_IN"/>
-          </w:rPr>
-          <w:rPr>
-            <w:color w:val="0000EE"/>
-            <w:u w:val="single"/>
-          </w:rPr>
-          <w:t>106:32–33</w:t>
-        </w:r>
-      </w:hyperlink>
-      <w:r>
-        <w:rPr>
-          <w:lang w:val="hi_IN" w:bidi="hi_IN"/>
-        </w:rPr>
-        <w:t xml:space="preserve">; </w:t>
-      </w:r>
-      <w:hyperlink r:id="rId212">
-        <w:r>
-          <w:rPr>
-            <w:lang w:val="hi_IN" w:bidi="hi_IN"/>
-          </w:rPr>
-          <w:rPr>
-            <w:color w:val="0000EE"/>
-            <w:u w:val="single"/>
-          </w:rPr>
-          <w:t>मरकुस 9:2–13</w:t>
-        </w:r>
-      </w:hyperlink>
-      <w:r>
-        <w:rPr>
-          <w:lang w:val="hi_IN" w:bidi="hi_IN"/>
-        </w:rPr>
-        <w:t xml:space="preserve">; </w:t>
-      </w:r>
-      <w:hyperlink r:id="rId213">
-        <w:r>
-          <w:rPr>
-            <w:lang w:val="hi_IN" w:bidi="hi_IN"/>
-          </w:rPr>
-          <w:rPr>
-            <w:color w:val="0000EE"/>
-            <w:u w:val="single"/>
-          </w:rPr>
-          <w:t>प्रेरितों के काम 7:17–44</w:t>
-        </w:r>
-      </w:hyperlink>
-      <w:r>
-        <w:rPr>
-          <w:lang w:val="hi_IN" w:bidi="hi_IN"/>
-        </w:rPr>
-        <w:t xml:space="preserve">; </w:t>
-      </w:r>
-      <w:hyperlink r:id="rId214">
-        <w:r>
-          <w:rPr>
-            <w:lang w:val="hi_IN" w:bidi="hi_IN"/>
-          </w:rPr>
-          <w:rPr>
-            <w:color w:val="0000EE"/>
-            <w:u w:val="single"/>
-          </w:rPr>
-          <w:t>1 कुरिन्थियों 10:1–14</w:t>
-        </w:r>
-      </w:hyperlink>
-      <w:r>
-        <w:rPr>
-          <w:lang w:val="hi_IN" w:bidi="hi_IN"/>
-        </w:rPr>
-        <w:t xml:space="preserve">; </w:t>
-      </w:r>
-      <w:hyperlink r:id="rId215">
-        <w:r>
-          <w:rPr>
-            <w:lang w:val="hi_IN" w:bidi="hi_IN"/>
-          </w:rPr>
-          <w:rPr>
-            <w:color w:val="0000EE"/>
-            <w:u w:val="single"/>
-          </w:rPr>
-          <w:t>2 कुरिन्थियों 3:7–18</w:t>
-        </w:r>
-      </w:hyperlink>
-      <w:r>
-        <w:rPr>
-          <w:lang w:val="hi_IN" w:bidi="hi_IN"/>
-        </w:rPr>
-        <w:t xml:space="preserve">; </w:t>
-      </w:r>
-      <w:hyperlink r:id="rId216">
-        <w:r>
-          <w:rPr>
-            <w:lang w:val="hi_IN" w:bidi="hi_IN"/>
-          </w:rPr>
-          <w:rPr>
-            <w:color w:val="0000EE"/>
-            <w:u w:val="single"/>
-          </w:rPr>
-          <w:t>गलातियों 3:19</w:t>
-        </w:r>
-      </w:hyperlink>
-      <w:r>
-        <w:rPr>
-          <w:lang w:val="hi_IN" w:bidi="hi_IN"/>
-        </w:rPr>
-        <w:t xml:space="preserve">; </w:t>
-      </w:r>
-      <w:hyperlink r:id="rId175">
-        <w:r>
-          <w:rPr>
-            <w:lang w:val="hi_IN" w:bidi="hi_IN"/>
-          </w:rPr>
-          <w:rPr>
-            <w:color w:val="0000EE"/>
-            <w:u w:val="single"/>
-          </w:rPr>
-          <w:t>इब्रानियों 3:1–19</w:t>
-        </w:r>
-      </w:hyperlink>
-      <w:r>
-        <w:rPr>
-          <w:lang w:val="hi_IN" w:bidi="hi_IN"/>
-        </w:rPr>
-        <w:t xml:space="preserve">; </w:t>
-      </w:r>
-      <w:hyperlink r:id="rId217">
-        <w:r>
-          <w:rPr>
-            <w:lang w:val="hi_IN" w:bidi="hi_IN"/>
-          </w:rPr>
-          <w:rPr>
-            <w:color w:val="0000EE"/>
-            <w:u w:val="single"/>
-          </w:rPr>
-          <w:t>8:5</w:t>
-        </w:r>
-      </w:hyperlink>
-      <w:r>
-        <w:rPr>
-          <w:lang w:val="hi_IN" w:bidi="hi_IN"/>
-        </w:rPr>
-        <w:t xml:space="preserve">; </w:t>
-      </w:r>
-      <w:hyperlink r:id="rId218">
-        <w:r>
-          <w:rPr>
-            <w:lang w:val="hi_IN" w:bidi="hi_IN"/>
-          </w:rPr>
-          <w:rPr>
-            <w:color w:val="0000EE"/>
-            <w:u w:val="single"/>
-          </w:rPr>
-          <w:t>9:19–22</w:t>
-        </w:r>
-      </w:hyperlink>
-      <w:r>
-        <w:rPr>
-          <w:lang w:val="hi_IN" w:bidi="hi_IN"/>
-        </w:rPr>
-        <w:t xml:space="preserve">; </w:t>
-      </w:r>
-      <w:hyperlink r:id="rId219">
-        <w:r>
-          <w:rPr>
-            <w:lang w:val="hi_IN" w:bidi="hi_IN"/>
-          </w:rPr>
-          <w:rPr>
-            <w:color w:val="0000EE"/>
-            <w:u w:val="single"/>
-          </w:rPr>
-          <w:t>11:23–28</w:t>
-        </w:r>
-      </w:hyperlink>
-      <w:r>
-        <w:rPr>
-          <w:lang w:val="hi_IN" w:bidi="hi_IN"/>
-        </w:rPr>
-        <w:t xml:space="preserve">; </w:t>
-      </w:r>
-      <w:hyperlink r:id="rId220">
-        <w:r>
-          <w:rPr>
-            <w:lang w:val="hi_IN" w:bidi="hi_IN"/>
-          </w:rPr>
-          <w:rPr>
-            <w:color w:val="0000EE"/>
-            <w:u w:val="single"/>
-          </w:rPr>
-          <w:t>12:18–29</w:t>
-        </w:r>
-      </w:hyperlink>
+      <w:r>
+        <w:rPr>
+          <w:lang w:val="hi_IN" w:bidi="hi_IN"/>
+        </w:rPr>
+        <w:t>89</w:t>
+      </w:r>
+      <w:r>
+        <w:rPr>
+          <w:lang w:val="hi_IN" w:bidi="hi_IN"/>
+        </w:rPr>
+        <w:t xml:space="preserve">; </w:t>
+      </w:r>
+      <w:r>
+        <w:rPr>
+          <w:lang w:val="hi_IN" w:bidi="hi_IN"/>
+        </w:rPr>
+        <w:t>9:1–14</w:t>
+      </w:r>
+      <w:r>
+        <w:rPr>
+          <w:lang w:val="hi_IN" w:bidi="hi_IN"/>
+        </w:rPr>
+        <w:t xml:space="preserve">; </w:t>
+      </w:r>
+      <w:r>
+        <w:rPr>
+          <w:lang w:val="hi_IN" w:bidi="hi_IN"/>
+        </w:rPr>
+        <w:t>10:29–14:45</w:t>
+      </w:r>
+      <w:r>
+        <w:rPr>
+          <w:lang w:val="hi_IN" w:bidi="hi_IN"/>
+        </w:rPr>
+        <w:t xml:space="preserve">; </w:t>
+      </w:r>
+      <w:r>
+        <w:rPr>
+          <w:lang w:val="hi_IN" w:bidi="hi_IN"/>
+        </w:rPr>
+        <w:t>15:32–36</w:t>
+      </w:r>
+      <w:r>
+        <w:rPr>
+          <w:lang w:val="hi_IN" w:bidi="hi_IN"/>
+        </w:rPr>
+        <w:t xml:space="preserve">; </w:t>
+      </w:r>
+      <w:r>
+        <w:rPr>
+          <w:lang w:val="hi_IN" w:bidi="hi_IN"/>
+        </w:rPr>
+        <w:t>16:1–17:13</w:t>
+      </w:r>
+      <w:r>
+        <w:rPr>
+          <w:lang w:val="hi_IN" w:bidi="hi_IN"/>
+        </w:rPr>
+        <w:t xml:space="preserve">; </w:t>
+      </w:r>
+      <w:r>
+        <w:rPr>
+          <w:lang w:val="hi_IN" w:bidi="hi_IN"/>
+        </w:rPr>
+        <w:t>20:1–29</w:t>
+      </w:r>
+      <w:r>
+        <w:rPr>
+          <w:lang w:val="hi_IN" w:bidi="hi_IN"/>
+        </w:rPr>
+        <w:t xml:space="preserve">; </w:t>
+      </w:r>
+      <w:r>
+        <w:rPr>
+          <w:lang w:val="hi_IN" w:bidi="hi_IN"/>
+        </w:rPr>
+        <w:t>21:4–9</w:t>
+      </w:r>
+      <w:r>
+        <w:rPr>
+          <w:lang w:val="hi_IN" w:bidi="hi_IN"/>
+        </w:rPr>
+        <w:t xml:space="preserve">; </w:t>
+      </w:r>
+      <w:r>
+        <w:rPr>
+          <w:lang w:val="hi_IN" w:bidi="hi_IN"/>
+        </w:rPr>
+        <w:t>25:1–5</w:t>
+      </w:r>
+      <w:r>
+        <w:rPr>
+          <w:lang w:val="hi_IN" w:bidi="hi_IN"/>
+        </w:rPr>
+        <w:t xml:space="preserve">; </w:t>
+      </w:r>
+      <w:r>
+        <w:rPr>
+          <w:lang w:val="hi_IN" w:bidi="hi_IN"/>
+        </w:rPr>
+        <w:t>27:1–23</w:t>
+      </w:r>
+      <w:r>
+        <w:rPr>
+          <w:lang w:val="hi_IN" w:bidi="hi_IN"/>
+        </w:rPr>
+        <w:t xml:space="preserve">; </w:t>
+      </w:r>
+      <w:r>
+        <w:rPr>
+          <w:lang w:val="hi_IN" w:bidi="hi_IN"/>
+        </w:rPr>
+        <w:t>31:1–32:33</w:t>
+      </w:r>
+      <w:r>
+        <w:rPr>
+          <w:lang w:val="hi_IN" w:bidi="hi_IN"/>
+        </w:rPr>
+        <w:t xml:space="preserve">; </w:t>
+      </w:r>
+      <w:r>
+        <w:rPr>
+          <w:lang w:val="hi_IN" w:bidi="hi_IN"/>
+        </w:rPr>
+        <w:t>33:1–2</w:t>
+      </w:r>
+      <w:r>
+        <w:rPr>
+          <w:lang w:val="hi_IN" w:bidi="hi_IN"/>
+        </w:rPr>
+        <w:t xml:space="preserve">; </w:t>
+      </w:r>
+      <w:r>
+        <w:rPr>
+          <w:lang w:val="hi_IN" w:bidi="hi_IN"/>
+        </w:rPr>
+        <w:t>व्यवस्थाविवरण 1:1–5</w:t>
+      </w:r>
+      <w:r>
+        <w:rPr>
+          <w:lang w:val="hi_IN" w:bidi="hi_IN"/>
+        </w:rPr>
+        <w:t xml:space="preserve">; </w:t>
+      </w:r>
+      <w:r>
+        <w:rPr>
+          <w:lang w:val="hi_IN" w:bidi="hi_IN"/>
+        </w:rPr>
+        <w:t>31:1–34:12</w:t>
+      </w:r>
+      <w:r>
+        <w:rPr>
+          <w:lang w:val="hi_IN" w:bidi="hi_IN"/>
+        </w:rPr>
+        <w:t xml:space="preserve">; </w:t>
+      </w:r>
+      <w:r>
+        <w:rPr>
+          <w:lang w:val="hi_IN" w:bidi="hi_IN"/>
+        </w:rPr>
+        <w:t>1 इतिहास 23:13–17</w:t>
+      </w:r>
+      <w:r>
+        <w:rPr>
+          <w:lang w:val="hi_IN" w:bidi="hi_IN"/>
+        </w:rPr>
+        <w:t xml:space="preserve">; </w:t>
+      </w:r>
+      <w:r>
+        <w:rPr>
+          <w:lang w:val="hi_IN" w:bidi="hi_IN"/>
+        </w:rPr>
+        <w:t>भजन संहिता 77:20</w:t>
+      </w:r>
+      <w:r>
+        <w:rPr>
+          <w:lang w:val="hi_IN" w:bidi="hi_IN"/>
+        </w:rPr>
+        <w:t xml:space="preserve">; </w:t>
+      </w:r>
+      <w:r>
+        <w:rPr>
+          <w:lang w:val="hi_IN" w:bidi="hi_IN"/>
+        </w:rPr>
+        <w:t>90:1–17</w:t>
+      </w:r>
+      <w:r>
+        <w:rPr>
+          <w:lang w:val="hi_IN" w:bidi="hi_IN"/>
+        </w:rPr>
+        <w:t xml:space="preserve">; </w:t>
+      </w:r>
+      <w:r>
+        <w:rPr>
+          <w:lang w:val="hi_IN" w:bidi="hi_IN"/>
+        </w:rPr>
+        <w:t>103:7</w:t>
+      </w:r>
+      <w:r>
+        <w:rPr>
+          <w:lang w:val="hi_IN" w:bidi="hi_IN"/>
+        </w:rPr>
+        <w:t xml:space="preserve">; </w:t>
+      </w:r>
+      <w:r>
+        <w:rPr>
+          <w:lang w:val="hi_IN" w:bidi="hi_IN"/>
+        </w:rPr>
+        <w:t>105:26–27</w:t>
+      </w:r>
+      <w:r>
+        <w:rPr>
+          <w:lang w:val="hi_IN" w:bidi="hi_IN"/>
+        </w:rPr>
+        <w:t xml:space="preserve">; </w:t>
+      </w:r>
+      <w:r>
+        <w:rPr>
+          <w:lang w:val="hi_IN" w:bidi="hi_IN"/>
+        </w:rPr>
+        <w:t>106:32–33</w:t>
+      </w:r>
+      <w:r>
+        <w:rPr>
+          <w:lang w:val="hi_IN" w:bidi="hi_IN"/>
+        </w:rPr>
+        <w:t xml:space="preserve">; </w:t>
+      </w:r>
+      <w:r>
+        <w:rPr>
+          <w:lang w:val="hi_IN" w:bidi="hi_IN"/>
+        </w:rPr>
+        <w:t>मरकुस 9:2–13</w:t>
+      </w:r>
+      <w:r>
+        <w:rPr>
+          <w:lang w:val="hi_IN" w:bidi="hi_IN"/>
+        </w:rPr>
+        <w:t xml:space="preserve">; </w:t>
+      </w:r>
+      <w:r>
+        <w:rPr>
+          <w:lang w:val="hi_IN" w:bidi="hi_IN"/>
+        </w:rPr>
+        <w:t>प्रेरितों के काम 7:17–44</w:t>
+      </w:r>
+      <w:r>
+        <w:rPr>
+          <w:lang w:val="hi_IN" w:bidi="hi_IN"/>
+        </w:rPr>
+        <w:t xml:space="preserve">; </w:t>
+      </w:r>
+      <w:r>
+        <w:rPr>
+          <w:lang w:val="hi_IN" w:bidi="hi_IN"/>
+        </w:rPr>
+        <w:t>1 कुरिन्थियों 10:1–14</w:t>
+      </w:r>
+      <w:r>
+        <w:rPr>
+          <w:lang w:val="hi_IN" w:bidi="hi_IN"/>
+        </w:rPr>
+        <w:t xml:space="preserve">; </w:t>
+      </w:r>
+      <w:r>
+        <w:rPr>
+          <w:lang w:val="hi_IN" w:bidi="hi_IN"/>
+        </w:rPr>
+        <w:t>2 कुरिन्थियों 3:7–18</w:t>
+      </w:r>
+      <w:r>
+        <w:rPr>
+          <w:lang w:val="hi_IN" w:bidi="hi_IN"/>
+        </w:rPr>
+        <w:t xml:space="preserve">; </w:t>
+      </w:r>
+      <w:r>
+        <w:rPr>
+          <w:lang w:val="hi_IN" w:bidi="hi_IN"/>
+        </w:rPr>
+        <w:t>गलातियों 3:19</w:t>
+      </w:r>
+      <w:r>
+        <w:rPr>
+          <w:lang w:val="hi_IN" w:bidi="hi_IN"/>
+        </w:rPr>
+        <w:t xml:space="preserve">; </w:t>
+      </w:r>
+      <w:r>
+        <w:rPr>
+          <w:lang w:val="hi_IN" w:bidi="hi_IN"/>
+        </w:rPr>
+        <w:t>इब्रानियों 3:1–19</w:t>
+      </w:r>
+      <w:r>
+        <w:rPr>
+          <w:lang w:val="hi_IN" w:bidi="hi_IN"/>
+        </w:rPr>
+        <w:t xml:space="preserve">; </w:t>
+      </w:r>
+      <w:r>
+        <w:rPr>
+          <w:lang w:val="hi_IN" w:bidi="hi_IN"/>
+        </w:rPr>
+        <w:t>8:5</w:t>
+      </w:r>
+      <w:r>
+        <w:rPr>
+          <w:lang w:val="hi_IN" w:bidi="hi_IN"/>
+        </w:rPr>
+        <w:t xml:space="preserve">; </w:t>
+      </w:r>
+      <w:r>
+        <w:rPr>
+          <w:lang w:val="hi_IN" w:bidi="hi_IN"/>
+        </w:rPr>
+        <w:t>9:19–22</w:t>
+      </w:r>
+      <w:r>
+        <w:rPr>
+          <w:lang w:val="hi_IN" w:bidi="hi_IN"/>
+        </w:rPr>
+        <w:t xml:space="preserve">; </w:t>
+      </w:r>
+      <w:r>
+        <w:rPr>
+          <w:lang w:val="hi_IN" w:bidi="hi_IN"/>
+        </w:rPr>
+        <w:t>11:23–28</w:t>
+      </w:r>
+      <w:r>
+        <w:rPr>
+          <w:lang w:val="hi_IN" w:bidi="hi_IN"/>
+        </w:rPr>
+        <w:t xml:space="preserve">; </w:t>
+      </w:r>
+      <w:r>
+        <w:rPr>
+          <w:lang w:val="hi_IN" w:bidi="hi_IN"/>
+        </w:rPr>
+        <w:t>12:18–29</w:t>
+      </w:r>
       <w:r>
         <w:rPr>
           <w:lang w:val="hi_IN" w:bidi="hi_IN"/>
         </w:rPr>
         <w:t>।</w:t>
       </w:r>
-      <w:hyperlink r:id="rId220">
-        <w:r>
-          <w:rPr>
-            <w:lang w:val="hi_IN" w:bidi="hi_IN"/>
-          </w:rPr>
-          <w:rPr>
-            <w:color w:val="0000EE"/>
-            <w:u w:val="single"/>
-          </w:rPr>
-          <w:t xml:space="preserve"> </w:t>
-        </w:r>
-      </w:hyperlink>
+      <w:r>
+        <w:rPr>
+          <w:lang w:val="hi_IN" w:bidi="hi_IN"/>
+        </w:rPr>
+        <w:t xml:space="preserve"> </w:t>
+      </w:r>
       <w:r>
         <w:rPr>
           <w:lang w:val="hi_IN" w:bidi="hi_IN"/>
@@ -7077,54 +5499,36 @@
         </w:rPr>
         <w:t>मोआबी, लूत और उनकी सबसे बड़ी बेटी के पुत्र, मोआब के वंशज थे (</w:t>
       </w:r>
-      <w:hyperlink r:id="rId221">
-        <w:r>
-          <w:rPr>
-            <w:lang w:val="hi_IN" w:bidi="hi_IN"/>
-          </w:rPr>
-          <w:rPr>
-            <w:color w:val="0000EE"/>
-            <w:u w:val="single"/>
-          </w:rPr>
-          <w:t>उत 19:36–38</w:t>
-        </w:r>
-      </w:hyperlink>
+      <w:r>
+        <w:rPr>
+          <w:lang w:val="hi_IN" w:bidi="hi_IN"/>
+        </w:rPr>
+        <w:t>उत 19:36–38</w:t>
+      </w:r>
       <w:r>
         <w:rPr>
           <w:lang w:val="hi_IN" w:bidi="hi_IN"/>
         </w:rPr>
         <w:t xml:space="preserve">)। वे मृत सागर के पूर्व में उच्च पठार पर बसे थे। मोआब का अधिकांश भाग कोमल लहरदार पहाड़ी मैदान है, जो खड्डों द्वारा विभाजित है। अपने चरम पर, प्राचीन मोआब का एक छोटा क्षेत्र पर कब्जा था, लेकिन राजा के राजमार्ग पर इसका स्थान रणनीतिक रूप से महत्वपूर्ण था (देखें </w:t>
       </w:r>
-      <w:hyperlink r:id="rId222">
-        <w:r>
-          <w:rPr>
-            <w:lang w:val="hi_IN" w:bidi="hi_IN"/>
-          </w:rPr>
-          <w:rPr>
-            <w:color w:val="0000EE"/>
-            <w:u w:val="single"/>
-          </w:rPr>
-          <w:t>गिन 21:21–22</w:t>
-        </w:r>
-      </w:hyperlink>
-      <w:r>
-        <w:rPr>
-          <w:lang w:val="hi_IN" w:bidi="hi_IN"/>
-        </w:rPr>
-        <w:t xml:space="preserve">; </w:t>
-      </w:r>
-      <w:hyperlink r:id="rId223">
-        <w:r>
-          <w:rPr>
-            <w:lang w:val="hi_IN" w:bidi="hi_IN"/>
-          </w:rPr>
-          <w:rPr>
-            <w:color w:val="0000EE"/>
-            <w:u w:val="single"/>
-          </w:rPr>
-          <w:t>न्या 11:15–18</w:t>
-        </w:r>
-      </w:hyperlink>
+      <w:r>
+        <w:rPr>
+          <w:lang w:val="hi_IN" w:bidi="hi_IN"/>
+        </w:rPr>
+        <w:t>गिन 21:21–22</w:t>
+      </w:r>
+      <w:r>
+        <w:rPr>
+          <w:lang w:val="hi_IN" w:bidi="hi_IN"/>
+        </w:rPr>
+        <w:t xml:space="preserve">; </w:t>
+      </w:r>
+      <w:r>
+        <w:rPr>
+          <w:lang w:val="hi_IN" w:bidi="hi_IN"/>
+        </w:rPr>
+        <w:t>न्या 11:15–18</w:t>
+      </w:r>
       <w:r>
         <w:rPr>
           <w:lang w:val="hi_IN" w:bidi="hi_IN"/>
@@ -7145,162 +5549,108 @@
         </w:rPr>
         <w:t xml:space="preserve">इस्राएलियों के ट्रांसजॉर्डन (यरदन के दूसरे छोर पर) से गुज़रने से पहले, मोआब सीहोन के नियंत्रण में था, जो हेशबोन में शासन करने वाला एमोरी राजा था (देखें </w:t>
       </w:r>
-      <w:hyperlink r:id="rId224">
-        <w:r>
-          <w:rPr>
-            <w:lang w:val="hi_IN" w:bidi="hi_IN"/>
-          </w:rPr>
-          <w:rPr>
-            <w:color w:val="0000EE"/>
-            <w:u w:val="single"/>
-          </w:rPr>
-          <w:t>गिन 21:13</w:t>
-        </w:r>
-      </w:hyperlink>
+      <w:r>
+        <w:rPr>
+          <w:lang w:val="hi_IN" w:bidi="hi_IN"/>
+        </w:rPr>
+        <w:t>गिन 21:13</w:t>
+      </w:r>
       <w:r>
         <w:rPr>
           <w:lang w:val="hi_IN" w:bidi="hi_IN"/>
         </w:rPr>
         <w:t xml:space="preserve">, </w:t>
       </w:r>
-      <w:hyperlink r:id="rId225">
-        <w:r>
-          <w:rPr>
-            <w:lang w:val="hi_IN" w:bidi="hi_IN"/>
-          </w:rPr>
-          <w:rPr>
-            <w:color w:val="0000EE"/>
-            <w:u w:val="single"/>
-          </w:rPr>
-          <w:t>26</w:t>
-        </w:r>
-      </w:hyperlink>
+      <w:r>
+        <w:rPr>
+          <w:lang w:val="hi_IN" w:bidi="hi_IN"/>
+        </w:rPr>
+        <w:t>26</w:t>
+      </w:r>
       <w:r>
         <w:rPr>
           <w:lang w:val="hi_IN" w:bidi="hi_IN"/>
         </w:rPr>
         <w:t>)। इस्राएल द्वारा सीहोन को हराने के बाद, मोआब के राजा बालाक को डर था कि इस्राएल उसकी भूमि पर कब्जा कर सकता है, इसलिए मोआब ने उनके खिलाफ युद्ध छेड़ दिया (</w:t>
       </w:r>
-      <w:hyperlink r:id="rId226">
-        <w:r>
-          <w:rPr>
-            <w:lang w:val="hi_IN" w:bidi="hi_IN"/>
-          </w:rPr>
-          <w:rPr>
-            <w:color w:val="0000EE"/>
-            <w:u w:val="single"/>
-          </w:rPr>
-          <w:t>गिन 22:1–25:3</w:t>
-        </w:r>
-      </w:hyperlink>
-      <w:r>
-        <w:rPr>
-          <w:lang w:val="hi_IN" w:bidi="hi_IN"/>
-        </w:rPr>
-        <w:t xml:space="preserve">; </w:t>
-      </w:r>
-      <w:hyperlink r:id="rId227">
-        <w:r>
-          <w:rPr>
-            <w:lang w:val="hi_IN" w:bidi="hi_IN"/>
-          </w:rPr>
-          <w:rPr>
-            <w:color w:val="0000EE"/>
-            <w:u w:val="single"/>
-          </w:rPr>
-          <w:t>यहो 24:9</w:t>
-        </w:r>
-      </w:hyperlink>
+      <w:r>
+        <w:rPr>
+          <w:lang w:val="hi_IN" w:bidi="hi_IN"/>
+        </w:rPr>
+        <w:t>गिन 22:1–25:3</w:t>
+      </w:r>
+      <w:r>
+        <w:rPr>
+          <w:lang w:val="hi_IN" w:bidi="hi_IN"/>
+        </w:rPr>
+        <w:t xml:space="preserve">; </w:t>
+      </w:r>
+      <w:r>
+        <w:rPr>
+          <w:lang w:val="hi_IN" w:bidi="hi_IN"/>
+        </w:rPr>
+        <w:t>यहो 24:9</w:t>
+      </w:r>
       <w:r>
         <w:rPr>
           <w:lang w:val="hi_IN" w:bidi="hi_IN"/>
         </w:rPr>
         <w:t>)। उस समय से, मोआब और इस्राएल अक्सर संघर्ष में रहते थे (</w:t>
       </w:r>
-      <w:hyperlink r:id="rId228">
-        <w:r>
-          <w:rPr>
-            <w:lang w:val="hi_IN" w:bidi="hi_IN"/>
-          </w:rPr>
-          <w:rPr>
-            <w:color w:val="0000EE"/>
-            <w:u w:val="single"/>
-          </w:rPr>
-          <w:t>न्या 3:12–30</w:t>
-        </w:r>
-      </w:hyperlink>
-      <w:r>
-        <w:rPr>
-          <w:lang w:val="hi_IN" w:bidi="hi_IN"/>
-        </w:rPr>
-        <w:t xml:space="preserve">; </w:t>
-      </w:r>
-      <w:hyperlink r:id="rId229">
-        <w:r>
-          <w:rPr>
-            <w:lang w:val="hi_IN" w:bidi="hi_IN"/>
-          </w:rPr>
-          <w:rPr>
-            <w:color w:val="0000EE"/>
-            <w:u w:val="single"/>
-          </w:rPr>
-          <w:t>1 शमू 14:47</w:t>
-        </w:r>
-      </w:hyperlink>
-      <w:r>
-        <w:rPr>
-          <w:lang w:val="hi_IN" w:bidi="hi_IN"/>
-        </w:rPr>
-        <w:t xml:space="preserve">; </w:t>
-      </w:r>
-      <w:hyperlink r:id="rId230">
-        <w:r>
-          <w:rPr>
-            <w:lang w:val="hi_IN" w:bidi="hi_IN"/>
-          </w:rPr>
-          <w:rPr>
-            <w:color w:val="0000EE"/>
-            <w:u w:val="single"/>
-          </w:rPr>
-          <w:t>2 शमू 8:2,</w:t>
-        </w:r>
-      </w:hyperlink>
-      <w:r>
-        <w:rPr>
-          <w:lang w:val="hi_IN" w:bidi="hi_IN"/>
-        </w:rPr>
-        <w:t xml:space="preserve">; </w:t>
-      </w:r>
-      <w:hyperlink r:id="rId231">
-        <w:r>
-          <w:rPr>
-            <w:lang w:val="hi_IN" w:bidi="hi_IN"/>
-          </w:rPr>
-          <w:rPr>
-            <w:color w:val="0000EE"/>
-            <w:u w:val="single"/>
-          </w:rPr>
-          <w:t>2 रा 3</w:t>
-        </w:r>
-      </w:hyperlink>
+      <w:r>
+        <w:rPr>
+          <w:lang w:val="hi_IN" w:bidi="hi_IN"/>
+        </w:rPr>
+        <w:t>न्या 3:12–30</w:t>
+      </w:r>
+      <w:r>
+        <w:rPr>
+          <w:lang w:val="hi_IN" w:bidi="hi_IN"/>
+        </w:rPr>
+        <w:t xml:space="preserve">; </w:t>
+      </w:r>
+      <w:r>
+        <w:rPr>
+          <w:lang w:val="hi_IN" w:bidi="hi_IN"/>
+        </w:rPr>
+        <w:t>1 शमू 14:47</w:t>
+      </w:r>
+      <w:r>
+        <w:rPr>
+          <w:lang w:val="hi_IN" w:bidi="hi_IN"/>
+        </w:rPr>
+        <w:t xml:space="preserve">; </w:t>
+      </w:r>
+      <w:r>
+        <w:rPr>
+          <w:lang w:val="hi_IN" w:bidi="hi_IN"/>
+        </w:rPr>
+        <w:t>2 शमू 8:2,</w:t>
+      </w:r>
+      <w:r>
+        <w:rPr>
+          <w:lang w:val="hi_IN" w:bidi="hi_IN"/>
+        </w:rPr>
+        <w:t xml:space="preserve">; </w:t>
+      </w:r>
+      <w:r>
+        <w:rPr>
+          <w:lang w:val="hi_IN" w:bidi="hi_IN"/>
+        </w:rPr>
+        <w:t>2 रा 3</w:t>
+      </w:r>
       <w:r>
         <w:rPr>
           <w:lang w:val="hi_IN" w:bidi="hi_IN"/>
         </w:rPr>
         <w:t>)। हालांकि उनके बीच शांति का समय भी था (</w:t>
       </w:r>
-      <w:hyperlink r:id="rId232">
-        <w:r>
-          <w:rPr>
-            <w:lang w:val="hi_IN" w:bidi="hi_IN"/>
-          </w:rPr>
-          <w:rPr>
-            <w:color w:val="0000EE"/>
-            <w:u w:val="single"/>
-          </w:rPr>
-          <w:t>रूत 1:1–2</w:t>
-        </w:r>
-      </w:hyperlink>
+      <w:r>
+        <w:rPr>
+          <w:lang w:val="hi_IN" w:bidi="hi_IN"/>
+        </w:rPr>
+        <w:t>रूत 1:1–2</w:t>
+      </w:r>
       <w:r>
         <w:rPr>
           <w:lang w:val="hi_IN" w:bidi="hi_IN"/>
@@ -7321,246 +5671,162 @@
         </w:rPr>
         <w:t>अम्मोनियों के पूर्वज अम्मोन थे, जो लूत की छोटी बेटी के पुत्र थे (</w:t>
       </w:r>
-      <w:hyperlink r:id="rId221">
-        <w:r>
-          <w:rPr>
-            <w:lang w:val="hi_IN" w:bidi="hi_IN"/>
-          </w:rPr>
-          <w:rPr>
-            <w:color w:val="0000EE"/>
-            <w:u w:val="single"/>
-          </w:rPr>
-          <w:t>उत 19:36–38</w:t>
-        </w:r>
-      </w:hyperlink>
+      <w:r>
+        <w:rPr>
+          <w:lang w:val="hi_IN" w:bidi="hi_IN"/>
+        </w:rPr>
+        <w:t>उत 19:36–38</w:t>
+      </w:r>
       <w:r>
         <w:rPr>
           <w:lang w:val="hi_IN" w:bidi="hi_IN"/>
         </w:rPr>
         <w:t>)। वह मृत सागर के उत्तर-पूर्व में यरदन पार क्षेत्र में बस गए। जब इस्राएली मिस्र छोड़ने के बाद वहाँ पहुँचे, तो परमेश्वर ने उन्हें अम्मोनी भूमि न लेने के लिए कहा, क्योंकि यह लूत के वंशजों की थी (</w:t>
       </w:r>
-      <w:hyperlink r:id="rId233">
-        <w:r>
-          <w:rPr>
-            <w:lang w:val="hi_IN" w:bidi="hi_IN"/>
-          </w:rPr>
-          <w:rPr>
-            <w:color w:val="0000EE"/>
-            <w:u w:val="single"/>
-          </w:rPr>
-          <w:t>व्य.वि 2:18–19</w:t>
-        </w:r>
-      </w:hyperlink>
+      <w:r>
+        <w:rPr>
+          <w:lang w:val="hi_IN" w:bidi="hi_IN"/>
+        </w:rPr>
+        <w:t>व्य.वि 2:18–19</w:t>
+      </w:r>
       <w:r>
         <w:rPr>
           <w:lang w:val="hi_IN" w:bidi="hi_IN"/>
         </w:rPr>
         <w:t xml:space="preserve">, </w:t>
       </w:r>
-      <w:hyperlink r:id="rId234">
-        <w:r>
-          <w:rPr>
-            <w:lang w:val="hi_IN" w:bidi="hi_IN"/>
-          </w:rPr>
-          <w:rPr>
-            <w:color w:val="0000EE"/>
-            <w:u w:val="single"/>
-          </w:rPr>
-          <w:t>37</w:t>
-        </w:r>
-      </w:hyperlink>
+      <w:r>
+        <w:rPr>
+          <w:lang w:val="hi_IN" w:bidi="hi_IN"/>
+        </w:rPr>
+        <w:t>37</w:t>
+      </w:r>
       <w:r>
         <w:rPr>
           <w:lang w:val="hi_IN" w:bidi="hi_IN"/>
         </w:rPr>
         <w:t>)। अम्मोनियों ने मोआबियों की इस्राएल के खिलाफ लड़ाई में सहायता की इसलिए उन्हें यहोवा की सभा में दस पीढ़ियों तक शामिल होने से प्रतिबंधित कर दिया गया (</w:t>
       </w:r>
-      <w:hyperlink r:id="rId233">
-        <w:r>
-          <w:rPr>
-            <w:lang w:val="hi_IN" w:bidi="hi_IN"/>
-          </w:rPr>
-          <w:rPr>
-            <w:color w:val="0000EE"/>
-            <w:u w:val="single"/>
-          </w:rPr>
-          <w:t xml:space="preserve">व्य.वि </w:t>
-        </w:r>
-      </w:hyperlink>
-      <w:hyperlink r:id="rId235">
-        <w:r>
-          <w:rPr>
-            <w:lang w:val="hi_IN" w:bidi="hi_IN"/>
-          </w:rPr>
-          <w:rPr>
-            <w:color w:val="0000EE"/>
-            <w:u w:val="single"/>
-          </w:rPr>
-          <w:t>23:3–6</w:t>
-        </w:r>
-      </w:hyperlink>
-      <w:r>
-        <w:rPr>
-          <w:lang w:val="hi_IN" w:bidi="hi_IN"/>
-        </w:rPr>
-        <w:t xml:space="preserve">; </w:t>
-      </w:r>
-      <w:hyperlink r:id="rId236">
-        <w:r>
-          <w:rPr>
-            <w:lang w:val="hi_IN" w:bidi="hi_IN"/>
-          </w:rPr>
-          <w:rPr>
-            <w:color w:val="0000EE"/>
-            <w:u w:val="single"/>
-          </w:rPr>
-          <w:t>नहे 13:1–2</w:t>
-        </w:r>
-      </w:hyperlink>
+      <w:r>
+        <w:rPr>
+          <w:lang w:val="hi_IN" w:bidi="hi_IN"/>
+        </w:rPr>
+        <w:t xml:space="preserve">व्य.वि </w:t>
+      </w:r>
+      <w:r>
+        <w:rPr>
+          <w:lang w:val="hi_IN" w:bidi="hi_IN"/>
+        </w:rPr>
+        <w:t>23:3–6</w:t>
+      </w:r>
+      <w:r>
+        <w:rPr>
+          <w:lang w:val="hi_IN" w:bidi="hi_IN"/>
+        </w:rPr>
+        <w:t xml:space="preserve">; </w:t>
+      </w:r>
+      <w:r>
+        <w:rPr>
+          <w:lang w:val="hi_IN" w:bidi="hi_IN"/>
+        </w:rPr>
+        <w:t>नहे 13:1–2</w:t>
+      </w:r>
       <w:r>
         <w:rPr>
           <w:lang w:val="hi_IN" w:bidi="hi_IN"/>
         </w:rPr>
         <w:t xml:space="preserve">; देखें </w:t>
       </w:r>
-      <w:hyperlink r:id="rId226">
-        <w:r>
-          <w:rPr>
-            <w:lang w:val="hi_IN" w:bidi="hi_IN"/>
-          </w:rPr>
-          <w:rPr>
-            <w:color w:val="0000EE"/>
-            <w:u w:val="single"/>
-          </w:rPr>
-          <w:t>गिन 22:1–25:3</w:t>
-        </w:r>
-      </w:hyperlink>
+      <w:r>
+        <w:rPr>
+          <w:lang w:val="hi_IN" w:bidi="hi_IN"/>
+        </w:rPr>
+        <w:t>गिन 22:1–25:3</w:t>
+      </w:r>
       <w:r>
         <w:rPr>
           <w:lang w:val="hi_IN" w:bidi="hi_IN"/>
         </w:rPr>
         <w:t>)। इसके बाद, अम्मोनियों ने अक्सर इस्राएल के साथ युद्ध किया (</w:t>
       </w:r>
-      <w:hyperlink r:id="rId237">
-        <w:r>
-          <w:rPr>
-            <w:lang w:val="hi_IN" w:bidi="hi_IN"/>
-          </w:rPr>
-          <w:rPr>
-            <w:color w:val="0000EE"/>
-            <w:u w:val="single"/>
-          </w:rPr>
-          <w:t>न्या 10–11</w:t>
-        </w:r>
-      </w:hyperlink>
-      <w:r>
-        <w:rPr>
-          <w:lang w:val="hi_IN" w:bidi="hi_IN"/>
-        </w:rPr>
-        <w:t xml:space="preserve">; </w:t>
-      </w:r>
-      <w:hyperlink r:id="rId238">
-        <w:r>
-          <w:rPr>
-            <w:lang w:val="hi_IN" w:bidi="hi_IN"/>
-          </w:rPr>
-          <w:rPr>
-            <w:color w:val="0000EE"/>
-            <w:u w:val="single"/>
-          </w:rPr>
-          <w:t>1 शमू 11</w:t>
-        </w:r>
-      </w:hyperlink>
-      <w:r>
-        <w:rPr>
-          <w:lang w:val="hi_IN" w:bidi="hi_IN"/>
-        </w:rPr>
-        <w:t xml:space="preserve">; </w:t>
-      </w:r>
-      <w:hyperlink r:id="rId229">
-        <w:r>
-          <w:rPr>
-            <w:lang w:val="hi_IN" w:bidi="hi_IN"/>
-          </w:rPr>
-          <w:rPr>
-            <w:color w:val="0000EE"/>
-            <w:u w:val="single"/>
-          </w:rPr>
-          <w:t>14:47</w:t>
-        </w:r>
-      </w:hyperlink>
-      <w:r>
-        <w:rPr>
-          <w:lang w:val="hi_IN" w:bidi="hi_IN"/>
-        </w:rPr>
-        <w:t xml:space="preserve">; </w:t>
-      </w:r>
-      <w:hyperlink r:id="rId239">
-        <w:r>
-          <w:rPr>
-            <w:lang w:val="hi_IN" w:bidi="hi_IN"/>
-          </w:rPr>
-          <w:rPr>
-            <w:color w:val="0000EE"/>
-            <w:u w:val="single"/>
-          </w:rPr>
-          <w:t>1 इति 20:1–3</w:t>
-        </w:r>
-      </w:hyperlink>
-      <w:r>
-        <w:rPr>
-          <w:lang w:val="hi_IN" w:bidi="hi_IN"/>
-        </w:rPr>
-        <w:t xml:space="preserve">; </w:t>
-      </w:r>
-      <w:hyperlink r:id="rId240">
-        <w:r>
-          <w:rPr>
-            <w:lang w:val="hi_IN" w:bidi="hi_IN"/>
-          </w:rPr>
-          <w:rPr>
-            <w:color w:val="0000EE"/>
-            <w:u w:val="single"/>
-          </w:rPr>
-          <w:t>2 इति 20:1–24</w:t>
-        </w:r>
-      </w:hyperlink>
+      <w:r>
+        <w:rPr>
+          <w:lang w:val="hi_IN" w:bidi="hi_IN"/>
+        </w:rPr>
+        <w:t>न्या 10–11</w:t>
+      </w:r>
+      <w:r>
+        <w:rPr>
+          <w:lang w:val="hi_IN" w:bidi="hi_IN"/>
+        </w:rPr>
+        <w:t xml:space="preserve">; </w:t>
+      </w:r>
+      <w:r>
+        <w:rPr>
+          <w:lang w:val="hi_IN" w:bidi="hi_IN"/>
+        </w:rPr>
+        <w:t>1 शमू 11</w:t>
+      </w:r>
+      <w:r>
+        <w:rPr>
+          <w:lang w:val="hi_IN" w:bidi="hi_IN"/>
+        </w:rPr>
+        <w:t xml:space="preserve">; </w:t>
+      </w:r>
+      <w:r>
+        <w:rPr>
+          <w:lang w:val="hi_IN" w:bidi="hi_IN"/>
+        </w:rPr>
+        <w:t>14:47</w:t>
+      </w:r>
+      <w:r>
+        <w:rPr>
+          <w:lang w:val="hi_IN" w:bidi="hi_IN"/>
+        </w:rPr>
+        <w:t xml:space="preserve">; </w:t>
+      </w:r>
+      <w:r>
+        <w:rPr>
+          <w:lang w:val="hi_IN" w:bidi="hi_IN"/>
+        </w:rPr>
+        <w:t>1 इति 20:1–3</w:t>
+      </w:r>
+      <w:r>
+        <w:rPr>
+          <w:lang w:val="hi_IN" w:bidi="hi_IN"/>
+        </w:rPr>
+        <w:t xml:space="preserve">; </w:t>
+      </w:r>
+      <w:r>
+        <w:rPr>
+          <w:lang w:val="hi_IN" w:bidi="hi_IN"/>
+        </w:rPr>
+        <w:t>2 इति 20:1–24</w:t>
+      </w:r>
       <w:r>
         <w:rPr>
           <w:lang w:val="hi_IN" w:bidi="hi_IN"/>
         </w:rPr>
         <w:t>)। लेकिन, प्रतीत होता है कि दाऊद ने कुछ समय के लिए उनके साथ गठबंधन किया (</w:t>
       </w:r>
-      <w:hyperlink r:id="rId241">
-        <w:r>
-          <w:rPr>
-            <w:lang w:val="hi_IN" w:bidi="hi_IN"/>
-          </w:rPr>
-          <w:rPr>
-            <w:color w:val="0000EE"/>
-            <w:u w:val="single"/>
-          </w:rPr>
-          <w:t>2 शमू 17:27–29</w:t>
-        </w:r>
-      </w:hyperlink>
-      <w:r>
-        <w:rPr>
-          <w:lang w:val="hi_IN" w:bidi="hi_IN"/>
-        </w:rPr>
-        <w:t xml:space="preserve">; </w:t>
-      </w:r>
-      <w:hyperlink r:id="rId242">
-        <w:r>
-          <w:rPr>
-            <w:lang w:val="hi_IN" w:bidi="hi_IN"/>
-          </w:rPr>
-          <w:rPr>
-            <w:color w:val="0000EE"/>
-            <w:u w:val="single"/>
-          </w:rPr>
-          <w:t>23:37</w:t>
-        </w:r>
-      </w:hyperlink>
+      <w:r>
+        <w:rPr>
+          <w:lang w:val="hi_IN" w:bidi="hi_IN"/>
+        </w:rPr>
+        <w:t>2 शमू 17:27–29</w:t>
+      </w:r>
+      <w:r>
+        <w:rPr>
+          <w:lang w:val="hi_IN" w:bidi="hi_IN"/>
+        </w:rPr>
+        <w:t xml:space="preserve">; </w:t>
+      </w:r>
+      <w:r>
+        <w:rPr>
+          <w:lang w:val="hi_IN" w:bidi="hi_IN"/>
+        </w:rPr>
+        <w:t>23:37</w:t>
+      </w:r>
       <w:r>
         <w:rPr>
           <w:lang w:val="hi_IN" w:bidi="hi_IN"/>
@@ -7590,18 +5856,12 @@
           <w:lang w:val="hi_IN" w:bidi="hi_IN"/>
         </w:rPr>
       </w:r>
-      <w:hyperlink r:id="rId235">
-        <w:r>
-          <w:rPr>
-            <w:lang w:val="hi_IN" w:bidi="hi_IN"/>
-          </w:rPr>
-          <w:rPr>
-            <w:color w:val="0000EE"/>
-            <w:u w:val="single"/>
-          </w:rPr>
-          <w:t>व्यवस्थाविवरण 23:3–6</w:t>
-        </w:r>
-      </w:hyperlink>
+      <w:r>
+        <w:rPr>
+          <w:lang w:val="hi_IN" w:bidi="hi_IN"/>
+        </w:rPr>
+        <w:t>व्यवस्थाविवरण 23:3–6</w:t>
+      </w:r>
       <w:r>
         <w:rPr>
           <w:lang w:val="hi_IN" w:bidi="hi_IN"/>
